--- a/public/assets/template.docx
+++ b/public/assets/template.docx
@@ -18,7 +18,7 @@
           <w:sz w:val="52"/>
         </w:rPr>
         <w:drawing>
-          <wp:inline distT="0" distB="0" distL="0" distR="0" wp14:anchorId="473DFF5C" wp14:editId="4DA499BD">
+          <wp:inline distT="0" distB="0" distL="0" distR="0" wp14:anchorId="473DFF5C" wp14:editId="3EE8DDC0">
             <wp:extent cx="1293412" cy="1266825"/>
             <wp:effectExtent l="0" t="0" r="2540" b="0"/>
             <wp:docPr id="34" name="Picture 34" descr="Logo&#10;&#10;Description automatically generated"/>
@@ -1361,29 +1361,73 @@
                 <w:b/>
                 <w:color w:val="0066CC"/>
               </w:rPr>
-              <w:t>Mark</w:t>
-            </w:r>
-          </w:p>
-        </w:tc>
-        <w:tc>
-          <w:tcPr>
-            <w:tcW w:w="3369" w:type="dxa"/>
-          </w:tcPr>
-          <w:p>
-            <w:pPr>
+              <w:t>{{</w:t>
+            </w:r>
+            <w:proofErr w:type="spellStart"/>
+            <w:r>
               <w:rPr>
                 <w:rFonts w:ascii="Segoe UI Light" w:hAnsi="Segoe UI Light" w:cs="Segoe UI Light"/>
                 <w:b/>
                 <w:color w:val="0066CC"/>
               </w:rPr>
-            </w:pPr>
+              <w:t>clientP</w:t>
+            </w:r>
+            <w:proofErr w:type="spellEnd"/>
             <w:r>
               <w:rPr>
                 <w:rFonts w:ascii="Segoe UI Light" w:hAnsi="Segoe UI Light" w:cs="Segoe UI Light"/>
                 <w:b/>
                 <w:color w:val="0066CC"/>
               </w:rPr>
-              <w:t>Maria</w:t>
+              <w:t>referred}}</w:t>
+            </w:r>
+          </w:p>
+        </w:tc>
+        <w:tc>
+          <w:tcPr>
+            <w:tcW w:w="3369" w:type="dxa"/>
+          </w:tcPr>
+          <w:p>
+            <w:pPr>
+              <w:rPr>
+                <w:rFonts w:ascii="Segoe UI Light" w:hAnsi="Segoe UI Light" w:cs="Segoe UI Light"/>
+                <w:b/>
+                <w:color w:val="0066CC"/>
+              </w:rPr>
+            </w:pPr>
+            <w:r>
+              <w:rPr>
+                <w:rFonts w:ascii="Segoe UI Light" w:hAnsi="Segoe UI Light" w:cs="Segoe UI Light"/>
+                <w:b/>
+                <w:color w:val="0066CC"/>
+              </w:rPr>
+              <w:t>{{</w:t>
+            </w:r>
+            <w:proofErr w:type="spellStart"/>
+            <w:r>
+              <w:rPr>
+                <w:rFonts w:ascii="Segoe UI Light" w:hAnsi="Segoe UI Light" w:cs="Segoe UI Light"/>
+                <w:b/>
+                <w:color w:val="0066CC"/>
+              </w:rPr>
+              <w:t>partner</w:t>
+            </w:r>
+            <w:r>
+              <w:rPr>
+                <w:rFonts w:ascii="Segoe UI Light" w:hAnsi="Segoe UI Light" w:cs="Segoe UI Light"/>
+                <w:b/>
+                <w:color w:val="0066CC"/>
+              </w:rPr>
+              <w:t>Preferred</w:t>
+            </w:r>
+            <w:proofErr w:type="spellEnd"/>
+            <w:r>
+              <w:rPr>
+                <w:rFonts w:ascii="Segoe UI Light" w:hAnsi="Segoe UI Light" w:cs="Segoe UI Light"/>
+                <w:b/>
+                <w:color w:val="0066CC"/>
+              </w:rPr>
+              <w:t>}}</w:t>
             </w:r>
           </w:p>
         </w:tc>
@@ -1464,26 +1508,14 @@
               <w:rPr>
                 <w:rFonts w:ascii="Segoe UI Light" w:hAnsi="Segoe UI Light" w:cs="Segoe UI Light"/>
               </w:rPr>
-              <w:t>{</w:t>
-            </w:r>
-            <w:r>
-              <w:rPr>
-                <w:rFonts w:ascii="Segoe UI Light" w:hAnsi="Segoe UI Light" w:cs="Segoe UI Light"/>
-              </w:rPr>
-              <w:t>{</w:t>
+              <w:t>{{</w:t>
             </w:r>
             <w:proofErr w:type="spellStart"/>
             <w:r>
               <w:rPr>
                 <w:rFonts w:ascii="Segoe UI Light" w:hAnsi="Segoe UI Light" w:cs="Segoe UI Light"/>
               </w:rPr>
-              <w:t>partner</w:t>
-            </w:r>
-            <w:r>
-              <w:rPr>
-                <w:rFonts w:ascii="Segoe UI Light" w:hAnsi="Segoe UI Light" w:cs="Segoe UI Light"/>
-              </w:rPr>
-              <w:t>T</w:t>
+              <w:t>partnerT</w:t>
             </w:r>
             <w:r>
               <w:rPr>
@@ -1497,13 +1529,7 @@
               <w:rPr>
                 <w:rFonts w:ascii="Segoe UI Light" w:hAnsi="Segoe UI Light" w:cs="Segoe UI Light"/>
               </w:rPr>
-              <w:t>}</w:t>
-            </w:r>
-            <w:r>
-              <w:rPr>
-                <w:rFonts w:ascii="Segoe UI Light" w:hAnsi="Segoe UI Light" w:cs="Segoe UI Light"/>
-              </w:rPr>
-              <w:t>}</w:t>
+              <w:t>}}</w:t>
             </w:r>
           </w:p>
         </w:tc>
@@ -3142,27 +3168,71 @@
                 <w:b/>
                 <w:color w:val="0066CC"/>
               </w:rPr>
-              <w:t>Mark</w:t>
-            </w:r>
-          </w:p>
-        </w:tc>
-        <w:tc>
-          <w:tcPr>
-            <w:tcW w:w="3404" w:type="dxa"/>
-          </w:tcPr>
-          <w:p>
-            <w:pPr>
-              <w:rPr>
-                <w:rFonts w:ascii="Segoe UI Light" w:hAnsi="Segoe UI Light" w:cs="Segoe UI Light"/>
-              </w:rPr>
-            </w:pPr>
+              <w:t>{{</w:t>
+            </w:r>
+            <w:proofErr w:type="spellStart"/>
             <w:r>
               <w:rPr>
                 <w:rFonts w:ascii="Segoe UI Light" w:hAnsi="Segoe UI Light" w:cs="Segoe UI Light"/>
                 <w:b/>
                 <w:color w:val="0066CC"/>
               </w:rPr>
-              <w:t>Maria</w:t>
+              <w:t>clientPreferred</w:t>
+            </w:r>
+            <w:proofErr w:type="spellEnd"/>
+            <w:r>
+              <w:rPr>
+                <w:rFonts w:ascii="Segoe UI Light" w:hAnsi="Segoe UI Light" w:cs="Segoe UI Light"/>
+                <w:b/>
+                <w:color w:val="0066CC"/>
+              </w:rPr>
+              <w:t>}}</w:t>
+            </w:r>
+          </w:p>
+        </w:tc>
+        <w:tc>
+          <w:tcPr>
+            <w:tcW w:w="3404" w:type="dxa"/>
+          </w:tcPr>
+          <w:p>
+            <w:pPr>
+              <w:rPr>
+                <w:rFonts w:ascii="Segoe UI Light" w:hAnsi="Segoe UI Light" w:cs="Segoe UI Light"/>
+              </w:rPr>
+            </w:pPr>
+            <w:r>
+              <w:rPr>
+                <w:rFonts w:ascii="Segoe UI Light" w:hAnsi="Segoe UI Light" w:cs="Segoe UI Light"/>
+                <w:b/>
+                <w:color w:val="0066CC"/>
+              </w:rPr>
+              <w:t>{{</w:t>
+            </w:r>
+            <w:proofErr w:type="spellStart"/>
+            <w:r>
+              <w:rPr>
+                <w:rFonts w:ascii="Segoe UI Light" w:hAnsi="Segoe UI Light" w:cs="Segoe UI Light"/>
+                <w:b/>
+                <w:color w:val="0066CC"/>
+              </w:rPr>
+              <w:t>partner</w:t>
+            </w:r>
+            <w:r>
+              <w:rPr>
+                <w:rFonts w:ascii="Segoe UI Light" w:hAnsi="Segoe UI Light" w:cs="Segoe UI Light"/>
+                <w:b/>
+                <w:color w:val="0066CC"/>
+              </w:rPr>
+              <w:t>Preferred</w:t>
+            </w:r>
+            <w:proofErr w:type="spellEnd"/>
+            <w:r>
+              <w:rPr>
+                <w:rFonts w:ascii="Segoe UI Light" w:hAnsi="Segoe UI Light" w:cs="Segoe UI Light"/>
+                <w:b/>
+                <w:color w:val="0066CC"/>
+              </w:rPr>
+              <w:t>}}</w:t>
             </w:r>
           </w:p>
         </w:tc>
@@ -3880,13 +3950,13 @@
         <w:tblLook w:val="04A0" w:firstRow="1" w:lastRow="0" w:firstColumn="1" w:lastColumn="0" w:noHBand="0" w:noVBand="1"/>
       </w:tblPr>
       <w:tblGrid>
-        <w:gridCol w:w="2028"/>
-        <w:gridCol w:w="1385"/>
-        <w:gridCol w:w="1002"/>
-        <w:gridCol w:w="986"/>
-        <w:gridCol w:w="1213"/>
-        <w:gridCol w:w="1526"/>
-        <w:gridCol w:w="2316"/>
+        <w:gridCol w:w="2170"/>
+        <w:gridCol w:w="1323"/>
+        <w:gridCol w:w="960"/>
+        <w:gridCol w:w="945"/>
+        <w:gridCol w:w="1160"/>
+        <w:gridCol w:w="1456"/>
+        <w:gridCol w:w="2442"/>
       </w:tblGrid>
       <w:tr>
         <w:trPr>
@@ -4052,7 +4122,13 @@
               <w:rPr>
                 <w:rFonts w:ascii="Segoe UI Light" w:hAnsi="Segoe UI Light" w:cs="Segoe UI Light"/>
               </w:rPr>
-              <w:t>{{#items</w:t>
+              <w:t>{{#</w:t>
+            </w:r>
+            <w:r>
+              <w:rPr>
+                <w:rFonts w:ascii="Segoe UI Light" w:hAnsi="Segoe UI Light" w:cs="Segoe UI Light"/>
+              </w:rPr>
+              <w:t>childitem</w:t>
             </w:r>
             <w:proofErr w:type="gramStart"/>
             <w:r>
@@ -4106,13 +4182,7 @@
               <w:rPr>
                 <w:rFonts w:ascii="Segoe UI Light" w:hAnsi="Segoe UI Light" w:cs="Segoe UI Light"/>
               </w:rPr>
-              <w:t>child</w:t>
-            </w:r>
-            <w:r>
-              <w:rPr>
-                <w:rFonts w:ascii="Segoe UI Light" w:hAnsi="Segoe UI Light" w:cs="Segoe UI Light"/>
-              </w:rPr>
-              <w:t>Last</w:t>
+              <w:t>childLast</w:t>
             </w:r>
             <w:proofErr w:type="spellEnd"/>
             <w:r>
@@ -4339,7 +4409,21 @@
               <w:rPr>
                 <w:rFonts w:ascii="Segoe UI Light" w:hAnsi="Segoe UI Light" w:cs="Segoe UI Light"/>
               </w:rPr>
-              <w:t>{/items}}</w:t>
+              <w:t>{/</w:t>
+            </w:r>
+            <w:proofErr w:type="spellStart"/>
+            <w:r>
+              <w:rPr>
+                <w:rFonts w:ascii="Segoe UI Light" w:hAnsi="Segoe UI Light" w:cs="Segoe UI Light"/>
+              </w:rPr>
+              <w:t>childitem</w:t>
+            </w:r>
+            <w:proofErr w:type="spellEnd"/>
+            <w:r>
+              <w:rPr>
+                <w:rFonts w:ascii="Segoe UI Light" w:hAnsi="Segoe UI Light" w:cs="Segoe UI Light"/>
+              </w:rPr>
+              <w:t>}}</w:t>
             </w:r>
           </w:p>
         </w:tc>
@@ -4393,19 +4477,19 @@
         </w:trPr>
         <w:tc>
           <w:tcPr>
-            <w:tcW w:w="4261" w:type="dxa"/>
-          </w:tcPr>
-          <w:p>
-            <w:pPr>
-              <w:rPr>
-                <w:rFonts w:ascii="Segoe UI Light" w:hAnsi="Segoe UI Light" w:cs="Segoe UI Light"/>
-              </w:rPr>
-            </w:pPr>
-          </w:p>
-        </w:tc>
-        <w:tc>
-          <w:tcPr>
-            <w:tcW w:w="3036" w:type="dxa"/>
+            <w:tcW w:w="2664" w:type="dxa"/>
+          </w:tcPr>
+          <w:p>
+            <w:pPr>
+              <w:rPr>
+                <w:rFonts w:ascii="Segoe UI Light" w:hAnsi="Segoe UI Light" w:cs="Segoe UI Light"/>
+              </w:rPr>
+            </w:pPr>
+          </w:p>
+        </w:tc>
+        <w:tc>
+          <w:tcPr>
+            <w:tcW w:w="3636" w:type="dxa"/>
           </w:tcPr>
           <w:p>
             <w:pPr>
@@ -4419,27 +4503,71 @@
                 <w:b/>
                 <w:color w:val="0066CC"/>
               </w:rPr>
-              <w:t>Mark</w:t>
-            </w:r>
-          </w:p>
-        </w:tc>
-        <w:tc>
-          <w:tcPr>
-            <w:tcW w:w="2811" w:type="dxa"/>
-          </w:tcPr>
-          <w:p>
-            <w:pPr>
-              <w:rPr>
-                <w:rFonts w:ascii="Segoe UI Light" w:hAnsi="Segoe UI Light" w:cs="Segoe UI Light"/>
-              </w:rPr>
-            </w:pPr>
+              <w:t>{{</w:t>
+            </w:r>
+            <w:proofErr w:type="spellStart"/>
             <w:r>
               <w:rPr>
                 <w:rFonts w:ascii="Segoe UI Light" w:hAnsi="Segoe UI Light" w:cs="Segoe UI Light"/>
                 <w:b/>
                 <w:color w:val="0066CC"/>
               </w:rPr>
-              <w:t>Maria</w:t>
+              <w:t>clientPreferred</w:t>
+            </w:r>
+            <w:proofErr w:type="spellEnd"/>
+            <w:r>
+              <w:rPr>
+                <w:rFonts w:ascii="Segoe UI Light" w:hAnsi="Segoe UI Light" w:cs="Segoe UI Light"/>
+                <w:b/>
+                <w:color w:val="0066CC"/>
+              </w:rPr>
+              <w:t>}}</w:t>
+            </w:r>
+          </w:p>
+        </w:tc>
+        <w:tc>
+          <w:tcPr>
+            <w:tcW w:w="3808" w:type="dxa"/>
+          </w:tcPr>
+          <w:p>
+            <w:pPr>
+              <w:rPr>
+                <w:rFonts w:ascii="Segoe UI Light" w:hAnsi="Segoe UI Light" w:cs="Segoe UI Light"/>
+              </w:rPr>
+            </w:pPr>
+            <w:r>
+              <w:rPr>
+                <w:rFonts w:ascii="Segoe UI Light" w:hAnsi="Segoe UI Light" w:cs="Segoe UI Light"/>
+                <w:b/>
+                <w:color w:val="0066CC"/>
+              </w:rPr>
+              <w:t>{{</w:t>
+            </w:r>
+            <w:proofErr w:type="spellStart"/>
+            <w:r>
+              <w:rPr>
+                <w:rFonts w:ascii="Segoe UI Light" w:hAnsi="Segoe UI Light" w:cs="Segoe UI Light"/>
+                <w:b/>
+                <w:color w:val="0066CC"/>
+              </w:rPr>
+              <w:t>partner</w:t>
+            </w:r>
+            <w:r>
+              <w:rPr>
+                <w:rFonts w:ascii="Segoe UI Light" w:hAnsi="Segoe UI Light" w:cs="Segoe UI Light"/>
+                <w:b/>
+                <w:color w:val="0066CC"/>
+              </w:rPr>
+              <w:t>Preferred</w:t>
+            </w:r>
+            <w:proofErr w:type="spellEnd"/>
+            <w:r>
+              <w:rPr>
+                <w:rFonts w:ascii="Segoe UI Light" w:hAnsi="Segoe UI Light" w:cs="Segoe UI Light"/>
+                <w:b/>
+                <w:color w:val="0066CC"/>
+              </w:rPr>
+              <w:t>}}</w:t>
             </w:r>
           </w:p>
         </w:tc>
@@ -4450,7 +4578,7 @@
         </w:trPr>
         <w:tc>
           <w:tcPr>
-            <w:tcW w:w="4261" w:type="dxa"/>
+            <w:tcW w:w="2664" w:type="dxa"/>
           </w:tcPr>
           <w:p>
             <w:pPr>
@@ -4470,7 +4598,7 @@
         </w:tc>
         <w:tc>
           <w:tcPr>
-            <w:tcW w:w="3036" w:type="dxa"/>
+            <w:tcW w:w="3636" w:type="dxa"/>
           </w:tcPr>
           <w:p>
             <w:pPr>
@@ -4502,7 +4630,7 @@
         </w:tc>
         <w:tc>
           <w:tcPr>
-            <w:tcW w:w="2811" w:type="dxa"/>
+            <w:tcW w:w="3808" w:type="dxa"/>
           </w:tcPr>
           <w:p>
             <w:pPr>
@@ -4545,7 +4673,7 @@
         </w:trPr>
         <w:tc>
           <w:tcPr>
-            <w:tcW w:w="4261" w:type="dxa"/>
+            <w:tcW w:w="2664" w:type="dxa"/>
           </w:tcPr>
           <w:p>
             <w:pPr>
@@ -4565,7 +4693,7 @@
         </w:tc>
         <w:tc>
           <w:tcPr>
-            <w:tcW w:w="3036" w:type="dxa"/>
+            <w:tcW w:w="3636" w:type="dxa"/>
           </w:tcPr>
           <w:p>
             <w:pPr>
@@ -4611,7 +4739,7 @@
         </w:tc>
         <w:tc>
           <w:tcPr>
-            <w:tcW w:w="2811" w:type="dxa"/>
+            <w:tcW w:w="3808" w:type="dxa"/>
           </w:tcPr>
           <w:p>
             <w:pPr>
@@ -4661,7 +4789,7 @@
         </w:trPr>
         <w:tc>
           <w:tcPr>
-            <w:tcW w:w="4261" w:type="dxa"/>
+            <w:tcW w:w="2664" w:type="dxa"/>
           </w:tcPr>
           <w:p>
             <w:pPr>
@@ -4681,7 +4809,7 @@
         </w:tc>
         <w:tc>
           <w:tcPr>
-            <w:tcW w:w="3036" w:type="dxa"/>
+            <w:tcW w:w="3636" w:type="dxa"/>
           </w:tcPr>
           <w:p>
             <w:pPr>
@@ -4725,7 +4853,7 @@
         </w:tc>
         <w:tc>
           <w:tcPr>
-            <w:tcW w:w="2811" w:type="dxa"/>
+            <w:tcW w:w="3808" w:type="dxa"/>
           </w:tcPr>
           <w:p>
             <w:pPr>
@@ -4774,7 +4902,7 @@
         </w:trPr>
         <w:tc>
           <w:tcPr>
-            <w:tcW w:w="4261" w:type="dxa"/>
+            <w:tcW w:w="2664" w:type="dxa"/>
           </w:tcPr>
           <w:p>
             <w:pPr>
@@ -4794,7 +4922,7 @@
         </w:tc>
         <w:tc>
           <w:tcPr>
-            <w:tcW w:w="3036" w:type="dxa"/>
+            <w:tcW w:w="3636" w:type="dxa"/>
           </w:tcPr>
           <w:p>
             <w:pPr>
@@ -4838,7 +4966,7 @@
         </w:tc>
         <w:tc>
           <w:tcPr>
-            <w:tcW w:w="2811" w:type="dxa"/>
+            <w:tcW w:w="3808" w:type="dxa"/>
           </w:tcPr>
           <w:p>
             <w:pPr>
@@ -4887,7 +5015,7 @@
         </w:trPr>
         <w:tc>
           <w:tcPr>
-            <w:tcW w:w="4261" w:type="dxa"/>
+            <w:tcW w:w="2664" w:type="dxa"/>
           </w:tcPr>
           <w:p>
             <w:pPr>
@@ -4907,7 +5035,7 @@
         </w:tc>
         <w:tc>
           <w:tcPr>
-            <w:tcW w:w="3036" w:type="dxa"/>
+            <w:tcW w:w="3636" w:type="dxa"/>
           </w:tcPr>
           <w:p>
             <w:pPr>
@@ -4953,7 +5081,7 @@
         </w:tc>
         <w:tc>
           <w:tcPr>
-            <w:tcW w:w="2811" w:type="dxa"/>
+            <w:tcW w:w="3808" w:type="dxa"/>
           </w:tcPr>
           <w:p>
             <w:pPr>
@@ -5003,7 +5131,7 @@
         </w:trPr>
         <w:tc>
           <w:tcPr>
-            <w:tcW w:w="4261" w:type="dxa"/>
+            <w:tcW w:w="2664" w:type="dxa"/>
           </w:tcPr>
           <w:p>
             <w:pPr>
@@ -5023,7 +5151,7 @@
         </w:tc>
         <w:tc>
           <w:tcPr>
-            <w:tcW w:w="3036" w:type="dxa"/>
+            <w:tcW w:w="3636" w:type="dxa"/>
           </w:tcPr>
           <w:p>
             <w:pPr>
@@ -5069,7 +5197,7 @@
         </w:tc>
         <w:tc>
           <w:tcPr>
-            <w:tcW w:w="2811" w:type="dxa"/>
+            <w:tcW w:w="3808" w:type="dxa"/>
           </w:tcPr>
           <w:p>
             <w:pPr>
@@ -5119,7 +5247,7 @@
         </w:trPr>
         <w:tc>
           <w:tcPr>
-            <w:tcW w:w="4261" w:type="dxa"/>
+            <w:tcW w:w="2664" w:type="dxa"/>
           </w:tcPr>
           <w:p>
             <w:pPr>
@@ -5139,7 +5267,7 @@
         </w:tc>
         <w:tc>
           <w:tcPr>
-            <w:tcW w:w="3036" w:type="dxa"/>
+            <w:tcW w:w="3636" w:type="dxa"/>
           </w:tcPr>
           <w:p>
             <w:pPr>
@@ -5171,7 +5299,7 @@
         </w:tc>
         <w:tc>
           <w:tcPr>
-            <w:tcW w:w="2811" w:type="dxa"/>
+            <w:tcW w:w="3808" w:type="dxa"/>
           </w:tcPr>
           <w:p>
             <w:pPr>
@@ -5207,7 +5335,7 @@
         </w:trPr>
         <w:tc>
           <w:tcPr>
-            <w:tcW w:w="4261" w:type="dxa"/>
+            <w:tcW w:w="2664" w:type="dxa"/>
           </w:tcPr>
           <w:p>
             <w:pPr>
@@ -5227,7 +5355,7 @@
         </w:tc>
         <w:tc>
           <w:tcPr>
-            <w:tcW w:w="3036" w:type="dxa"/>
+            <w:tcW w:w="3636" w:type="dxa"/>
           </w:tcPr>
           <w:p>
             <w:pPr>
@@ -5273,7 +5401,7 @@
         </w:tc>
         <w:tc>
           <w:tcPr>
-            <w:tcW w:w="2811" w:type="dxa"/>
+            <w:tcW w:w="3808" w:type="dxa"/>
           </w:tcPr>
           <w:p>
             <w:pPr>
@@ -5323,7 +5451,7 @@
         </w:trPr>
         <w:tc>
           <w:tcPr>
-            <w:tcW w:w="4261" w:type="dxa"/>
+            <w:tcW w:w="2664" w:type="dxa"/>
           </w:tcPr>
           <w:p>
             <w:pPr>
@@ -5343,7 +5471,7 @@
         </w:tc>
         <w:tc>
           <w:tcPr>
-            <w:tcW w:w="3036" w:type="dxa"/>
+            <w:tcW w:w="3636" w:type="dxa"/>
           </w:tcPr>
           <w:p>
             <w:pPr>
@@ -5389,7 +5517,7 @@
         </w:tc>
         <w:tc>
           <w:tcPr>
-            <w:tcW w:w="2811" w:type="dxa"/>
+            <w:tcW w:w="3808" w:type="dxa"/>
           </w:tcPr>
           <w:p>
             <w:pPr>
@@ -5440,7 +5568,7 @@
         </w:trPr>
         <w:tc>
           <w:tcPr>
-            <w:tcW w:w="4261" w:type="dxa"/>
+            <w:tcW w:w="2664" w:type="dxa"/>
           </w:tcPr>
           <w:p>
             <w:pPr>
@@ -5460,7 +5588,7 @@
         </w:tc>
         <w:tc>
           <w:tcPr>
-            <w:tcW w:w="3036" w:type="dxa"/>
+            <w:tcW w:w="3636" w:type="dxa"/>
           </w:tcPr>
           <w:p>
             <w:pPr>
@@ -5506,7 +5634,7 @@
         </w:tc>
         <w:tc>
           <w:tcPr>
-            <w:tcW w:w="2811" w:type="dxa"/>
+            <w:tcW w:w="3808" w:type="dxa"/>
           </w:tcPr>
           <w:p>
             <w:pPr>
@@ -5584,7 +5712,7 @@
         </w:trPr>
         <w:tc>
           <w:tcPr>
-            <w:tcW w:w="4261" w:type="dxa"/>
+            <w:tcW w:w="2664" w:type="dxa"/>
           </w:tcPr>
           <w:p>
             <w:pPr>
@@ -5604,7 +5732,7 @@
         </w:tc>
         <w:tc>
           <w:tcPr>
-            <w:tcW w:w="3036" w:type="dxa"/>
+            <w:tcW w:w="3636" w:type="dxa"/>
           </w:tcPr>
           <w:p>
             <w:pPr>
@@ -5650,7 +5778,7 @@
         </w:tc>
         <w:tc>
           <w:tcPr>
-            <w:tcW w:w="2811" w:type="dxa"/>
+            <w:tcW w:w="3808" w:type="dxa"/>
           </w:tcPr>
           <w:p>
             <w:pPr>
@@ -5700,7 +5828,7 @@
         </w:trPr>
         <w:tc>
           <w:tcPr>
-            <w:tcW w:w="4261" w:type="dxa"/>
+            <w:tcW w:w="2664" w:type="dxa"/>
           </w:tcPr>
           <w:p>
             <w:pPr>
@@ -5720,7 +5848,7 @@
         </w:tc>
         <w:tc>
           <w:tcPr>
-            <w:tcW w:w="3036" w:type="dxa"/>
+            <w:tcW w:w="3636" w:type="dxa"/>
           </w:tcPr>
           <w:p>
             <w:pPr>
@@ -5766,7 +5894,7 @@
         </w:tc>
         <w:tc>
           <w:tcPr>
-            <w:tcW w:w="2811" w:type="dxa"/>
+            <w:tcW w:w="3808" w:type="dxa"/>
           </w:tcPr>
           <w:p>
             <w:pPr>
@@ -5816,7 +5944,7 @@
         </w:trPr>
         <w:tc>
           <w:tcPr>
-            <w:tcW w:w="4261" w:type="dxa"/>
+            <w:tcW w:w="2664" w:type="dxa"/>
           </w:tcPr>
           <w:p>
             <w:pPr>
@@ -5836,7 +5964,7 @@
         </w:tc>
         <w:tc>
           <w:tcPr>
-            <w:tcW w:w="3036" w:type="dxa"/>
+            <w:tcW w:w="3636" w:type="dxa"/>
           </w:tcPr>
           <w:p>
             <w:pPr>
@@ -5882,7 +6010,7 @@
         </w:tc>
         <w:tc>
           <w:tcPr>
-            <w:tcW w:w="2811" w:type="dxa"/>
+            <w:tcW w:w="3808" w:type="dxa"/>
           </w:tcPr>
           <w:p>
             <w:pPr>
@@ -5932,7 +6060,7 @@
         </w:trPr>
         <w:tc>
           <w:tcPr>
-            <w:tcW w:w="4261" w:type="dxa"/>
+            <w:tcW w:w="2664" w:type="dxa"/>
           </w:tcPr>
           <w:p>
             <w:pPr>
@@ -5952,7 +6080,7 @@
         </w:tc>
         <w:tc>
           <w:tcPr>
-            <w:tcW w:w="3036" w:type="dxa"/>
+            <w:tcW w:w="3636" w:type="dxa"/>
           </w:tcPr>
           <w:p>
             <w:pPr>
@@ -5986,7 +6114,7 @@
         </w:tc>
         <w:tc>
           <w:tcPr>
-            <w:tcW w:w="2811" w:type="dxa"/>
+            <w:tcW w:w="3808" w:type="dxa"/>
           </w:tcPr>
           <w:p>
             <w:pPr>
@@ -6024,7 +6152,7 @@
         </w:trPr>
         <w:tc>
           <w:tcPr>
-            <w:tcW w:w="4261" w:type="dxa"/>
+            <w:tcW w:w="2664" w:type="dxa"/>
           </w:tcPr>
           <w:p>
             <w:pPr>
@@ -6044,7 +6172,7 @@
         </w:tc>
         <w:tc>
           <w:tcPr>
-            <w:tcW w:w="3036" w:type="dxa"/>
+            <w:tcW w:w="3636" w:type="dxa"/>
           </w:tcPr>
           <w:p>
             <w:pPr>
@@ -6090,7 +6218,7 @@
         </w:tc>
         <w:tc>
           <w:tcPr>
-            <w:tcW w:w="2811" w:type="dxa"/>
+            <w:tcW w:w="3808" w:type="dxa"/>
           </w:tcPr>
           <w:p>
             <w:pPr>
@@ -6168,7 +6296,7 @@
         </w:trPr>
         <w:tc>
           <w:tcPr>
-            <w:tcW w:w="4261" w:type="dxa"/>
+            <w:tcW w:w="2664" w:type="dxa"/>
           </w:tcPr>
           <w:p>
             <w:pPr>
@@ -6188,7 +6316,7 @@
         </w:tc>
         <w:tc>
           <w:tcPr>
-            <w:tcW w:w="3036" w:type="dxa"/>
+            <w:tcW w:w="3636" w:type="dxa"/>
           </w:tcPr>
           <w:p>
             <w:pPr>
@@ -6234,7 +6362,7 @@
         </w:tc>
         <w:tc>
           <w:tcPr>
-            <w:tcW w:w="2811" w:type="dxa"/>
+            <w:tcW w:w="3808" w:type="dxa"/>
           </w:tcPr>
           <w:p>
             <w:pPr>
@@ -6284,7 +6412,7 @@
         </w:trPr>
         <w:tc>
           <w:tcPr>
-            <w:tcW w:w="4261" w:type="dxa"/>
+            <w:tcW w:w="2664" w:type="dxa"/>
           </w:tcPr>
           <w:p>
             <w:pPr>
@@ -6304,7 +6432,7 @@
         </w:tc>
         <w:tc>
           <w:tcPr>
-            <w:tcW w:w="3036" w:type="dxa"/>
+            <w:tcW w:w="3636" w:type="dxa"/>
           </w:tcPr>
           <w:p>
             <w:pPr>
@@ -6350,7 +6478,7 @@
         </w:tc>
         <w:tc>
           <w:tcPr>
-            <w:tcW w:w="2811" w:type="dxa"/>
+            <w:tcW w:w="3808" w:type="dxa"/>
           </w:tcPr>
           <w:p>
             <w:pPr>
@@ -6401,7 +6529,7 @@
         </w:trPr>
         <w:tc>
           <w:tcPr>
-            <w:tcW w:w="4261" w:type="dxa"/>
+            <w:tcW w:w="2664" w:type="dxa"/>
           </w:tcPr>
           <w:p>
             <w:pPr>
@@ -6421,7 +6549,7 @@
         </w:tc>
         <w:tc>
           <w:tcPr>
-            <w:tcW w:w="3036" w:type="dxa"/>
+            <w:tcW w:w="3636" w:type="dxa"/>
           </w:tcPr>
           <w:p>
             <w:pPr>
@@ -6467,7 +6595,7 @@
         </w:tc>
         <w:tc>
           <w:tcPr>
-            <w:tcW w:w="2811" w:type="dxa"/>
+            <w:tcW w:w="3808" w:type="dxa"/>
           </w:tcPr>
           <w:p>
             <w:pPr>
@@ -6613,27 +6741,71 @@
                 <w:b/>
                 <w:color w:val="0066CC"/>
               </w:rPr>
-              <w:t>Mark</w:t>
-            </w:r>
-          </w:p>
-        </w:tc>
-        <w:tc>
-          <w:tcPr>
-            <w:tcW w:w="3433" w:type="dxa"/>
-          </w:tcPr>
-          <w:p>
-            <w:pPr>
-              <w:rPr>
-                <w:rFonts w:ascii="Segoe UI Light" w:hAnsi="Segoe UI Light" w:cs="Segoe UI Light"/>
-              </w:rPr>
-            </w:pPr>
+              <w:t>{{</w:t>
+            </w:r>
+            <w:proofErr w:type="spellStart"/>
             <w:r>
               <w:rPr>
                 <w:rFonts w:ascii="Segoe UI Light" w:hAnsi="Segoe UI Light" w:cs="Segoe UI Light"/>
                 <w:b/>
                 <w:color w:val="0066CC"/>
               </w:rPr>
-              <w:t>Maria</w:t>
+              <w:t>clientPreferred</w:t>
+            </w:r>
+            <w:proofErr w:type="spellEnd"/>
+            <w:r>
+              <w:rPr>
+                <w:rFonts w:ascii="Segoe UI Light" w:hAnsi="Segoe UI Light" w:cs="Segoe UI Light"/>
+                <w:b/>
+                <w:color w:val="0066CC"/>
+              </w:rPr>
+              <w:t>}}</w:t>
+            </w:r>
+          </w:p>
+        </w:tc>
+        <w:tc>
+          <w:tcPr>
+            <w:tcW w:w="3433" w:type="dxa"/>
+          </w:tcPr>
+          <w:p>
+            <w:pPr>
+              <w:rPr>
+                <w:rFonts w:ascii="Segoe UI Light" w:hAnsi="Segoe UI Light" w:cs="Segoe UI Light"/>
+              </w:rPr>
+            </w:pPr>
+            <w:r>
+              <w:rPr>
+                <w:rFonts w:ascii="Segoe UI Light" w:hAnsi="Segoe UI Light" w:cs="Segoe UI Light"/>
+                <w:b/>
+                <w:color w:val="0066CC"/>
+              </w:rPr>
+              <w:t>{{</w:t>
+            </w:r>
+            <w:proofErr w:type="spellStart"/>
+            <w:r>
+              <w:rPr>
+                <w:rFonts w:ascii="Segoe UI Light" w:hAnsi="Segoe UI Light" w:cs="Segoe UI Light"/>
+                <w:b/>
+                <w:color w:val="0066CC"/>
+              </w:rPr>
+              <w:t>partner</w:t>
+            </w:r>
+            <w:r>
+              <w:rPr>
+                <w:rFonts w:ascii="Segoe UI Light" w:hAnsi="Segoe UI Light" w:cs="Segoe UI Light"/>
+                <w:b/>
+                <w:color w:val="0066CC"/>
+              </w:rPr>
+              <w:t>Preferred</w:t>
+            </w:r>
+            <w:proofErr w:type="spellEnd"/>
+            <w:r>
+              <w:rPr>
+                <w:rFonts w:ascii="Segoe UI Light" w:hAnsi="Segoe UI Light" w:cs="Segoe UI Light"/>
+                <w:b/>
+                <w:color w:val="0066CC"/>
+              </w:rPr>
+              <w:t>}}</w:t>
             </w:r>
           </w:p>
         </w:tc>
@@ -7533,13 +7705,7 @@
               <w:rPr>
                 <w:rFonts w:ascii="Segoe UI Light" w:hAnsi="Segoe UI Light" w:cs="Segoe UI Light"/>
               </w:rPr>
-              <w:t>Frequency</w:t>
-            </w:r>
-            <w:r>
-              <w:rPr>
-                <w:rFonts w:ascii="Segoe UI Light" w:hAnsi="Segoe UI Light" w:cs="Segoe UI Light"/>
-              </w:rPr>
-              <w:t>1}}</w:t>
+              <w:t>Frequency1}}</w:t>
             </w:r>
           </w:p>
         </w:tc>
@@ -7581,13 +7747,7 @@
               <w:rPr>
                 <w:rFonts w:ascii="Segoe UI Light" w:hAnsi="Segoe UI Light" w:cs="Segoe UI Light"/>
               </w:rPr>
-              <w:t>Total</w:t>
-            </w:r>
-            <w:r>
-              <w:rPr>
-                <w:rFonts w:ascii="Segoe UI Light" w:hAnsi="Segoe UI Light" w:cs="Segoe UI Light"/>
-              </w:rPr>
-              <w:t>1}}</w:t>
+              <w:t>Total1}}</w:t>
             </w:r>
           </w:p>
         </w:tc>
@@ -11260,7 +11420,7 @@
           <w:rFonts w:ascii="Segoe UI Light" w:hAnsi="Segoe UI Light" w:cs="Segoe UI Light"/>
         </w:rPr>
         <w:pict w14:anchorId="169E49CE">
-          <v:shape id="_x0000_i1027" type="#_x0000_t75" style="width:6.6pt;height:10.8pt;visibility:visible;mso-wrap-style:square" filled="t">
+          <v:shape id="_x0000_i1027" type="#_x0000_t75" style="width:6.75pt;height:10.5pt;visibility:visible;mso-wrap-style:square" filled="t">
             <v:imagedata r:id="rId15" o:title=""/>
           </v:shape>
         </w:pict>
@@ -11771,7 +11931,7 @@
           <w:rFonts w:ascii="Segoe UI Light" w:hAnsi="Segoe UI Light" w:cs="Segoe UI Light"/>
         </w:rPr>
         <w:pict w14:anchorId="2EBC52B5">
-          <v:shape id="_x0000_i1028" type="#_x0000_t75" style="width:6.6pt;height:10.8pt;visibility:visible;mso-wrap-style:square" filled="t">
+          <v:shape id="_x0000_i1028" type="#_x0000_t75" style="width:6.75pt;height:10.5pt;visibility:visible;mso-wrap-style:square" filled="t">
             <v:imagedata r:id="rId15" o:title=""/>
           </v:shape>
         </w:pict>
@@ -15339,14 +15499,14 @@
         <v:path o:extrusionok="f" gradientshapeok="t" o:connecttype="rect"/>
         <o:lock v:ext="edit" aspectratio="t"/>
       </v:shapetype>
-      <v:shape id="Picture 1538407619" o:spid="_x0000_i1025" type="#_x0000_t75" style="width:6pt;height:7.8pt;visibility:visible;mso-wrap-style:square" o:bullet="t" filled="t">
+      <v:shape id="Picture 1538407619" o:spid="_x0000_i1025" type="#_x0000_t75" style="width:6pt;height:7.5pt;visibility:visible;mso-wrap-style:square" o:bullet="t" filled="t">
         <v:imagedata r:id="rId1" o:title=""/>
       </v:shape>
     </w:pict>
   </w:numPicBullet>
   <w:numPicBullet w:numPicBulletId="1">
     <w:pict>
-      <v:shape id="Picture 1936811898" o:spid="_x0000_i1026" type="#_x0000_t75" style="width:6.6pt;height:9pt;visibility:visible;mso-wrap-style:square" o:bullet="t" filled="t">
+      <v:shape id="Picture 1936811898" o:spid="_x0000_i1026" type="#_x0000_t75" style="width:6.75pt;height:9pt;visibility:visible;mso-wrap-style:square" o:bullet="t" filled="t">
         <v:imagedata r:id="rId2" o:title=""/>
       </v:shape>
     </w:pict>
@@ -16849,6 +17009,7 @@
   <w:style w:type="character" w:default="1" w:styleId="DefaultParagraphFont">
     <w:name w:val="Default Paragraph Font"/>
     <w:uiPriority w:val="1"/>
+    <w:semiHidden/>
     <w:unhideWhenUsed/>
   </w:style>
   <w:style w:type="table" w:default="1" w:styleId="TableNormal">

--- a/public/assets/template.docx
+++ b/public/assets/template.docx
@@ -18,7 +18,7 @@
           <w:sz w:val="52"/>
         </w:rPr>
         <w:drawing>
-          <wp:inline distT="0" distB="0" distL="0" distR="0" wp14:anchorId="473DFF5C" wp14:editId="3EE8DDC0">
+          <wp:inline distT="0" distB="0" distL="0" distR="0" wp14:anchorId="473DFF5C" wp14:editId="10DE7ECD">
             <wp:extent cx="1293412" cy="1266825"/>
             <wp:effectExtent l="0" t="0" r="2540" b="0"/>
             <wp:docPr id="34" name="Picture 34" descr="Logo&#10;&#10;Description automatically generated"/>
@@ -943,19 +943,21 @@
         <w:tc>
           <w:tcPr>
             <w:tcW w:w="2263" w:type="dxa"/>
+            <w:shd w:val="clear" w:color="auto" w:fill="004E99"/>
           </w:tcPr>
           <w:p>
             <w:pPr>
               <w:jc w:val="both"/>
               <w:rPr>
                 <w:rFonts w:ascii="Segoe UI Light" w:hAnsi="Segoe UI Light" w:cs="Segoe UI Light"/>
+                <w:color w:val="FFFFFF" w:themeColor="background1"/>
               </w:rPr>
             </w:pPr>
             <w:r>
               <w:rPr>
                 <w:rFonts w:ascii="Segoe UI Light" w:hAnsi="Segoe UI Light" w:cs="Segoe UI Light"/>
                 <w:b/>
-                <w:color w:val="0066CC"/>
+                <w:color w:val="FFFFFF" w:themeColor="background1"/>
               </w:rPr>
               <w:t>Goal</w:t>
             </w:r>
@@ -964,6 +966,7 @@
         <w:tc>
           <w:tcPr>
             <w:tcW w:w="1925" w:type="dxa"/>
+            <w:shd w:val="clear" w:color="auto" w:fill="004E99"/>
             <w:vAlign w:val="center"/>
           </w:tcPr>
           <w:p>
@@ -972,14 +975,14 @@
               <w:rPr>
                 <w:rFonts w:ascii="Segoe UI Light" w:hAnsi="Segoe UI Light" w:cs="Segoe UI Light"/>
                 <w:b/>
-                <w:color w:val="0066CC"/>
+                <w:color w:val="FFFFFF" w:themeColor="background1"/>
               </w:rPr>
             </w:pPr>
             <w:r>
               <w:rPr>
                 <w:rFonts w:ascii="Segoe UI Light" w:hAnsi="Segoe UI Light" w:cs="Segoe UI Light"/>
                 <w:b/>
-                <w:color w:val="0066CC"/>
+                <w:color w:val="FFFFFF" w:themeColor="background1"/>
               </w:rPr>
               <w:t>Scope</w:t>
             </w:r>
@@ -988,6 +991,7 @@
         <w:tc>
           <w:tcPr>
             <w:tcW w:w="3462" w:type="dxa"/>
+            <w:shd w:val="clear" w:color="auto" w:fill="004E99"/>
             <w:vAlign w:val="center"/>
           </w:tcPr>
           <w:p>
@@ -996,30 +1000,47 @@
               <w:rPr>
                 <w:rFonts w:ascii="Segoe UI Light" w:hAnsi="Segoe UI Light" w:cs="Segoe UI Light"/>
                 <w:b/>
-                <w:color w:val="0066CC"/>
+                <w:color w:val="FFFFFF" w:themeColor="background1"/>
               </w:rPr>
             </w:pPr>
             <w:r>
               <w:rPr>
                 <w:rFonts w:ascii="Segoe UI Light" w:hAnsi="Segoe UI Light" w:cs="Segoe UI Light"/>
                 <w:b/>
-                <w:color w:val="0066CC"/>
-              </w:rPr>
-              <w:t>Des</w:t>
-            </w:r>
-            <w:r>
+                <w:color w:val="FFFFFF" w:themeColor="background1"/>
+              </w:rPr>
+              <w:t xml:space="preserve">Description </w:t>
+            </w:r>
+          </w:p>
+        </w:tc>
+        <w:tc>
+          <w:tcPr>
+            <w:tcW w:w="1134" w:type="dxa"/>
+            <w:shd w:val="clear" w:color="auto" w:fill="004E99"/>
+            <w:vAlign w:val="center"/>
+          </w:tcPr>
+          <w:p>
+            <w:pPr>
               <w:rPr>
                 <w:rFonts w:ascii="Segoe UI Light" w:hAnsi="Segoe UI Light" w:cs="Segoe UI Light"/>
                 <w:b/>
-                <w:color w:val="0066CC"/>
-              </w:rPr>
-              <w:t xml:space="preserve">cription </w:t>
-            </w:r>
-          </w:p>
-        </w:tc>
-        <w:tc>
-          <w:tcPr>
-            <w:tcW w:w="1134" w:type="dxa"/>
+                <w:color w:val="FFFFFF" w:themeColor="background1"/>
+              </w:rPr>
+            </w:pPr>
+            <w:r>
+              <w:rPr>
+                <w:rFonts w:ascii="Segoe UI Light" w:hAnsi="Segoe UI Light" w:cs="Segoe UI Light"/>
+                <w:b/>
+                <w:color w:val="FFFFFF" w:themeColor="background1"/>
+              </w:rPr>
+              <w:t>When</w:t>
+            </w:r>
+          </w:p>
+        </w:tc>
+        <w:tc>
+          <w:tcPr>
+            <w:tcW w:w="1687" w:type="dxa"/>
+            <w:shd w:val="clear" w:color="auto" w:fill="004E99"/>
             <w:vAlign w:val="center"/>
           </w:tcPr>
           <w:p>
@@ -1027,37 +1048,14 @@
               <w:rPr>
                 <w:rFonts w:ascii="Segoe UI Light" w:hAnsi="Segoe UI Light" w:cs="Segoe UI Light"/>
                 <w:b/>
-                <w:color w:val="0066CC"/>
+                <w:color w:val="FFFFFF" w:themeColor="background1"/>
               </w:rPr>
             </w:pPr>
             <w:r>
               <w:rPr>
                 <w:rFonts w:ascii="Segoe UI Light" w:hAnsi="Segoe UI Light" w:cs="Segoe UI Light"/>
                 <w:b/>
-                <w:color w:val="0066CC"/>
-              </w:rPr>
-              <w:t>When</w:t>
-            </w:r>
-          </w:p>
-        </w:tc>
-        <w:tc>
-          <w:tcPr>
-            <w:tcW w:w="1687" w:type="dxa"/>
-            <w:vAlign w:val="center"/>
-          </w:tcPr>
-          <w:p>
-            <w:pPr>
-              <w:rPr>
-                <w:rFonts w:ascii="Segoe UI Light" w:hAnsi="Segoe UI Light" w:cs="Segoe UI Light"/>
-                <w:b/>
-                <w:color w:val="0066CC"/>
-              </w:rPr>
-            </w:pPr>
-            <w:r>
-              <w:rPr>
-                <w:rFonts w:ascii="Segoe UI Light" w:hAnsi="Segoe UI Light" w:cs="Segoe UI Light"/>
-                <w:b/>
-                <w:color w:val="0066CC"/>
+                <w:color w:val="FFFFFF" w:themeColor="background1"/>
               </w:rPr>
               <w:t xml:space="preserve">Estimated Value  </w:t>
             </w:r>
@@ -1084,21 +1082,7 @@
               <w:rPr>
                 <w:rFonts w:ascii="Segoe UI Light" w:hAnsi="Segoe UI Light" w:cs="Segoe UI Light"/>
               </w:rPr>
-              <w:t>{{#items</w:t>
-            </w:r>
-            <w:proofErr w:type="gramStart"/>
-            <w:r>
-              <w:rPr>
-                <w:rFonts w:ascii="Segoe UI Light" w:hAnsi="Segoe UI Light" w:cs="Segoe UI Light"/>
-              </w:rPr>
-              <w:t>}}{</w:t>
-            </w:r>
-            <w:proofErr w:type="gramEnd"/>
-            <w:r>
-              <w:rPr>
-                <w:rFonts w:ascii="Segoe UI Light" w:hAnsi="Segoe UI Light" w:cs="Segoe UI Light"/>
-              </w:rPr>
-              <w:t>{goalName}}</w:t>
+              <w:t>{{#items}}{{goalName}}</w:t>
             </w:r>
           </w:p>
         </w:tc>
@@ -1239,19 +1223,11 @@
               <w:t>estimatedValue</w:t>
             </w:r>
             <w:proofErr w:type="spellEnd"/>
-            <w:proofErr w:type="gramStart"/>
-            <w:r>
-              <w:rPr>
-                <w:rFonts w:ascii="Segoe UI Light" w:hAnsi="Segoe UI Light" w:cs="Segoe UI Light"/>
-              </w:rPr>
-              <w:t>}}{</w:t>
-            </w:r>
-            <w:proofErr w:type="gramEnd"/>
-            <w:r>
-              <w:rPr>
-                <w:rFonts w:ascii="Segoe UI Light" w:hAnsi="Segoe UI Light" w:cs="Segoe UI Light"/>
-              </w:rPr>
-              <w:t>{/items}}</w:t>
+            <w:r>
+              <w:rPr>
+                <w:rFonts w:ascii="Segoe UI Light" w:hAnsi="Segoe UI Light" w:cs="Segoe UI Light"/>
+              </w:rPr>
+              <w:t>}}{{/items}}</w:t>
             </w:r>
           </w:p>
         </w:tc>
@@ -1334,11 +1310,13 @@
         <w:tc>
           <w:tcPr>
             <w:tcW w:w="3369" w:type="dxa"/>
-          </w:tcPr>
-          <w:p>
-            <w:pPr>
-              <w:rPr>
-                <w:rFonts w:ascii="Segoe UI Light" w:hAnsi="Segoe UI Light" w:cs="Segoe UI Light"/>
+            <w:shd w:val="clear" w:color="auto" w:fill="004E99"/>
+          </w:tcPr>
+          <w:p>
+            <w:pPr>
+              <w:rPr>
+                <w:rFonts w:ascii="Segoe UI Light" w:hAnsi="Segoe UI Light" w:cs="Segoe UI Light"/>
+                <w:color w:val="FFFFFF" w:themeColor="background1"/>
               </w:rPr>
             </w:pPr>
           </w:p>
@@ -1346,20 +1324,21 @@
         <w:tc>
           <w:tcPr>
             <w:tcW w:w="3369" w:type="dxa"/>
+            <w:shd w:val="clear" w:color="auto" w:fill="004E99"/>
           </w:tcPr>
           <w:p>
             <w:pPr>
               <w:rPr>
                 <w:rFonts w:ascii="Segoe UI Light" w:hAnsi="Segoe UI Light" w:cs="Segoe UI Light"/>
                 <w:b/>
-                <w:color w:val="0066CC"/>
+                <w:color w:val="FFFFFF" w:themeColor="background1"/>
               </w:rPr>
             </w:pPr>
             <w:r>
               <w:rPr>
                 <w:rFonts w:ascii="Segoe UI Light" w:hAnsi="Segoe UI Light" w:cs="Segoe UI Light"/>
                 <w:b/>
-                <w:color w:val="0066CC"/>
+                <w:color w:val="FFFFFF" w:themeColor="background1"/>
               </w:rPr>
               <w:t>{{</w:t>
             </w:r>
@@ -1368,38 +1347,39 @@
               <w:rPr>
                 <w:rFonts w:ascii="Segoe UI Light" w:hAnsi="Segoe UI Light" w:cs="Segoe UI Light"/>
                 <w:b/>
-                <w:color w:val="0066CC"/>
-              </w:rPr>
-              <w:t>clientP</w:t>
+                <w:color w:val="FFFFFF" w:themeColor="background1"/>
+              </w:rPr>
+              <w:t>clientPreferred</w:t>
             </w:r>
             <w:proofErr w:type="spellEnd"/>
             <w:r>
               <w:rPr>
                 <w:rFonts w:ascii="Segoe UI Light" w:hAnsi="Segoe UI Light" w:cs="Segoe UI Light"/>
                 <w:b/>
-                <w:color w:val="0066CC"/>
-              </w:rPr>
-              <w:t>referred}}</w:t>
+                <w:color w:val="FFFFFF" w:themeColor="background1"/>
+              </w:rPr>
+              <w:t>}}</w:t>
             </w:r>
           </w:p>
         </w:tc>
         <w:tc>
           <w:tcPr>
             <w:tcW w:w="3369" w:type="dxa"/>
+            <w:shd w:val="clear" w:color="auto" w:fill="004E99"/>
           </w:tcPr>
           <w:p>
             <w:pPr>
               <w:rPr>
                 <w:rFonts w:ascii="Segoe UI Light" w:hAnsi="Segoe UI Light" w:cs="Segoe UI Light"/>
                 <w:b/>
-                <w:color w:val="0066CC"/>
+                <w:color w:val="FFFFFF" w:themeColor="background1"/>
               </w:rPr>
             </w:pPr>
             <w:r>
               <w:rPr>
                 <w:rFonts w:ascii="Segoe UI Light" w:hAnsi="Segoe UI Light" w:cs="Segoe UI Light"/>
                 <w:b/>
-                <w:color w:val="0066CC"/>
+                <w:color w:val="FFFFFF" w:themeColor="background1"/>
               </w:rPr>
               <w:t>{{</w:t>
             </w:r>
@@ -1408,24 +1388,16 @@
               <w:rPr>
                 <w:rFonts w:ascii="Segoe UI Light" w:hAnsi="Segoe UI Light" w:cs="Segoe UI Light"/>
                 <w:b/>
-                <w:color w:val="0066CC"/>
-              </w:rPr>
-              <w:t>partner</w:t>
-            </w:r>
+                <w:color w:val="FFFFFF" w:themeColor="background1"/>
+              </w:rPr>
+              <w:t>partnerPreferred</w:t>
+            </w:r>
+            <w:proofErr w:type="spellEnd"/>
             <w:r>
               <w:rPr>
                 <w:rFonts w:ascii="Segoe UI Light" w:hAnsi="Segoe UI Light" w:cs="Segoe UI Light"/>
                 <w:b/>
-                <w:color w:val="0066CC"/>
-              </w:rPr>
-              <w:t>Preferred</w:t>
-            </w:r>
-            <w:proofErr w:type="spellEnd"/>
-            <w:r>
-              <w:rPr>
-                <w:rFonts w:ascii="Segoe UI Light" w:hAnsi="Segoe UI Light" w:cs="Segoe UI Light"/>
-                <w:b/>
-                <w:color w:val="0066CC"/>
+                <w:color w:val="FFFFFF" w:themeColor="background1"/>
               </w:rPr>
               <w:t>}}</w:t>
             </w:r>
@@ -3143,11 +3115,13 @@
         <w:tc>
           <w:tcPr>
             <w:tcW w:w="3346" w:type="dxa"/>
-          </w:tcPr>
-          <w:p>
-            <w:pPr>
-              <w:rPr>
-                <w:rFonts w:ascii="Segoe UI Light" w:hAnsi="Segoe UI Light" w:cs="Segoe UI Light"/>
+            <w:shd w:val="clear" w:color="auto" w:fill="004E99"/>
+          </w:tcPr>
+          <w:p>
+            <w:pPr>
+              <w:rPr>
+                <w:rFonts w:ascii="Segoe UI Light" w:hAnsi="Segoe UI Light" w:cs="Segoe UI Light"/>
+                <w:color w:val="FFFFFF" w:themeColor="background1"/>
               </w:rPr>
             </w:pPr>
           </w:p>
@@ -3155,18 +3129,20 @@
         <w:tc>
           <w:tcPr>
             <w:tcW w:w="3346" w:type="dxa"/>
-          </w:tcPr>
-          <w:p>
-            <w:pPr>
-              <w:rPr>
-                <w:rFonts w:ascii="Segoe UI Light" w:hAnsi="Segoe UI Light" w:cs="Segoe UI Light"/>
+            <w:shd w:val="clear" w:color="auto" w:fill="004E99"/>
+          </w:tcPr>
+          <w:p>
+            <w:pPr>
+              <w:rPr>
+                <w:rFonts w:ascii="Segoe UI Light" w:hAnsi="Segoe UI Light" w:cs="Segoe UI Light"/>
+                <w:color w:val="FFFFFF" w:themeColor="background1"/>
               </w:rPr>
             </w:pPr>
             <w:r>
               <w:rPr>
                 <w:rFonts w:ascii="Segoe UI Light" w:hAnsi="Segoe UI Light" w:cs="Segoe UI Light"/>
                 <w:b/>
-                <w:color w:val="0066CC"/>
+                <w:color w:val="FFFFFF" w:themeColor="background1"/>
               </w:rPr>
               <w:t>{{</w:t>
             </w:r>
@@ -3175,7 +3151,7 @@
               <w:rPr>
                 <w:rFonts w:ascii="Segoe UI Light" w:hAnsi="Segoe UI Light" w:cs="Segoe UI Light"/>
                 <w:b/>
-                <w:color w:val="0066CC"/>
+                <w:color w:val="FFFFFF" w:themeColor="background1"/>
               </w:rPr>
               <w:t>clientPreferred</w:t>
             </w:r>
@@ -3184,7 +3160,7 @@
               <w:rPr>
                 <w:rFonts w:ascii="Segoe UI Light" w:hAnsi="Segoe UI Light" w:cs="Segoe UI Light"/>
                 <w:b/>
-                <w:color w:val="0066CC"/>
+                <w:color w:val="FFFFFF" w:themeColor="background1"/>
               </w:rPr>
               <w:t>}}</w:t>
             </w:r>
@@ -3193,18 +3169,20 @@
         <w:tc>
           <w:tcPr>
             <w:tcW w:w="3404" w:type="dxa"/>
-          </w:tcPr>
-          <w:p>
-            <w:pPr>
-              <w:rPr>
-                <w:rFonts w:ascii="Segoe UI Light" w:hAnsi="Segoe UI Light" w:cs="Segoe UI Light"/>
+            <w:shd w:val="clear" w:color="auto" w:fill="004E99"/>
+          </w:tcPr>
+          <w:p>
+            <w:pPr>
+              <w:rPr>
+                <w:rFonts w:ascii="Segoe UI Light" w:hAnsi="Segoe UI Light" w:cs="Segoe UI Light"/>
+                <w:color w:val="FFFFFF" w:themeColor="background1"/>
               </w:rPr>
             </w:pPr>
             <w:r>
               <w:rPr>
                 <w:rFonts w:ascii="Segoe UI Light" w:hAnsi="Segoe UI Light" w:cs="Segoe UI Light"/>
                 <w:b/>
-                <w:color w:val="0066CC"/>
+                <w:color w:val="FFFFFF" w:themeColor="background1"/>
               </w:rPr>
               <w:t>{{</w:t>
             </w:r>
@@ -3213,24 +3191,16 @@
               <w:rPr>
                 <w:rFonts w:ascii="Segoe UI Light" w:hAnsi="Segoe UI Light" w:cs="Segoe UI Light"/>
                 <w:b/>
-                <w:color w:val="0066CC"/>
-              </w:rPr>
-              <w:t>partner</w:t>
-            </w:r>
+                <w:color w:val="FFFFFF" w:themeColor="background1"/>
+              </w:rPr>
+              <w:t>partnerPreferred</w:t>
+            </w:r>
+            <w:proofErr w:type="spellEnd"/>
             <w:r>
               <w:rPr>
                 <w:rFonts w:ascii="Segoe UI Light" w:hAnsi="Segoe UI Light" w:cs="Segoe UI Light"/>
                 <w:b/>
-                <w:color w:val="0066CC"/>
-              </w:rPr>
-              <w:t>Preferred</w:t>
-            </w:r>
-            <w:proofErr w:type="spellEnd"/>
-            <w:r>
-              <w:rPr>
-                <w:rFonts w:ascii="Segoe UI Light" w:hAnsi="Segoe UI Light" w:cs="Segoe UI Light"/>
-                <w:b/>
-                <w:color w:val="0066CC"/>
+                <w:color w:val="FFFFFF" w:themeColor="background1"/>
               </w:rPr>
               <w:t>}}</w:t>
             </w:r>
@@ -3965,18 +3935,20 @@
         <w:tc>
           <w:tcPr>
             <w:tcW w:w="1450" w:type="dxa"/>
-          </w:tcPr>
-          <w:p>
-            <w:pPr>
-              <w:rPr>
-                <w:rFonts w:ascii="Segoe UI Light" w:hAnsi="Segoe UI Light" w:cs="Segoe UI Light"/>
+            <w:shd w:val="clear" w:color="auto" w:fill="004E99"/>
+          </w:tcPr>
+          <w:p>
+            <w:pPr>
+              <w:rPr>
+                <w:rFonts w:ascii="Segoe UI Light" w:hAnsi="Segoe UI Light" w:cs="Segoe UI Light"/>
+                <w:color w:val="FFFFFF" w:themeColor="background1"/>
               </w:rPr>
             </w:pPr>
             <w:r>
               <w:rPr>
                 <w:rFonts w:ascii="Segoe UI Light" w:hAnsi="Segoe UI Light" w:cs="Segoe UI Light"/>
                 <w:b/>
-                <w:color w:val="0066CC"/>
+                <w:color w:val="FFFFFF" w:themeColor="background1"/>
               </w:rPr>
               <w:t>First Name</w:t>
             </w:r>
@@ -3985,18 +3957,20 @@
         <w:tc>
           <w:tcPr>
             <w:tcW w:w="1450" w:type="dxa"/>
-          </w:tcPr>
-          <w:p>
-            <w:pPr>
-              <w:rPr>
-                <w:rFonts w:ascii="Segoe UI Light" w:hAnsi="Segoe UI Light" w:cs="Segoe UI Light"/>
+            <w:shd w:val="clear" w:color="auto" w:fill="004E99"/>
+          </w:tcPr>
+          <w:p>
+            <w:pPr>
+              <w:rPr>
+                <w:rFonts w:ascii="Segoe UI Light" w:hAnsi="Segoe UI Light" w:cs="Segoe UI Light"/>
+                <w:color w:val="FFFFFF" w:themeColor="background1"/>
               </w:rPr>
             </w:pPr>
             <w:r>
               <w:rPr>
                 <w:rFonts w:ascii="Segoe UI Light" w:hAnsi="Segoe UI Light" w:cs="Segoe UI Light"/>
                 <w:b/>
-                <w:color w:val="0066CC"/>
+                <w:color w:val="FFFFFF" w:themeColor="background1"/>
               </w:rPr>
               <w:t>Last Name</w:t>
             </w:r>
@@ -4005,18 +3979,20 @@
         <w:tc>
           <w:tcPr>
             <w:tcW w:w="1469" w:type="dxa"/>
-          </w:tcPr>
-          <w:p>
-            <w:pPr>
-              <w:rPr>
-                <w:rFonts w:ascii="Segoe UI Light" w:hAnsi="Segoe UI Light" w:cs="Segoe UI Light"/>
+            <w:shd w:val="clear" w:color="auto" w:fill="004E99"/>
+          </w:tcPr>
+          <w:p>
+            <w:pPr>
+              <w:rPr>
+                <w:rFonts w:ascii="Segoe UI Light" w:hAnsi="Segoe UI Light" w:cs="Segoe UI Light"/>
+                <w:color w:val="FFFFFF" w:themeColor="background1"/>
               </w:rPr>
             </w:pPr>
             <w:r>
               <w:rPr>
                 <w:rFonts w:ascii="Segoe UI Light" w:hAnsi="Segoe UI Light" w:cs="Segoe UI Light"/>
                 <w:b/>
-                <w:color w:val="0066CC"/>
+                <w:color w:val="FFFFFF" w:themeColor="background1"/>
               </w:rPr>
               <w:t>Date of Birth</w:t>
             </w:r>
@@ -4025,18 +4001,20 @@
         <w:tc>
           <w:tcPr>
             <w:tcW w:w="1450" w:type="dxa"/>
-          </w:tcPr>
-          <w:p>
-            <w:pPr>
-              <w:rPr>
-                <w:rFonts w:ascii="Segoe UI Light" w:hAnsi="Segoe UI Light" w:cs="Segoe UI Light"/>
+            <w:shd w:val="clear" w:color="auto" w:fill="004E99"/>
+          </w:tcPr>
+          <w:p>
+            <w:pPr>
+              <w:rPr>
+                <w:rFonts w:ascii="Segoe UI Light" w:hAnsi="Segoe UI Light" w:cs="Segoe UI Light"/>
+                <w:color w:val="FFFFFF" w:themeColor="background1"/>
               </w:rPr>
             </w:pPr>
             <w:r>
               <w:rPr>
                 <w:rFonts w:ascii="Segoe UI Light" w:hAnsi="Segoe UI Light" w:cs="Segoe UI Light"/>
                 <w:b/>
-                <w:color w:val="0066CC"/>
+                <w:color w:val="FFFFFF" w:themeColor="background1"/>
               </w:rPr>
               <w:t>Age</w:t>
             </w:r>
@@ -4045,18 +4023,20 @@
         <w:tc>
           <w:tcPr>
             <w:tcW w:w="1450" w:type="dxa"/>
-          </w:tcPr>
-          <w:p>
-            <w:pPr>
-              <w:rPr>
-                <w:rFonts w:ascii="Segoe UI Light" w:hAnsi="Segoe UI Light" w:cs="Segoe UI Light"/>
+            <w:shd w:val="clear" w:color="auto" w:fill="004E99"/>
+          </w:tcPr>
+          <w:p>
+            <w:pPr>
+              <w:rPr>
+                <w:rFonts w:ascii="Segoe UI Light" w:hAnsi="Segoe UI Light" w:cs="Segoe UI Light"/>
+                <w:color w:val="FFFFFF" w:themeColor="background1"/>
               </w:rPr>
             </w:pPr>
             <w:r>
               <w:rPr>
                 <w:rFonts w:ascii="Segoe UI Light" w:hAnsi="Segoe UI Light" w:cs="Segoe UI Light"/>
                 <w:b/>
-                <w:color w:val="0066CC"/>
+                <w:color w:val="FFFFFF" w:themeColor="background1"/>
               </w:rPr>
               <w:t>Gender</w:t>
             </w:r>
@@ -4065,18 +4045,20 @@
         <w:tc>
           <w:tcPr>
             <w:tcW w:w="1560" w:type="dxa"/>
-          </w:tcPr>
-          <w:p>
-            <w:pPr>
-              <w:rPr>
-                <w:rFonts w:ascii="Segoe UI Light" w:hAnsi="Segoe UI Light" w:cs="Segoe UI Light"/>
+            <w:shd w:val="clear" w:color="auto" w:fill="004E99"/>
+          </w:tcPr>
+          <w:p>
+            <w:pPr>
+              <w:rPr>
+                <w:rFonts w:ascii="Segoe UI Light" w:hAnsi="Segoe UI Light" w:cs="Segoe UI Light"/>
+                <w:color w:val="FFFFFF" w:themeColor="background1"/>
               </w:rPr>
             </w:pPr>
             <w:r>
               <w:rPr>
                 <w:rFonts w:ascii="Segoe UI Light" w:hAnsi="Segoe UI Light" w:cs="Segoe UI Light"/>
                 <w:b/>
-                <w:color w:val="0066CC"/>
+                <w:color w:val="FFFFFF" w:themeColor="background1"/>
               </w:rPr>
               <w:t>Relationship</w:t>
             </w:r>
@@ -4085,18 +4067,20 @@
         <w:tc>
           <w:tcPr>
             <w:tcW w:w="1464" w:type="dxa"/>
-          </w:tcPr>
-          <w:p>
-            <w:pPr>
-              <w:rPr>
-                <w:rFonts w:ascii="Segoe UI Light" w:hAnsi="Segoe UI Light" w:cs="Segoe UI Light"/>
+            <w:shd w:val="clear" w:color="auto" w:fill="004E99"/>
+          </w:tcPr>
+          <w:p>
+            <w:pPr>
+              <w:rPr>
+                <w:rFonts w:ascii="Segoe UI Light" w:hAnsi="Segoe UI Light" w:cs="Segoe UI Light"/>
+                <w:color w:val="FFFFFF" w:themeColor="background1"/>
               </w:rPr>
             </w:pPr>
             <w:r>
               <w:rPr>
                 <w:rFonts w:ascii="Segoe UI Light" w:hAnsi="Segoe UI Light" w:cs="Segoe UI Light"/>
                 <w:b/>
-                <w:color w:val="0066CC"/>
+                <w:color w:val="FFFFFF" w:themeColor="background1"/>
               </w:rPr>
               <w:t>Dependent</w:t>
             </w:r>
@@ -4130,19 +4114,11 @@
               </w:rPr>
               <w:t>childitem</w:t>
             </w:r>
-            <w:proofErr w:type="gramStart"/>
-            <w:r>
-              <w:rPr>
-                <w:rFonts w:ascii="Segoe UI Light" w:hAnsi="Segoe UI Light" w:cs="Segoe UI Light"/>
-              </w:rPr>
-              <w:t>}}{</w:t>
-            </w:r>
-            <w:proofErr w:type="gramEnd"/>
-            <w:r>
-              <w:rPr>
-                <w:rFonts w:ascii="Segoe UI Light" w:hAnsi="Segoe UI Light" w:cs="Segoe UI Light"/>
-              </w:rPr>
-              <w:t>{childF</w:t>
+            <w:r>
+              <w:rPr>
+                <w:rFonts w:ascii="Segoe UI Light" w:hAnsi="Segoe UI Light" w:cs="Segoe UI Light"/>
+              </w:rPr>
+              <w:t>}}{{childF</w:t>
             </w:r>
             <w:proofErr w:type="spellStart"/>
             <w:r>
@@ -4391,25 +4367,17 @@
               <w:t>epenantChild</w:t>
             </w:r>
             <w:proofErr w:type="spellEnd"/>
-            <w:proofErr w:type="gramStart"/>
-            <w:r>
-              <w:rPr>
-                <w:rFonts w:ascii="Segoe UI Light" w:hAnsi="Segoe UI Light" w:cs="Segoe UI Light"/>
-              </w:rPr>
-              <w:t>}}</w:t>
-            </w:r>
-            <w:r>
-              <w:rPr>
-                <w:rFonts w:ascii="Segoe UI Light" w:hAnsi="Segoe UI Light" w:cs="Segoe UI Light"/>
-              </w:rPr>
-              <w:t>{</w:t>
-            </w:r>
-            <w:proofErr w:type="gramEnd"/>
-            <w:r>
-              <w:rPr>
-                <w:rFonts w:ascii="Segoe UI Light" w:hAnsi="Segoe UI Light" w:cs="Segoe UI Light"/>
-              </w:rPr>
-              <w:t>{/</w:t>
+            <w:r>
+              <w:rPr>
+                <w:rFonts w:ascii="Segoe UI Light" w:hAnsi="Segoe UI Light" w:cs="Segoe UI Light"/>
+              </w:rPr>
+              <w:t>}}</w:t>
+            </w:r>
+            <w:r>
+              <w:rPr>
+                <w:rFonts w:ascii="Segoe UI Light" w:hAnsi="Segoe UI Light" w:cs="Segoe UI Light"/>
+              </w:rPr>
+              <w:t>{{/</w:t>
             </w:r>
             <w:proofErr w:type="spellStart"/>
             <w:r>
@@ -4478,11 +4446,13 @@
         <w:tc>
           <w:tcPr>
             <w:tcW w:w="2664" w:type="dxa"/>
-          </w:tcPr>
-          <w:p>
-            <w:pPr>
-              <w:rPr>
-                <w:rFonts w:ascii="Segoe UI Light" w:hAnsi="Segoe UI Light" w:cs="Segoe UI Light"/>
+            <w:shd w:val="clear" w:color="auto" w:fill="004E99"/>
+          </w:tcPr>
+          <w:p>
+            <w:pPr>
+              <w:rPr>
+                <w:rFonts w:ascii="Segoe UI Light" w:hAnsi="Segoe UI Light" w:cs="Segoe UI Light"/>
+                <w:color w:val="FFFFFF" w:themeColor="background1"/>
               </w:rPr>
             </w:pPr>
           </w:p>
@@ -4490,18 +4460,20 @@
         <w:tc>
           <w:tcPr>
             <w:tcW w:w="3636" w:type="dxa"/>
-          </w:tcPr>
-          <w:p>
-            <w:pPr>
-              <w:rPr>
-                <w:rFonts w:ascii="Segoe UI Light" w:hAnsi="Segoe UI Light" w:cs="Segoe UI Light"/>
+            <w:shd w:val="clear" w:color="auto" w:fill="004E99"/>
+          </w:tcPr>
+          <w:p>
+            <w:pPr>
+              <w:rPr>
+                <w:rFonts w:ascii="Segoe UI Light" w:hAnsi="Segoe UI Light" w:cs="Segoe UI Light"/>
+                <w:color w:val="FFFFFF" w:themeColor="background1"/>
               </w:rPr>
             </w:pPr>
             <w:r>
               <w:rPr>
                 <w:rFonts w:ascii="Segoe UI Light" w:hAnsi="Segoe UI Light" w:cs="Segoe UI Light"/>
                 <w:b/>
-                <w:color w:val="0066CC"/>
+                <w:color w:val="FFFFFF" w:themeColor="background1"/>
               </w:rPr>
               <w:t>{{</w:t>
             </w:r>
@@ -4510,7 +4482,7 @@
               <w:rPr>
                 <w:rFonts w:ascii="Segoe UI Light" w:hAnsi="Segoe UI Light" w:cs="Segoe UI Light"/>
                 <w:b/>
-                <w:color w:val="0066CC"/>
+                <w:color w:val="FFFFFF" w:themeColor="background1"/>
               </w:rPr>
               <w:t>clientPreferred</w:t>
             </w:r>
@@ -4519,7 +4491,7 @@
               <w:rPr>
                 <w:rFonts w:ascii="Segoe UI Light" w:hAnsi="Segoe UI Light" w:cs="Segoe UI Light"/>
                 <w:b/>
-                <w:color w:val="0066CC"/>
+                <w:color w:val="FFFFFF" w:themeColor="background1"/>
               </w:rPr>
               <w:t>}}</w:t>
             </w:r>
@@ -4528,18 +4500,20 @@
         <w:tc>
           <w:tcPr>
             <w:tcW w:w="3808" w:type="dxa"/>
-          </w:tcPr>
-          <w:p>
-            <w:pPr>
-              <w:rPr>
-                <w:rFonts w:ascii="Segoe UI Light" w:hAnsi="Segoe UI Light" w:cs="Segoe UI Light"/>
+            <w:shd w:val="clear" w:color="auto" w:fill="004E99"/>
+          </w:tcPr>
+          <w:p>
+            <w:pPr>
+              <w:rPr>
+                <w:rFonts w:ascii="Segoe UI Light" w:hAnsi="Segoe UI Light" w:cs="Segoe UI Light"/>
+                <w:color w:val="FFFFFF" w:themeColor="background1"/>
               </w:rPr>
             </w:pPr>
             <w:r>
               <w:rPr>
                 <w:rFonts w:ascii="Segoe UI Light" w:hAnsi="Segoe UI Light" w:cs="Segoe UI Light"/>
                 <w:b/>
-                <w:color w:val="0066CC"/>
+                <w:color w:val="FFFFFF" w:themeColor="background1"/>
               </w:rPr>
               <w:t>{{</w:t>
             </w:r>
@@ -4548,24 +4522,16 @@
               <w:rPr>
                 <w:rFonts w:ascii="Segoe UI Light" w:hAnsi="Segoe UI Light" w:cs="Segoe UI Light"/>
                 <w:b/>
-                <w:color w:val="0066CC"/>
-              </w:rPr>
-              <w:t>partner</w:t>
-            </w:r>
+                <w:color w:val="FFFFFF" w:themeColor="background1"/>
+              </w:rPr>
+              <w:t>partnerPreferred</w:t>
+            </w:r>
+            <w:proofErr w:type="spellEnd"/>
             <w:r>
               <w:rPr>
                 <w:rFonts w:ascii="Segoe UI Light" w:hAnsi="Segoe UI Light" w:cs="Segoe UI Light"/>
                 <w:b/>
-                <w:color w:val="0066CC"/>
-              </w:rPr>
-              <w:t>Preferred</w:t>
-            </w:r>
-            <w:proofErr w:type="spellEnd"/>
-            <w:r>
-              <w:rPr>
-                <w:rFonts w:ascii="Segoe UI Light" w:hAnsi="Segoe UI Light" w:cs="Segoe UI Light"/>
-                <w:b/>
-                <w:color w:val="0066CC"/>
+                <w:color w:val="FFFFFF" w:themeColor="background1"/>
               </w:rPr>
               <w:t>}}</w:t>
             </w:r>
@@ -5686,12 +5652,14 @@
           <w:tcPr>
             <w:tcW w:w="10108" w:type="dxa"/>
             <w:gridSpan w:val="3"/>
+            <w:shd w:val="clear" w:color="auto" w:fill="004E99"/>
           </w:tcPr>
           <w:p>
             <w:pPr>
               <w:rPr>
                 <w:rFonts w:ascii="Segoe UI Light" w:hAnsi="Segoe UI Light" w:cs="Segoe UI Light"/>
                 <w:b/>
+                <w:color w:val="FFFFFF" w:themeColor="background1"/>
               </w:rPr>
             </w:pPr>
             <w:r>
@@ -5699,7 +5667,7 @@
                 <w:rFonts w:ascii="Segoe UI Light" w:eastAsia="Times New Roman" w:hAnsi="Segoe UI Light" w:cs="Segoe UI Light"/>
                 <w:b/>
                 <w:caps/>
-                <w:color w:val="0066CC"/>
+                <w:color w:val="FFFFFF" w:themeColor="background1"/>
               </w:rPr>
               <w:t>SALARY PACKAGING</w:t>
             </w:r>
@@ -6270,12 +6238,14 @@
           <w:tcPr>
             <w:tcW w:w="10108" w:type="dxa"/>
             <w:gridSpan w:val="3"/>
+            <w:shd w:val="clear" w:color="auto" w:fill="004E99"/>
           </w:tcPr>
           <w:p>
             <w:pPr>
               <w:rPr>
                 <w:rFonts w:ascii="Segoe UI Light" w:hAnsi="Segoe UI Light" w:cs="Segoe UI Light"/>
                 <w:b/>
+                <w:color w:val="FFFFFF" w:themeColor="background1"/>
               </w:rPr>
             </w:pPr>
             <w:r>
@@ -6283,7 +6253,7 @@
                 <w:rFonts w:ascii="Segoe UI Light" w:eastAsia="Times New Roman" w:hAnsi="Segoe UI Light" w:cs="Segoe UI Light"/>
                 <w:b/>
                 <w:caps/>
-                <w:color w:val="0066CC"/>
+                <w:color w:val="FFFFFF" w:themeColor="background1"/>
               </w:rPr>
               <w:t>LEAVE ENTITLEMENTS</w:t>
             </w:r>
@@ -6716,11 +6686,13 @@
         <w:tc>
           <w:tcPr>
             <w:tcW w:w="3433" w:type="dxa"/>
-          </w:tcPr>
-          <w:p>
-            <w:pPr>
-              <w:rPr>
-                <w:rFonts w:ascii="Segoe UI Light" w:hAnsi="Segoe UI Light" w:cs="Segoe UI Light"/>
+            <w:shd w:val="clear" w:color="auto" w:fill="004E99"/>
+          </w:tcPr>
+          <w:p>
+            <w:pPr>
+              <w:rPr>
+                <w:rFonts w:ascii="Segoe UI Light" w:hAnsi="Segoe UI Light" w:cs="Segoe UI Light"/>
+                <w:color w:val="FFFFFF" w:themeColor="background1"/>
               </w:rPr>
             </w:pPr>
           </w:p>
@@ -6728,18 +6700,20 @@
         <w:tc>
           <w:tcPr>
             <w:tcW w:w="3433" w:type="dxa"/>
-          </w:tcPr>
-          <w:p>
-            <w:pPr>
-              <w:rPr>
-                <w:rFonts w:ascii="Segoe UI Light" w:hAnsi="Segoe UI Light" w:cs="Segoe UI Light"/>
+            <w:shd w:val="clear" w:color="auto" w:fill="004E99"/>
+          </w:tcPr>
+          <w:p>
+            <w:pPr>
+              <w:rPr>
+                <w:rFonts w:ascii="Segoe UI Light" w:hAnsi="Segoe UI Light" w:cs="Segoe UI Light"/>
+                <w:color w:val="FFFFFF" w:themeColor="background1"/>
               </w:rPr>
             </w:pPr>
             <w:r>
               <w:rPr>
                 <w:rFonts w:ascii="Segoe UI Light" w:hAnsi="Segoe UI Light" w:cs="Segoe UI Light"/>
                 <w:b/>
-                <w:color w:val="0066CC"/>
+                <w:color w:val="FFFFFF" w:themeColor="background1"/>
               </w:rPr>
               <w:t>{{</w:t>
             </w:r>
@@ -6748,7 +6722,7 @@
               <w:rPr>
                 <w:rFonts w:ascii="Segoe UI Light" w:hAnsi="Segoe UI Light" w:cs="Segoe UI Light"/>
                 <w:b/>
-                <w:color w:val="0066CC"/>
+                <w:color w:val="FFFFFF" w:themeColor="background1"/>
               </w:rPr>
               <w:t>clientPreferred</w:t>
             </w:r>
@@ -6757,7 +6731,7 @@
               <w:rPr>
                 <w:rFonts w:ascii="Segoe UI Light" w:hAnsi="Segoe UI Light" w:cs="Segoe UI Light"/>
                 <w:b/>
-                <w:color w:val="0066CC"/>
+                <w:color w:val="FFFFFF" w:themeColor="background1"/>
               </w:rPr>
               <w:t>}}</w:t>
             </w:r>
@@ -6766,18 +6740,20 @@
         <w:tc>
           <w:tcPr>
             <w:tcW w:w="3433" w:type="dxa"/>
-          </w:tcPr>
-          <w:p>
-            <w:pPr>
-              <w:rPr>
-                <w:rFonts w:ascii="Segoe UI Light" w:hAnsi="Segoe UI Light" w:cs="Segoe UI Light"/>
+            <w:shd w:val="clear" w:color="auto" w:fill="004E99"/>
+          </w:tcPr>
+          <w:p>
+            <w:pPr>
+              <w:rPr>
+                <w:rFonts w:ascii="Segoe UI Light" w:hAnsi="Segoe UI Light" w:cs="Segoe UI Light"/>
+                <w:color w:val="FFFFFF" w:themeColor="background1"/>
               </w:rPr>
             </w:pPr>
             <w:r>
               <w:rPr>
                 <w:rFonts w:ascii="Segoe UI Light" w:hAnsi="Segoe UI Light" w:cs="Segoe UI Light"/>
                 <w:b/>
-                <w:color w:val="0066CC"/>
+                <w:color w:val="FFFFFF" w:themeColor="background1"/>
               </w:rPr>
               <w:t>{{</w:t>
             </w:r>
@@ -6786,24 +6762,16 @@
               <w:rPr>
                 <w:rFonts w:ascii="Segoe UI Light" w:hAnsi="Segoe UI Light" w:cs="Segoe UI Light"/>
                 <w:b/>
-                <w:color w:val="0066CC"/>
-              </w:rPr>
-              <w:t>partner</w:t>
-            </w:r>
+                <w:color w:val="FFFFFF" w:themeColor="background1"/>
+              </w:rPr>
+              <w:t>partnerPreferred</w:t>
+            </w:r>
+            <w:proofErr w:type="spellEnd"/>
             <w:r>
               <w:rPr>
                 <w:rFonts w:ascii="Segoe UI Light" w:hAnsi="Segoe UI Light" w:cs="Segoe UI Light"/>
                 <w:b/>
-                <w:color w:val="0066CC"/>
-              </w:rPr>
-              <w:t>Preferred</w:t>
-            </w:r>
-            <w:proofErr w:type="spellEnd"/>
-            <w:r>
-              <w:rPr>
-                <w:rFonts w:ascii="Segoe UI Light" w:hAnsi="Segoe UI Light" w:cs="Segoe UI Light"/>
-                <w:b/>
-                <w:color w:val="0066CC"/>
+                <w:color w:val="FFFFFF" w:themeColor="background1"/>
               </w:rPr>
               <w:t>}}</w:t>
             </w:r>
@@ -7386,23 +7354,7 @@
           <w:rFonts w:ascii="Segoe UI Light" w:hAnsi="Segoe UI Light" w:cs="Segoe UI Light"/>
           <w:highlight w:val="yellow"/>
         </w:rPr>
-        <w:t xml:space="preserve">Need to add in option for Gifting as well in the Discovery module- have you gifted Assets yes/No then </w:t>
-      </w:r>
-      <w:proofErr w:type="gramStart"/>
-      <w:r>
-        <w:rPr>
-          <w:rFonts w:ascii="Segoe UI Light" w:hAnsi="Segoe UI Light" w:cs="Segoe UI Light"/>
-          <w:highlight w:val="yellow"/>
-        </w:rPr>
-        <w:t>pop up</w:t>
-      </w:r>
-      <w:proofErr w:type="gramEnd"/>
-      <w:r>
-        <w:rPr>
-          <w:rFonts w:ascii="Segoe UI Light" w:hAnsi="Segoe UI Light" w:cs="Segoe UI Light"/>
-          <w:highlight w:val="yellow"/>
-        </w:rPr>
-        <w:t xml:space="preserve"> box</w:t>
+        <w:t>Need to add in option for Gifting as well in the Discovery module- have you gifted Assets yes/No then pop up box</w:t>
       </w:r>
       <w:r>
         <w:rPr>
@@ -7410,6 +7362,2944 @@
         </w:rPr>
         <w:t xml:space="preserve"> </w:t>
       </w:r>
+    </w:p>
+    <w:p>
+      <w:pPr>
+        <w:suppressAutoHyphens w:val="0"/>
+        <w:spacing w:line="240" w:lineRule="auto"/>
+        <w:rPr>
+          <w:rFonts w:ascii="Segoe UI Light" w:hAnsi="Segoe UI Light" w:cs="Segoe UI Light"/>
+        </w:rPr>
+      </w:pPr>
+    </w:p>
+    <w:p>
+      <w:pPr>
+        <w:suppressAutoHyphens w:val="0"/>
+        <w:spacing w:line="240" w:lineRule="auto"/>
+        <w:rPr>
+          <w:rFonts w:ascii="Segoe UI Light" w:hAnsi="Segoe UI Light" w:cs="Segoe UI Light"/>
+        </w:rPr>
+      </w:pPr>
+    </w:p>
+    <w:p>
+      <w:pPr>
+        <w:pStyle w:val="Heading1"/>
+        <w:spacing w:line="240" w:lineRule="auto"/>
+        <w:rPr>
+          <w:rFonts w:ascii="Segoe UI Light" w:hAnsi="Segoe UI Light" w:cs="Segoe UI Light"/>
+          <w:color w:val="0066CC"/>
+        </w:rPr>
+      </w:pPr>
+      <w:r>
+        <w:rPr>
+          <w:rFonts w:ascii="Segoe UI Light" w:hAnsi="Segoe UI Light" w:cs="Segoe UI Light"/>
+          <w:color w:val="0066CC"/>
+        </w:rPr>
+        <w:t>ESTATE PLANNING</w:t>
+      </w:r>
+    </w:p>
+    <w:tbl>
+      <w:tblPr>
+        <w:tblStyle w:val="TableGrid"/>
+        <w:tblW w:w="0" w:type="auto"/>
+        <w:tblLook w:val="04A0" w:firstRow="1" w:lastRow="0" w:firstColumn="1" w:lastColumn="0" w:noHBand="0" w:noVBand="1"/>
+      </w:tblPr>
+      <w:tblGrid>
+        <w:gridCol w:w="3433"/>
+        <w:gridCol w:w="3433"/>
+        <w:gridCol w:w="3433"/>
+      </w:tblGrid>
+      <w:tr>
+        <w:trPr>
+          <w:trHeight w:val="246"/>
+        </w:trPr>
+        <w:tc>
+          <w:tcPr>
+            <w:tcW w:w="3433" w:type="dxa"/>
+            <w:shd w:val="clear" w:color="auto" w:fill="004E99"/>
+          </w:tcPr>
+          <w:p>
+            <w:pPr>
+              <w:rPr>
+                <w:rFonts w:ascii="Segoe UI Light" w:hAnsi="Segoe UI Light" w:cs="Segoe UI Light"/>
+                <w:color w:val="FFFFFF" w:themeColor="background1"/>
+              </w:rPr>
+            </w:pPr>
+          </w:p>
+        </w:tc>
+        <w:tc>
+          <w:tcPr>
+            <w:tcW w:w="3433" w:type="dxa"/>
+            <w:shd w:val="clear" w:color="auto" w:fill="004E99"/>
+          </w:tcPr>
+          <w:p>
+            <w:pPr>
+              <w:rPr>
+                <w:rFonts w:ascii="Segoe UI Light" w:hAnsi="Segoe UI Light" w:cs="Segoe UI Light"/>
+                <w:b/>
+                <w:color w:val="FFFFFF" w:themeColor="background1"/>
+              </w:rPr>
+            </w:pPr>
+            <w:r>
+              <w:rPr>
+                <w:rFonts w:ascii="Segoe UI Light" w:hAnsi="Segoe UI Light" w:cs="Segoe UI Light"/>
+                <w:b/>
+                <w:color w:val="FFFFFF" w:themeColor="background1"/>
+              </w:rPr>
+              <w:t>{{</w:t>
+            </w:r>
+            <w:proofErr w:type="spellStart"/>
+            <w:r>
+              <w:rPr>
+                <w:rFonts w:ascii="Segoe UI Light" w:hAnsi="Segoe UI Light" w:cs="Segoe UI Light"/>
+                <w:b/>
+                <w:color w:val="FFFFFF" w:themeColor="background1"/>
+              </w:rPr>
+              <w:t>clientPreferred</w:t>
+            </w:r>
+            <w:proofErr w:type="spellEnd"/>
+            <w:r>
+              <w:rPr>
+                <w:rFonts w:ascii="Segoe UI Light" w:hAnsi="Segoe UI Light" w:cs="Segoe UI Light"/>
+                <w:b/>
+                <w:color w:val="FFFFFF" w:themeColor="background1"/>
+              </w:rPr>
+              <w:t>}}</w:t>
+            </w:r>
+          </w:p>
+        </w:tc>
+        <w:tc>
+          <w:tcPr>
+            <w:tcW w:w="3433" w:type="dxa"/>
+            <w:shd w:val="clear" w:color="auto" w:fill="004E99"/>
+          </w:tcPr>
+          <w:p>
+            <w:pPr>
+              <w:rPr>
+                <w:rFonts w:ascii="Segoe UI Light" w:hAnsi="Segoe UI Light" w:cs="Segoe UI Light"/>
+                <w:b/>
+                <w:color w:val="FFFFFF" w:themeColor="background1"/>
+              </w:rPr>
+            </w:pPr>
+            <w:r>
+              <w:rPr>
+                <w:rFonts w:ascii="Segoe UI Light" w:hAnsi="Segoe UI Light" w:cs="Segoe UI Light"/>
+                <w:b/>
+                <w:color w:val="FFFFFF" w:themeColor="background1"/>
+              </w:rPr>
+              <w:t>{{</w:t>
+            </w:r>
+            <w:proofErr w:type="spellStart"/>
+            <w:r>
+              <w:rPr>
+                <w:rFonts w:ascii="Segoe UI Light" w:hAnsi="Segoe UI Light" w:cs="Segoe UI Light"/>
+                <w:b/>
+                <w:color w:val="FFFFFF" w:themeColor="background1"/>
+              </w:rPr>
+              <w:t>partnerPreferred</w:t>
+            </w:r>
+            <w:proofErr w:type="spellEnd"/>
+            <w:r>
+              <w:rPr>
+                <w:rFonts w:ascii="Segoe UI Light" w:hAnsi="Segoe UI Light" w:cs="Segoe UI Light"/>
+                <w:b/>
+                <w:color w:val="FFFFFF" w:themeColor="background1"/>
+              </w:rPr>
+              <w:t>}}</w:t>
+            </w:r>
+          </w:p>
+        </w:tc>
+      </w:tr>
+      <w:tr>
+        <w:trPr>
+          <w:trHeight w:val="246"/>
+        </w:trPr>
+        <w:tc>
+          <w:tcPr>
+            <w:tcW w:w="10299" w:type="dxa"/>
+            <w:gridSpan w:val="3"/>
+            <w:shd w:val="clear" w:color="auto" w:fill="004E99"/>
+          </w:tcPr>
+          <w:p>
+            <w:pPr>
+              <w:rPr>
+                <w:rFonts w:ascii="Segoe UI Light" w:hAnsi="Segoe UI Light" w:cs="Segoe UI Light"/>
+                <w:color w:val="FFFFFF" w:themeColor="background1"/>
+              </w:rPr>
+            </w:pPr>
+            <w:r>
+              <w:rPr>
+                <w:rFonts w:ascii="Segoe UI Light" w:hAnsi="Segoe UI Light" w:cs="Segoe UI Light"/>
+                <w:b/>
+                <w:color w:val="FFFFFF" w:themeColor="background1"/>
+              </w:rPr>
+              <w:t xml:space="preserve">Wills </w:t>
+            </w:r>
+          </w:p>
+        </w:tc>
+      </w:tr>
+      <w:tr>
+        <w:trPr>
+          <w:trHeight w:val="246"/>
+        </w:trPr>
+        <w:tc>
+          <w:tcPr>
+            <w:tcW w:w="3433" w:type="dxa"/>
+          </w:tcPr>
+          <w:p>
+            <w:pPr>
+              <w:rPr>
+                <w:rFonts w:ascii="Segoe UI Light" w:hAnsi="Segoe UI Light" w:cs="Segoe UI Light"/>
+                <w:bCs/>
+              </w:rPr>
+            </w:pPr>
+            <w:r>
+              <w:rPr>
+                <w:rFonts w:ascii="Segoe UI Light" w:hAnsi="Segoe UI Light" w:cs="Segoe UI Light"/>
+                <w:bCs/>
+              </w:rPr>
+              <w:t>Will</w:t>
+            </w:r>
+          </w:p>
+        </w:tc>
+        <w:tc>
+          <w:tcPr>
+            <w:tcW w:w="3433" w:type="dxa"/>
+          </w:tcPr>
+          <w:p>
+            <w:pPr>
+              <w:rPr>
+                <w:rFonts w:ascii="Segoe UI Light" w:hAnsi="Segoe UI Light" w:cs="Segoe UI Light"/>
+              </w:rPr>
+            </w:pPr>
+            <w:r>
+              <w:rPr>
+                <w:rFonts w:ascii="Segoe UI Light" w:hAnsi="Segoe UI Light" w:cs="Segoe UI Light"/>
+              </w:rPr>
+              <w:t>{{</w:t>
+            </w:r>
+            <w:proofErr w:type="spellStart"/>
+            <w:r>
+              <w:rPr>
+                <w:rFonts w:ascii="Segoe UI Light" w:hAnsi="Segoe UI Light" w:cs="Segoe UI Light"/>
+              </w:rPr>
+              <w:t>clientWill</w:t>
+            </w:r>
+            <w:proofErr w:type="spellEnd"/>
+            <w:r>
+              <w:rPr>
+                <w:rFonts w:ascii="Segoe UI Light" w:hAnsi="Segoe UI Light" w:cs="Segoe UI Light"/>
+              </w:rPr>
+              <w:t>}}</w:t>
+            </w:r>
+          </w:p>
+        </w:tc>
+        <w:tc>
+          <w:tcPr>
+            <w:tcW w:w="3433" w:type="dxa"/>
+          </w:tcPr>
+          <w:p>
+            <w:pPr>
+              <w:rPr>
+                <w:rFonts w:ascii="Segoe UI Light" w:hAnsi="Segoe UI Light" w:cs="Segoe UI Light"/>
+              </w:rPr>
+            </w:pPr>
+            <w:r>
+              <w:rPr>
+                <w:rFonts w:ascii="Segoe UI Light" w:hAnsi="Segoe UI Light" w:cs="Segoe UI Light"/>
+              </w:rPr>
+              <w:t>{{</w:t>
+            </w:r>
+            <w:proofErr w:type="spellStart"/>
+            <w:r>
+              <w:rPr>
+                <w:rFonts w:ascii="Segoe UI Light" w:hAnsi="Segoe UI Light" w:cs="Segoe UI Light"/>
+              </w:rPr>
+              <w:t>partner</w:t>
+            </w:r>
+            <w:r>
+              <w:rPr>
+                <w:rFonts w:ascii="Segoe UI Light" w:hAnsi="Segoe UI Light" w:cs="Segoe UI Light"/>
+              </w:rPr>
+              <w:t>Will</w:t>
+            </w:r>
+            <w:proofErr w:type="spellEnd"/>
+            <w:r>
+              <w:rPr>
+                <w:rFonts w:ascii="Segoe UI Light" w:hAnsi="Segoe UI Light" w:cs="Segoe UI Light"/>
+              </w:rPr>
+              <w:t>}}</w:t>
+            </w:r>
+          </w:p>
+        </w:tc>
+      </w:tr>
+      <w:tr>
+        <w:trPr>
+          <w:trHeight w:val="492"/>
+        </w:trPr>
+        <w:tc>
+          <w:tcPr>
+            <w:tcW w:w="3433" w:type="dxa"/>
+          </w:tcPr>
+          <w:p>
+            <w:pPr>
+              <w:rPr>
+                <w:rFonts w:ascii="Segoe UI Light" w:hAnsi="Segoe UI Light" w:cs="Segoe UI Light"/>
+                <w:bCs/>
+              </w:rPr>
+            </w:pPr>
+            <w:r>
+              <w:rPr>
+                <w:rFonts w:ascii="Segoe UI Light" w:eastAsia="Times New Roman" w:hAnsi="Segoe UI Light" w:cs="Segoe UI Light"/>
+                <w:lang w:eastAsia="en-AU"/>
+              </w:rPr>
+              <w:t>Year Set Up</w:t>
+            </w:r>
+          </w:p>
+        </w:tc>
+        <w:tc>
+          <w:tcPr>
+            <w:tcW w:w="3433" w:type="dxa"/>
+          </w:tcPr>
+          <w:p>
+            <w:pPr>
+              <w:rPr>
+                <w:rFonts w:ascii="Segoe UI Light" w:hAnsi="Segoe UI Light" w:cs="Segoe UI Light"/>
+                <w:lang w:val="en-US"/>
+              </w:rPr>
+            </w:pPr>
+            <w:r>
+              <w:rPr>
+                <w:rFonts w:ascii="Segoe UI Light" w:hAnsi="Segoe UI Light" w:cs="Segoe UI Light"/>
+              </w:rPr>
+              <w:t>{{</w:t>
+            </w:r>
+            <w:proofErr w:type="spellStart"/>
+            <w:r>
+              <w:rPr>
+                <w:rFonts w:ascii="Segoe UI Light" w:hAnsi="Segoe UI Light" w:cs="Segoe UI Light"/>
+              </w:rPr>
+              <w:t>client</w:t>
+            </w:r>
+            <w:r>
+              <w:rPr>
+                <w:rFonts w:ascii="Segoe UI Light" w:hAnsi="Segoe UI Light" w:cs="Segoe UI Light"/>
+              </w:rPr>
+              <w:t>WillY</w:t>
+            </w:r>
+            <w:r>
+              <w:rPr>
+                <w:rFonts w:ascii="Segoe UI Light" w:hAnsi="Segoe UI Light" w:cs="Segoe UI Light"/>
+                <w:lang w:val="en-US"/>
+              </w:rPr>
+              <w:t>earSetUp</w:t>
+            </w:r>
+            <w:proofErr w:type="spellEnd"/>
+            <w:r>
+              <w:rPr>
+                <w:rFonts w:ascii="Segoe UI Light" w:hAnsi="Segoe UI Light" w:cs="Segoe UI Light"/>
+              </w:rPr>
+              <w:t>}}</w:t>
+            </w:r>
+          </w:p>
+        </w:tc>
+        <w:tc>
+          <w:tcPr>
+            <w:tcW w:w="3433" w:type="dxa"/>
+          </w:tcPr>
+          <w:p>
+            <w:pPr>
+              <w:rPr>
+                <w:rFonts w:ascii="Segoe UI Light" w:hAnsi="Segoe UI Light" w:cs="Segoe UI Light"/>
+              </w:rPr>
+            </w:pPr>
+            <w:r>
+              <w:rPr>
+                <w:rFonts w:ascii="Segoe UI Light" w:hAnsi="Segoe UI Light" w:cs="Segoe UI Light"/>
+              </w:rPr>
+              <w:t>{{</w:t>
+            </w:r>
+            <w:proofErr w:type="spellStart"/>
+            <w:r>
+              <w:rPr>
+                <w:rFonts w:ascii="Segoe UI Light" w:hAnsi="Segoe UI Light" w:cs="Segoe UI Light"/>
+              </w:rPr>
+              <w:t>partnerWill</w:t>
+            </w:r>
+            <w:r>
+              <w:rPr>
+                <w:rFonts w:ascii="Segoe UI Light" w:hAnsi="Segoe UI Light" w:cs="Segoe UI Light"/>
+              </w:rPr>
+              <w:t>Y</w:t>
+            </w:r>
+            <w:r>
+              <w:rPr>
+                <w:rFonts w:ascii="Segoe UI Light" w:hAnsi="Segoe UI Light" w:cs="Segoe UI Light"/>
+                <w:lang w:val="en-US"/>
+              </w:rPr>
+              <w:t>earSetUp</w:t>
+            </w:r>
+            <w:proofErr w:type="spellEnd"/>
+            <w:r>
+              <w:rPr>
+                <w:rFonts w:ascii="Segoe UI Light" w:hAnsi="Segoe UI Light" w:cs="Segoe UI Light"/>
+              </w:rPr>
+              <w:t>}}</w:t>
+            </w:r>
+          </w:p>
+        </w:tc>
+      </w:tr>
+      <w:tr>
+        <w:trPr>
+          <w:trHeight w:val="235"/>
+        </w:trPr>
+        <w:tc>
+          <w:tcPr>
+            <w:tcW w:w="3433" w:type="dxa"/>
+          </w:tcPr>
+          <w:p>
+            <w:pPr>
+              <w:rPr>
+                <w:rFonts w:ascii="Segoe UI Light" w:hAnsi="Segoe UI Light" w:cs="Segoe UI Light"/>
+              </w:rPr>
+            </w:pPr>
+            <w:r>
+              <w:rPr>
+                <w:rFonts w:ascii="Segoe UI Light" w:eastAsia="Times New Roman" w:hAnsi="Segoe UI Light" w:cs="Segoe UI Light"/>
+                <w:lang w:eastAsia="en-AU"/>
+              </w:rPr>
+              <w:t>Are Your Wills Current</w:t>
+            </w:r>
+          </w:p>
+        </w:tc>
+        <w:tc>
+          <w:tcPr>
+            <w:tcW w:w="3433" w:type="dxa"/>
+          </w:tcPr>
+          <w:p>
+            <w:pPr>
+              <w:rPr>
+                <w:rFonts w:ascii="Segoe UI Light" w:hAnsi="Segoe UI Light" w:cs="Segoe UI Light"/>
+                <w:lang w:val="en-US"/>
+              </w:rPr>
+            </w:pPr>
+            <w:r>
+              <w:rPr>
+                <w:rFonts w:ascii="Segoe UI Light" w:hAnsi="Segoe UI Light" w:cs="Segoe UI Light"/>
+              </w:rPr>
+              <w:t>{{</w:t>
+            </w:r>
+            <w:proofErr w:type="spellStart"/>
+            <w:r>
+              <w:rPr>
+                <w:rFonts w:ascii="Segoe UI Light" w:hAnsi="Segoe UI Light" w:cs="Segoe UI Light"/>
+              </w:rPr>
+              <w:t>client</w:t>
+            </w:r>
+            <w:r>
+              <w:rPr>
+                <w:rFonts w:ascii="Segoe UI Light" w:hAnsi="Segoe UI Light" w:cs="Segoe UI Light"/>
+              </w:rPr>
+              <w:t>W</w:t>
+            </w:r>
+            <w:r>
+              <w:rPr>
+                <w:rFonts w:ascii="Segoe UI Light" w:hAnsi="Segoe UI Light" w:cs="Segoe UI Light"/>
+                <w:lang w:val="en-US"/>
+              </w:rPr>
+              <w:t>illsCurrent</w:t>
+            </w:r>
+            <w:proofErr w:type="spellEnd"/>
+            <w:r>
+              <w:rPr>
+                <w:rFonts w:ascii="Segoe UI Light" w:hAnsi="Segoe UI Light" w:cs="Segoe UI Light"/>
+              </w:rPr>
+              <w:t>}}</w:t>
+            </w:r>
+          </w:p>
+        </w:tc>
+        <w:tc>
+          <w:tcPr>
+            <w:tcW w:w="3433" w:type="dxa"/>
+          </w:tcPr>
+          <w:p>
+            <w:pPr>
+              <w:rPr>
+                <w:rFonts w:ascii="Segoe UI Light" w:hAnsi="Segoe UI Light" w:cs="Segoe UI Light"/>
+              </w:rPr>
+            </w:pPr>
+            <w:r>
+              <w:rPr>
+                <w:rFonts w:ascii="Segoe UI Light" w:hAnsi="Segoe UI Light" w:cs="Segoe UI Light"/>
+              </w:rPr>
+              <w:t>{{</w:t>
+            </w:r>
+            <w:proofErr w:type="spellStart"/>
+            <w:r>
+              <w:rPr>
+                <w:rFonts w:ascii="Segoe UI Light" w:hAnsi="Segoe UI Light" w:cs="Segoe UI Light"/>
+              </w:rPr>
+              <w:t>partnerW</w:t>
+            </w:r>
+            <w:r>
+              <w:rPr>
+                <w:rFonts w:ascii="Segoe UI Light" w:hAnsi="Segoe UI Light" w:cs="Segoe UI Light"/>
+                <w:lang w:val="en-US"/>
+              </w:rPr>
+              <w:t>illsCurrent</w:t>
+            </w:r>
+            <w:proofErr w:type="spellEnd"/>
+            <w:r>
+              <w:rPr>
+                <w:rFonts w:ascii="Segoe UI Light" w:hAnsi="Segoe UI Light" w:cs="Segoe UI Light"/>
+              </w:rPr>
+              <w:t>}}</w:t>
+            </w:r>
+          </w:p>
+        </w:tc>
+      </w:tr>
+      <w:tr>
+        <w:trPr>
+          <w:trHeight w:val="246"/>
+        </w:trPr>
+        <w:tc>
+          <w:tcPr>
+            <w:tcW w:w="3433" w:type="dxa"/>
+          </w:tcPr>
+          <w:p>
+            <w:pPr>
+              <w:rPr>
+                <w:rFonts w:ascii="Segoe UI Light" w:hAnsi="Segoe UI Light" w:cs="Segoe UI Light"/>
+                <w:bCs/>
+              </w:rPr>
+            </w:pPr>
+            <w:r>
+              <w:rPr>
+                <w:rFonts w:ascii="Segoe UI Light" w:hAnsi="Segoe UI Light" w:cs="Segoe UI Light"/>
+              </w:rPr>
+              <w:t xml:space="preserve">Executors </w:t>
+            </w:r>
+          </w:p>
+        </w:tc>
+        <w:tc>
+          <w:tcPr>
+            <w:tcW w:w="3433" w:type="dxa"/>
+          </w:tcPr>
+          <w:p>
+            <w:pPr>
+              <w:rPr>
+                <w:rFonts w:ascii="Segoe UI Light" w:hAnsi="Segoe UI Light" w:cs="Segoe UI Light"/>
+              </w:rPr>
+            </w:pPr>
+            <w:r>
+              <w:rPr>
+                <w:rFonts w:ascii="Segoe UI Light" w:hAnsi="Segoe UI Light" w:cs="Segoe UI Light"/>
+              </w:rPr>
+              <w:t>{{#clientE</w:t>
+            </w:r>
+            <w:proofErr w:type="spellStart"/>
+            <w:r>
+              <w:rPr>
+                <w:rFonts w:ascii="Segoe UI Light" w:hAnsi="Segoe UI Light" w:cs="Segoe UI Light"/>
+                <w:lang w:val="en-US"/>
+              </w:rPr>
+              <w:t>xecutor</w:t>
+            </w:r>
+            <w:r>
+              <w:rPr>
+                <w:rFonts w:ascii="Segoe UI Light" w:hAnsi="Segoe UI Light" w:cs="Segoe UI Light"/>
+                <w:lang w:val="en-US"/>
+              </w:rPr>
+              <w:t>Items</w:t>
+            </w:r>
+            <w:proofErr w:type="spellEnd"/>
+            <w:r>
+              <w:rPr>
+                <w:rFonts w:ascii="Segoe UI Light" w:hAnsi="Segoe UI Light" w:cs="Segoe UI Light"/>
+              </w:rPr>
+              <w:t>}}</w:t>
+            </w:r>
+          </w:p>
+          <w:p>
+            <w:pPr>
+              <w:rPr>
+                <w:rFonts w:ascii="Segoe UI Light" w:hAnsi="Segoe UI Light" w:cs="Segoe UI Light"/>
+              </w:rPr>
+            </w:pPr>
+            <w:r>
+              <w:rPr>
+                <w:rFonts w:ascii="Segoe UI Light" w:hAnsi="Segoe UI Light" w:cs="Segoe UI Light"/>
+              </w:rPr>
+              <w:t>{{</w:t>
+            </w:r>
+            <w:proofErr w:type="spellStart"/>
+            <w:r>
+              <w:rPr>
+                <w:rFonts w:ascii="Segoe UI Light" w:hAnsi="Segoe UI Light" w:cs="Segoe UI Light"/>
+              </w:rPr>
+              <w:t>executorName</w:t>
+            </w:r>
+            <w:proofErr w:type="spellEnd"/>
+            <w:r>
+              <w:rPr>
+                <w:rFonts w:ascii="Segoe UI Light" w:hAnsi="Segoe UI Light" w:cs="Segoe UI Light"/>
+              </w:rPr>
+              <w:t>}} ({{</w:t>
+            </w:r>
+            <w:proofErr w:type="spellStart"/>
+            <w:r>
+              <w:rPr>
+                <w:rFonts w:ascii="Segoe UI Light" w:hAnsi="Segoe UI Light" w:cs="Segoe UI Light"/>
+              </w:rPr>
+              <w:t>executerRelationship</w:t>
+            </w:r>
+            <w:proofErr w:type="spellEnd"/>
+            <w:r>
+              <w:rPr>
+                <w:rFonts w:ascii="Segoe UI Light" w:hAnsi="Segoe UI Light" w:cs="Segoe UI Light"/>
+              </w:rPr>
+              <w:t>}})</w:t>
+            </w:r>
+            <w:r>
+              <w:rPr>
+                <w:rFonts w:ascii="Segoe UI Light" w:hAnsi="Segoe UI Light" w:cs="Segoe UI Light"/>
+              </w:rPr>
+              <w:br/>
+            </w:r>
+            <w:r>
+              <w:rPr>
+                <w:rFonts w:ascii="Segoe UI Light" w:hAnsi="Segoe UI Light" w:cs="Segoe UI Light"/>
+              </w:rPr>
+              <w:t>{{</w:t>
+            </w:r>
+            <w:r>
+              <w:rPr>
+                <w:rFonts w:ascii="Segoe UI Light" w:hAnsi="Segoe UI Light" w:cs="Segoe UI Light"/>
+              </w:rPr>
+              <w:t>/</w:t>
+            </w:r>
+            <w:proofErr w:type="spellStart"/>
+            <w:r>
+              <w:rPr>
+                <w:rFonts w:ascii="Segoe UI Light" w:hAnsi="Segoe UI Light" w:cs="Segoe UI Light"/>
+              </w:rPr>
+              <w:t>clientE</w:t>
+            </w:r>
+            <w:r>
+              <w:rPr>
+                <w:rFonts w:ascii="Segoe UI Light" w:hAnsi="Segoe UI Light" w:cs="Segoe UI Light"/>
+                <w:lang w:val="en-US"/>
+              </w:rPr>
+              <w:t>xecutor</w:t>
+            </w:r>
+            <w:r>
+              <w:rPr>
+                <w:rFonts w:ascii="Segoe UI Light" w:hAnsi="Segoe UI Light" w:cs="Segoe UI Light"/>
+                <w:lang w:val="en-US"/>
+              </w:rPr>
+              <w:t>Items</w:t>
+            </w:r>
+            <w:proofErr w:type="spellEnd"/>
+            <w:r>
+              <w:rPr>
+                <w:rFonts w:ascii="Segoe UI Light" w:hAnsi="Segoe UI Light" w:cs="Segoe UI Light"/>
+              </w:rPr>
+              <w:t>}}</w:t>
+            </w:r>
+          </w:p>
+          <w:p>
+            <w:pPr>
+              <w:rPr>
+                <w:rFonts w:ascii="Segoe UI Light" w:hAnsi="Segoe UI Light" w:cs="Segoe UI Light"/>
+              </w:rPr>
+            </w:pPr>
+          </w:p>
+        </w:tc>
+        <w:tc>
+          <w:tcPr>
+            <w:tcW w:w="3433" w:type="dxa"/>
+          </w:tcPr>
+          <w:p>
+            <w:pPr>
+              <w:rPr>
+                <w:rFonts w:ascii="Segoe UI Light" w:hAnsi="Segoe UI Light" w:cs="Segoe UI Light"/>
+              </w:rPr>
+            </w:pPr>
+            <w:r>
+              <w:rPr>
+                <w:rFonts w:ascii="Segoe UI Light" w:hAnsi="Segoe UI Light" w:cs="Segoe UI Light"/>
+              </w:rPr>
+              <w:t>{{#</w:t>
+            </w:r>
+            <w:r>
+              <w:rPr>
+                <w:rFonts w:ascii="Segoe UI Light" w:hAnsi="Segoe UI Light" w:cs="Segoe UI Light"/>
+              </w:rPr>
+              <w:t>partner</w:t>
+            </w:r>
+            <w:r>
+              <w:rPr>
+                <w:rFonts w:ascii="Segoe UI Light" w:hAnsi="Segoe UI Light" w:cs="Segoe UI Light"/>
+              </w:rPr>
+              <w:t>E</w:t>
+            </w:r>
+            <w:proofErr w:type="spellStart"/>
+            <w:r>
+              <w:rPr>
+                <w:rFonts w:ascii="Segoe UI Light" w:hAnsi="Segoe UI Light" w:cs="Segoe UI Light"/>
+                <w:lang w:val="en-US"/>
+              </w:rPr>
+              <w:t>xecutor</w:t>
+            </w:r>
+            <w:r>
+              <w:rPr>
+                <w:rFonts w:ascii="Segoe UI Light" w:hAnsi="Segoe UI Light" w:cs="Segoe UI Light"/>
+                <w:lang w:val="en-US"/>
+              </w:rPr>
+              <w:t>Items</w:t>
+            </w:r>
+            <w:proofErr w:type="spellEnd"/>
+            <w:r>
+              <w:rPr>
+                <w:rFonts w:ascii="Segoe UI Light" w:hAnsi="Segoe UI Light" w:cs="Segoe UI Light"/>
+              </w:rPr>
+              <w:t>}}</w:t>
+            </w:r>
+          </w:p>
+          <w:p>
+            <w:pPr>
+              <w:rPr>
+                <w:rFonts w:ascii="Segoe UI Light" w:hAnsi="Segoe UI Light" w:cs="Segoe UI Light"/>
+              </w:rPr>
+            </w:pPr>
+            <w:r>
+              <w:rPr>
+                <w:rFonts w:ascii="Segoe UI Light" w:hAnsi="Segoe UI Light" w:cs="Segoe UI Light"/>
+              </w:rPr>
+              <w:t>{{</w:t>
+            </w:r>
+            <w:proofErr w:type="spellStart"/>
+            <w:r>
+              <w:rPr>
+                <w:rFonts w:ascii="Segoe UI Light" w:hAnsi="Segoe UI Light" w:cs="Segoe UI Light"/>
+              </w:rPr>
+              <w:t>executorName</w:t>
+            </w:r>
+            <w:proofErr w:type="spellEnd"/>
+            <w:r>
+              <w:rPr>
+                <w:rFonts w:ascii="Segoe UI Light" w:hAnsi="Segoe UI Light" w:cs="Segoe UI Light"/>
+              </w:rPr>
+              <w:t>}} ({{</w:t>
+            </w:r>
+            <w:proofErr w:type="spellStart"/>
+            <w:r>
+              <w:rPr>
+                <w:rFonts w:ascii="Segoe UI Light" w:hAnsi="Segoe UI Light" w:cs="Segoe UI Light"/>
+              </w:rPr>
+              <w:t>executerRelationship</w:t>
+            </w:r>
+            <w:proofErr w:type="spellEnd"/>
+            <w:r>
+              <w:rPr>
+                <w:rFonts w:ascii="Segoe UI Light" w:hAnsi="Segoe UI Light" w:cs="Segoe UI Light"/>
+              </w:rPr>
+              <w:t>}})</w:t>
+            </w:r>
+            <w:r>
+              <w:rPr>
+                <w:rFonts w:ascii="Segoe UI Light" w:hAnsi="Segoe UI Light" w:cs="Segoe UI Light"/>
+              </w:rPr>
+              <w:br/>
+              <w:t>{{/</w:t>
+            </w:r>
+            <w:proofErr w:type="spellStart"/>
+            <w:r>
+              <w:rPr>
+                <w:rFonts w:ascii="Segoe UI Light" w:hAnsi="Segoe UI Light" w:cs="Segoe UI Light"/>
+              </w:rPr>
+              <w:t>partner</w:t>
+            </w:r>
+            <w:r>
+              <w:rPr>
+                <w:rFonts w:ascii="Segoe UI Light" w:hAnsi="Segoe UI Light" w:cs="Segoe UI Light"/>
+              </w:rPr>
+              <w:t>E</w:t>
+            </w:r>
+            <w:r>
+              <w:rPr>
+                <w:rFonts w:ascii="Segoe UI Light" w:hAnsi="Segoe UI Light" w:cs="Segoe UI Light"/>
+                <w:lang w:val="en-US"/>
+              </w:rPr>
+              <w:t>xecutor</w:t>
+            </w:r>
+            <w:r>
+              <w:rPr>
+                <w:rFonts w:ascii="Segoe UI Light" w:hAnsi="Segoe UI Light" w:cs="Segoe UI Light"/>
+                <w:lang w:val="en-US"/>
+              </w:rPr>
+              <w:t>Items</w:t>
+            </w:r>
+            <w:proofErr w:type="spellEnd"/>
+            <w:r>
+              <w:rPr>
+                <w:rFonts w:ascii="Segoe UI Light" w:hAnsi="Segoe UI Light" w:cs="Segoe UI Light"/>
+              </w:rPr>
+              <w:t>}}</w:t>
+            </w:r>
+          </w:p>
+          <w:p>
+            <w:pPr>
+              <w:rPr>
+                <w:rFonts w:ascii="Segoe UI Light" w:hAnsi="Segoe UI Light" w:cs="Segoe UI Light"/>
+              </w:rPr>
+            </w:pPr>
+          </w:p>
+        </w:tc>
+      </w:tr>
+      <w:tr>
+        <w:trPr>
+          <w:trHeight w:val="482"/>
+        </w:trPr>
+        <w:tc>
+          <w:tcPr>
+            <w:tcW w:w="3433" w:type="dxa"/>
+          </w:tcPr>
+          <w:p>
+            <w:pPr>
+              <w:rPr>
+                <w:rFonts w:ascii="Segoe UI Light" w:hAnsi="Segoe UI Light" w:cs="Segoe UI Light"/>
+              </w:rPr>
+            </w:pPr>
+            <w:r>
+              <w:rPr>
+                <w:rFonts w:ascii="Segoe UI Light" w:hAnsi="Segoe UI Light" w:cs="Segoe UI Light"/>
+              </w:rPr>
+              <w:t>Enduring Guardianship</w:t>
+            </w:r>
+          </w:p>
+        </w:tc>
+        <w:tc>
+          <w:tcPr>
+            <w:tcW w:w="3433" w:type="dxa"/>
+          </w:tcPr>
+          <w:p>
+            <w:pPr>
+              <w:rPr>
+                <w:rFonts w:ascii="Segoe UI Light" w:hAnsi="Segoe UI Light" w:cs="Segoe UI Light"/>
+                <w:lang w:val="en-US"/>
+              </w:rPr>
+            </w:pPr>
+            <w:r>
+              <w:rPr>
+                <w:rFonts w:ascii="Segoe UI Light" w:hAnsi="Segoe UI Light" w:cs="Segoe UI Light"/>
+              </w:rPr>
+              <w:t>{{</w:t>
+            </w:r>
+            <w:proofErr w:type="spellStart"/>
+            <w:r>
+              <w:rPr>
+                <w:rFonts w:ascii="Segoe UI Light" w:hAnsi="Segoe UI Light" w:cs="Segoe UI Light"/>
+              </w:rPr>
+              <w:t>clientE</w:t>
+            </w:r>
+            <w:r>
+              <w:rPr>
+                <w:rFonts w:ascii="Segoe UI Light" w:hAnsi="Segoe UI Light" w:cs="Segoe UI Light"/>
+                <w:lang w:val="en-US"/>
+              </w:rPr>
+              <w:t>nduringGuardianship</w:t>
+            </w:r>
+            <w:proofErr w:type="spellEnd"/>
+            <w:r>
+              <w:rPr>
+                <w:rFonts w:ascii="Segoe UI Light" w:hAnsi="Segoe UI Light" w:cs="Segoe UI Light"/>
+              </w:rPr>
+              <w:t>}}</w:t>
+            </w:r>
+          </w:p>
+        </w:tc>
+        <w:tc>
+          <w:tcPr>
+            <w:tcW w:w="3433" w:type="dxa"/>
+          </w:tcPr>
+          <w:p>
+            <w:pPr>
+              <w:rPr>
+                <w:rFonts w:ascii="Segoe UI Light" w:hAnsi="Segoe UI Light" w:cs="Segoe UI Light"/>
+              </w:rPr>
+            </w:pPr>
+            <w:r>
+              <w:rPr>
+                <w:rFonts w:ascii="Segoe UI Light" w:hAnsi="Segoe UI Light" w:cs="Segoe UI Light"/>
+              </w:rPr>
+              <w:t>{{</w:t>
+            </w:r>
+            <w:proofErr w:type="spellStart"/>
+            <w:r>
+              <w:rPr>
+                <w:rFonts w:ascii="Segoe UI Light" w:hAnsi="Segoe UI Light" w:cs="Segoe UI Light"/>
+              </w:rPr>
+              <w:t>partner</w:t>
+            </w:r>
+            <w:r>
+              <w:rPr>
+                <w:rFonts w:ascii="Segoe UI Light" w:hAnsi="Segoe UI Light" w:cs="Segoe UI Light"/>
+              </w:rPr>
+              <w:t>E</w:t>
+            </w:r>
+            <w:r>
+              <w:rPr>
+                <w:rFonts w:ascii="Segoe UI Light" w:hAnsi="Segoe UI Light" w:cs="Segoe UI Light"/>
+                <w:lang w:val="en-US"/>
+              </w:rPr>
+              <w:t>nduringGuardianship</w:t>
+            </w:r>
+            <w:proofErr w:type="spellEnd"/>
+            <w:r>
+              <w:rPr>
+                <w:rFonts w:ascii="Segoe UI Light" w:hAnsi="Segoe UI Light" w:cs="Segoe UI Light"/>
+              </w:rPr>
+              <w:t>}}</w:t>
+            </w:r>
+          </w:p>
+        </w:tc>
+      </w:tr>
+      <w:tr>
+        <w:trPr>
+          <w:trHeight w:val="246"/>
+        </w:trPr>
+        <w:tc>
+          <w:tcPr>
+            <w:tcW w:w="3433" w:type="dxa"/>
+          </w:tcPr>
+          <w:p>
+            <w:pPr>
+              <w:rPr>
+                <w:rFonts w:ascii="Segoe UI Light" w:hAnsi="Segoe UI Light" w:cs="Segoe UI Light"/>
+                <w:bCs/>
+                <w:highlight w:val="cyan"/>
+              </w:rPr>
+            </w:pPr>
+            <w:r>
+              <w:rPr>
+                <w:rFonts w:ascii="Segoe UI Light" w:hAnsi="Segoe UI Light" w:cs="Segoe UI Light"/>
+                <w:highlight w:val="cyan"/>
+              </w:rPr>
+              <w:t xml:space="preserve">Executors </w:t>
+            </w:r>
+          </w:p>
+        </w:tc>
+        <w:tc>
+          <w:tcPr>
+            <w:tcW w:w="3433" w:type="dxa"/>
+          </w:tcPr>
+          <w:p>
+            <w:pPr>
+              <w:suppressAutoHyphens w:val="0"/>
+              <w:spacing w:line="240" w:lineRule="auto"/>
+              <w:rPr>
+                <w:rFonts w:ascii="Segoe UI Light" w:hAnsi="Segoe UI Light" w:cs="Segoe UI Light"/>
+                <w:highlight w:val="cyan"/>
+                <w:lang w:val="en-US"/>
+              </w:rPr>
+            </w:pPr>
+            <w:r>
+              <w:rPr>
+                <w:rFonts w:ascii="Segoe UI Light" w:hAnsi="Segoe UI Light" w:cs="Segoe UI Light"/>
+                <w:highlight w:val="cyan"/>
+              </w:rPr>
+              <w:t xml:space="preserve">No </w:t>
+            </w:r>
+          </w:p>
+        </w:tc>
+        <w:tc>
+          <w:tcPr>
+            <w:tcW w:w="3433" w:type="dxa"/>
+          </w:tcPr>
+          <w:p>
+            <w:pPr>
+              <w:suppressAutoHyphens w:val="0"/>
+              <w:spacing w:line="240" w:lineRule="auto"/>
+              <w:rPr>
+                <w:rFonts w:ascii="Segoe UI Light" w:hAnsi="Segoe UI Light" w:cs="Segoe UI Light"/>
+                <w:bCs/>
+                <w:highlight w:val="cyan"/>
+              </w:rPr>
+            </w:pPr>
+            <w:r>
+              <w:rPr>
+                <w:rFonts w:ascii="Segoe UI Light" w:hAnsi="Segoe UI Light" w:cs="Segoe UI Light"/>
+                <w:highlight w:val="cyan"/>
+              </w:rPr>
+              <w:t xml:space="preserve">No </w:t>
+            </w:r>
+          </w:p>
+        </w:tc>
+      </w:tr>
+      <w:tr>
+        <w:trPr>
+          <w:trHeight w:val="482"/>
+        </w:trPr>
+        <w:tc>
+          <w:tcPr>
+            <w:tcW w:w="3433" w:type="dxa"/>
+          </w:tcPr>
+          <w:p>
+            <w:pPr>
+              <w:rPr>
+                <w:rFonts w:ascii="Segoe UI Light" w:hAnsi="Segoe UI Light" w:cs="Segoe UI Light"/>
+                <w:highlight w:val="cyan"/>
+              </w:rPr>
+            </w:pPr>
+            <w:r>
+              <w:rPr>
+                <w:rFonts w:ascii="Segoe UI Light" w:hAnsi="Segoe UI Light" w:cs="Segoe UI Light"/>
+                <w:highlight w:val="cyan"/>
+              </w:rPr>
+              <w:t>Enduring Guardianship</w:t>
+            </w:r>
+          </w:p>
+        </w:tc>
+        <w:tc>
+          <w:tcPr>
+            <w:tcW w:w="3433" w:type="dxa"/>
+          </w:tcPr>
+          <w:p>
+            <w:pPr>
+              <w:suppressAutoHyphens w:val="0"/>
+              <w:spacing w:line="240" w:lineRule="auto"/>
+              <w:rPr>
+                <w:rFonts w:ascii="Segoe UI Light" w:hAnsi="Segoe UI Light" w:cs="Segoe UI Light"/>
+                <w:highlight w:val="cyan"/>
+                <w:lang w:val="en-US"/>
+              </w:rPr>
+            </w:pPr>
+            <w:r>
+              <w:rPr>
+                <w:rFonts w:ascii="Segoe UI Light" w:hAnsi="Segoe UI Light" w:cs="Segoe UI Light"/>
+                <w:highlight w:val="cyan"/>
+              </w:rPr>
+              <w:t>No</w:t>
+            </w:r>
+          </w:p>
+        </w:tc>
+        <w:tc>
+          <w:tcPr>
+            <w:tcW w:w="3433" w:type="dxa"/>
+          </w:tcPr>
+          <w:p>
+            <w:pPr>
+              <w:suppressAutoHyphens w:val="0"/>
+              <w:spacing w:line="240" w:lineRule="auto"/>
+              <w:rPr>
+                <w:rFonts w:ascii="Segoe UI Light" w:hAnsi="Segoe UI Light" w:cs="Segoe UI Light"/>
+                <w:highlight w:val="cyan"/>
+              </w:rPr>
+            </w:pPr>
+            <w:r>
+              <w:rPr>
+                <w:rFonts w:ascii="Segoe UI Light" w:hAnsi="Segoe UI Light" w:cs="Segoe UI Light"/>
+                <w:highlight w:val="cyan"/>
+              </w:rPr>
+              <w:t>No</w:t>
+            </w:r>
+          </w:p>
+        </w:tc>
+      </w:tr>
+      <w:tr>
+        <w:trPr>
+          <w:trHeight w:val="246"/>
+        </w:trPr>
+        <w:tc>
+          <w:tcPr>
+            <w:tcW w:w="10299" w:type="dxa"/>
+            <w:gridSpan w:val="3"/>
+            <w:shd w:val="clear" w:color="auto" w:fill="004E99"/>
+          </w:tcPr>
+          <w:p>
+            <w:pPr>
+              <w:rPr>
+                <w:rFonts w:ascii="Segoe UI Light" w:hAnsi="Segoe UI Light" w:cs="Segoe UI Light"/>
+                <w:b/>
+                <w:bCs/>
+                <w:color w:val="FFFFFF" w:themeColor="background1"/>
+              </w:rPr>
+            </w:pPr>
+            <w:r>
+              <w:rPr>
+                <w:rFonts w:ascii="Segoe UI Light" w:hAnsi="Segoe UI Light" w:cs="Segoe UI Light"/>
+                <w:b/>
+                <w:bCs/>
+                <w:color w:val="FFFFFF" w:themeColor="background1"/>
+              </w:rPr>
+              <w:t>Power of Attorneys (</w:t>
+            </w:r>
+            <w:r>
+              <w:rPr>
+                <w:rFonts w:ascii="Segoe UI Light" w:hAnsi="Segoe UI Light" w:cs="Segoe UI Light"/>
+                <w:b/>
+                <w:color w:val="FFFFFF" w:themeColor="background1"/>
+              </w:rPr>
+              <w:t>POA)</w:t>
+            </w:r>
+          </w:p>
+        </w:tc>
+      </w:tr>
+      <w:tr>
+        <w:trPr>
+          <w:trHeight w:val="246"/>
+        </w:trPr>
+        <w:tc>
+          <w:tcPr>
+            <w:tcW w:w="3433" w:type="dxa"/>
+          </w:tcPr>
+          <w:p>
+            <w:pPr>
+              <w:rPr>
+                <w:rFonts w:ascii="Segoe UI Light" w:hAnsi="Segoe UI Light" w:cs="Segoe UI Light"/>
+              </w:rPr>
+            </w:pPr>
+            <w:r>
+              <w:rPr>
+                <w:rFonts w:ascii="Segoe UI Light" w:hAnsi="Segoe UI Light" w:cs="Segoe UI Light"/>
+              </w:rPr>
+              <w:t>POA Type</w:t>
+            </w:r>
+          </w:p>
+        </w:tc>
+        <w:tc>
+          <w:tcPr>
+            <w:tcW w:w="3433" w:type="dxa"/>
+          </w:tcPr>
+          <w:p>
+            <w:pPr>
+              <w:rPr>
+                <w:rFonts w:ascii="Segoe UI Light" w:hAnsi="Segoe UI Light" w:cs="Segoe UI Light"/>
+                <w:lang w:val="en-US"/>
+              </w:rPr>
+            </w:pPr>
+            <w:r>
+              <w:rPr>
+                <w:rFonts w:ascii="Segoe UI Light" w:hAnsi="Segoe UI Light" w:cs="Segoe UI Light"/>
+              </w:rPr>
+              <w:t>{{client</w:t>
+            </w:r>
+            <w:proofErr w:type="spellStart"/>
+            <w:r>
+              <w:rPr>
+                <w:rFonts w:ascii="Segoe UI Light" w:hAnsi="Segoe UI Light" w:cs="Segoe UI Light"/>
+                <w:lang w:val="en-US"/>
+              </w:rPr>
+              <w:t>POAType</w:t>
+            </w:r>
+            <w:proofErr w:type="spellEnd"/>
+            <w:r>
+              <w:rPr>
+                <w:rFonts w:ascii="Segoe UI Light" w:hAnsi="Segoe UI Light" w:cs="Segoe UI Light"/>
+              </w:rPr>
+              <w:t>}}</w:t>
+            </w:r>
+          </w:p>
+        </w:tc>
+        <w:tc>
+          <w:tcPr>
+            <w:tcW w:w="3433" w:type="dxa"/>
+          </w:tcPr>
+          <w:p>
+            <w:pPr>
+              <w:rPr>
+                <w:rFonts w:ascii="Segoe UI Light" w:hAnsi="Segoe UI Light" w:cs="Segoe UI Light"/>
+              </w:rPr>
+            </w:pPr>
+            <w:r>
+              <w:rPr>
+                <w:rFonts w:ascii="Segoe UI Light" w:hAnsi="Segoe UI Light" w:cs="Segoe UI Light"/>
+              </w:rPr>
+              <w:t>{{</w:t>
+            </w:r>
+            <w:r>
+              <w:rPr>
+                <w:rFonts w:ascii="Segoe UI Light" w:hAnsi="Segoe UI Light" w:cs="Segoe UI Light"/>
+              </w:rPr>
+              <w:t>partner</w:t>
+            </w:r>
+            <w:proofErr w:type="spellStart"/>
+            <w:r>
+              <w:rPr>
+                <w:rFonts w:ascii="Segoe UI Light" w:hAnsi="Segoe UI Light" w:cs="Segoe UI Light"/>
+                <w:lang w:val="en-US"/>
+              </w:rPr>
+              <w:t>POAType</w:t>
+            </w:r>
+            <w:proofErr w:type="spellEnd"/>
+            <w:r>
+              <w:rPr>
+                <w:rFonts w:ascii="Segoe UI Light" w:hAnsi="Segoe UI Light" w:cs="Segoe UI Light"/>
+              </w:rPr>
+              <w:t>}}</w:t>
+            </w:r>
+          </w:p>
+        </w:tc>
+      </w:tr>
+      <w:tr>
+        <w:trPr>
+          <w:trHeight w:val="492"/>
+        </w:trPr>
+        <w:tc>
+          <w:tcPr>
+            <w:tcW w:w="3433" w:type="dxa"/>
+          </w:tcPr>
+          <w:p>
+            <w:pPr>
+              <w:rPr>
+                <w:rFonts w:ascii="Segoe UI Light" w:hAnsi="Segoe UI Light" w:cs="Segoe UI Light"/>
+                <w:bCs/>
+              </w:rPr>
+            </w:pPr>
+            <w:r>
+              <w:rPr>
+                <w:rFonts w:ascii="Segoe UI Light" w:eastAsia="Times New Roman" w:hAnsi="Segoe UI Light" w:cs="Segoe UI Light"/>
+                <w:lang w:eastAsia="en-AU"/>
+              </w:rPr>
+              <w:t>Year Set Up</w:t>
+            </w:r>
+          </w:p>
+        </w:tc>
+        <w:tc>
+          <w:tcPr>
+            <w:tcW w:w="3433" w:type="dxa"/>
+          </w:tcPr>
+          <w:p>
+            <w:pPr>
+              <w:rPr>
+                <w:rFonts w:ascii="Segoe UI Light" w:hAnsi="Segoe UI Light" w:cs="Segoe UI Light"/>
+                <w:lang w:val="en-US"/>
+              </w:rPr>
+            </w:pPr>
+            <w:r>
+              <w:rPr>
+                <w:rFonts w:ascii="Segoe UI Light" w:hAnsi="Segoe UI Light" w:cs="Segoe UI Light"/>
+              </w:rPr>
+              <w:t>{{client</w:t>
+            </w:r>
+            <w:proofErr w:type="spellStart"/>
+            <w:r>
+              <w:rPr>
+                <w:rFonts w:ascii="Segoe UI Light" w:hAnsi="Segoe UI Light" w:cs="Segoe UI Light"/>
+                <w:lang w:val="en-US"/>
+              </w:rPr>
+              <w:t>POA</w:t>
+            </w:r>
+            <w:r>
+              <w:rPr>
+                <w:rFonts w:ascii="Segoe UI Light" w:hAnsi="Segoe UI Light" w:cs="Segoe UI Light"/>
+                <w:lang w:val="en-US"/>
+              </w:rPr>
+              <w:t>Y</w:t>
+            </w:r>
+            <w:r>
+              <w:rPr>
+                <w:rFonts w:ascii="Segoe UI Light" w:hAnsi="Segoe UI Light" w:cs="Segoe UI Light"/>
+                <w:lang w:val="en-US"/>
+              </w:rPr>
+              <w:t>earSetUp</w:t>
+            </w:r>
+            <w:proofErr w:type="spellEnd"/>
+            <w:r>
+              <w:rPr>
+                <w:rFonts w:ascii="Segoe UI Light" w:hAnsi="Segoe UI Light" w:cs="Segoe UI Light"/>
+              </w:rPr>
+              <w:t>}}</w:t>
+            </w:r>
+          </w:p>
+        </w:tc>
+        <w:tc>
+          <w:tcPr>
+            <w:tcW w:w="3433" w:type="dxa"/>
+          </w:tcPr>
+          <w:p>
+            <w:pPr>
+              <w:rPr>
+                <w:rFonts w:ascii="Segoe UI Light" w:hAnsi="Segoe UI Light" w:cs="Segoe UI Light"/>
+              </w:rPr>
+            </w:pPr>
+            <w:r>
+              <w:rPr>
+                <w:rFonts w:ascii="Segoe UI Light" w:hAnsi="Segoe UI Light" w:cs="Segoe UI Light"/>
+              </w:rPr>
+              <w:t>{{</w:t>
+            </w:r>
+            <w:r>
+              <w:rPr>
+                <w:rFonts w:ascii="Segoe UI Light" w:hAnsi="Segoe UI Light" w:cs="Segoe UI Light"/>
+              </w:rPr>
+              <w:t>partner</w:t>
+            </w:r>
+            <w:proofErr w:type="spellStart"/>
+            <w:r>
+              <w:rPr>
+                <w:rFonts w:ascii="Segoe UI Light" w:hAnsi="Segoe UI Light" w:cs="Segoe UI Light"/>
+                <w:lang w:val="en-US"/>
+              </w:rPr>
+              <w:t>POA</w:t>
+            </w:r>
+            <w:r>
+              <w:rPr>
+                <w:rFonts w:ascii="Segoe UI Light" w:hAnsi="Segoe UI Light" w:cs="Segoe UI Light"/>
+                <w:lang w:val="en-US"/>
+              </w:rPr>
+              <w:t>Y</w:t>
+            </w:r>
+            <w:r>
+              <w:rPr>
+                <w:rFonts w:ascii="Segoe UI Light" w:hAnsi="Segoe UI Light" w:cs="Segoe UI Light"/>
+                <w:lang w:val="en-US"/>
+              </w:rPr>
+              <w:t>earSetUp</w:t>
+            </w:r>
+            <w:proofErr w:type="spellEnd"/>
+            <w:r>
+              <w:rPr>
+                <w:rFonts w:ascii="Segoe UI Light" w:hAnsi="Segoe UI Light" w:cs="Segoe UI Light"/>
+              </w:rPr>
+              <w:t>}}</w:t>
+            </w:r>
+          </w:p>
+        </w:tc>
+      </w:tr>
+      <w:tr>
+        <w:trPr>
+          <w:trHeight w:val="246"/>
+        </w:trPr>
+        <w:tc>
+          <w:tcPr>
+            <w:tcW w:w="3433" w:type="dxa"/>
+          </w:tcPr>
+          <w:p>
+            <w:pPr>
+              <w:rPr>
+                <w:rFonts w:ascii="Segoe UI Light" w:hAnsi="Segoe UI Light" w:cs="Segoe UI Light"/>
+                <w:bCs/>
+              </w:rPr>
+            </w:pPr>
+            <w:r>
+              <w:rPr>
+                <w:rFonts w:ascii="Segoe UI Light" w:hAnsi="Segoe UI Light" w:cs="Segoe UI Light"/>
+              </w:rPr>
+              <w:t xml:space="preserve">Name of Power of Attorneys </w:t>
+            </w:r>
+          </w:p>
+        </w:tc>
+        <w:tc>
+          <w:tcPr>
+            <w:tcW w:w="3433" w:type="dxa"/>
+          </w:tcPr>
+          <w:p>
+            <w:pPr>
+              <w:rPr>
+                <w:rFonts w:ascii="Segoe UI Light" w:hAnsi="Segoe UI Light" w:cs="Segoe UI Light"/>
+                <w:lang w:val="en-US"/>
+              </w:rPr>
+            </w:pPr>
+            <w:r>
+              <w:rPr>
+                <w:rFonts w:ascii="Segoe UI Light" w:hAnsi="Segoe UI Light" w:cs="Segoe UI Light"/>
+              </w:rPr>
+              <w:t>{{#client</w:t>
+            </w:r>
+            <w:proofErr w:type="spellStart"/>
+            <w:r>
+              <w:rPr>
+                <w:rFonts w:ascii="Segoe UI Light" w:hAnsi="Segoe UI Light" w:cs="Segoe UI Light"/>
+                <w:lang w:val="en-US"/>
+              </w:rPr>
+              <w:t>POAName</w:t>
+            </w:r>
+            <w:r>
+              <w:rPr>
+                <w:rFonts w:ascii="Segoe UI Light" w:hAnsi="Segoe UI Light" w:cs="Segoe UI Light"/>
+                <w:lang w:val="en-US"/>
+              </w:rPr>
+              <w:t>Items</w:t>
+            </w:r>
+            <w:proofErr w:type="spellEnd"/>
+            <w:r>
+              <w:rPr>
+                <w:rFonts w:ascii="Segoe UI Light" w:hAnsi="Segoe UI Light" w:cs="Segoe UI Light"/>
+              </w:rPr>
+              <w:t>}}</w:t>
+            </w:r>
+          </w:p>
+          <w:p>
+            <w:pPr>
+              <w:rPr>
+                <w:rFonts w:ascii="Segoe UI Light" w:hAnsi="Segoe UI Light" w:cs="Segoe UI Light"/>
+              </w:rPr>
+            </w:pPr>
+            <w:r>
+              <w:rPr>
+                <w:rFonts w:ascii="Segoe UI Light" w:hAnsi="Segoe UI Light" w:cs="Segoe UI Light"/>
+              </w:rPr>
+              <w:t>{{</w:t>
+            </w:r>
+            <w:proofErr w:type="spellStart"/>
+            <w:r>
+              <w:rPr>
+                <w:rFonts w:ascii="Segoe UI Light" w:hAnsi="Segoe UI Light" w:cs="Segoe UI Light"/>
+              </w:rPr>
+              <w:t>executorName</w:t>
+            </w:r>
+            <w:proofErr w:type="spellEnd"/>
+            <w:r>
+              <w:rPr>
+                <w:rFonts w:ascii="Segoe UI Light" w:hAnsi="Segoe UI Light" w:cs="Segoe UI Light"/>
+              </w:rPr>
+              <w:t>}} ({{</w:t>
+            </w:r>
+            <w:proofErr w:type="spellStart"/>
+            <w:r>
+              <w:rPr>
+                <w:rFonts w:ascii="Segoe UI Light" w:hAnsi="Segoe UI Light" w:cs="Segoe UI Light"/>
+              </w:rPr>
+              <w:t>executerRelationship</w:t>
+            </w:r>
+            <w:proofErr w:type="spellEnd"/>
+            <w:r>
+              <w:rPr>
+                <w:rFonts w:ascii="Segoe UI Light" w:hAnsi="Segoe UI Light" w:cs="Segoe UI Light"/>
+              </w:rPr>
+              <w:t>}})</w:t>
+            </w:r>
+            <w:r>
+              <w:rPr>
+                <w:rFonts w:ascii="Segoe UI Light" w:hAnsi="Segoe UI Light" w:cs="Segoe UI Light"/>
+              </w:rPr>
+              <w:br/>
+              <w:t>{{/client</w:t>
+            </w:r>
+            <w:proofErr w:type="spellStart"/>
+            <w:r>
+              <w:rPr>
+                <w:rFonts w:ascii="Segoe UI Light" w:hAnsi="Segoe UI Light" w:cs="Segoe UI Light"/>
+                <w:lang w:val="en-US"/>
+              </w:rPr>
+              <w:t>POAName</w:t>
+            </w:r>
+            <w:r>
+              <w:rPr>
+                <w:rFonts w:ascii="Segoe UI Light" w:hAnsi="Segoe UI Light" w:cs="Segoe UI Light"/>
+                <w:lang w:val="en-US"/>
+              </w:rPr>
+              <w:t>Items</w:t>
+            </w:r>
+            <w:proofErr w:type="spellEnd"/>
+            <w:r>
+              <w:rPr>
+                <w:rFonts w:ascii="Segoe UI Light" w:hAnsi="Segoe UI Light" w:cs="Segoe UI Light"/>
+              </w:rPr>
+              <w:t>}}</w:t>
+            </w:r>
+          </w:p>
+        </w:tc>
+        <w:tc>
+          <w:tcPr>
+            <w:tcW w:w="3433" w:type="dxa"/>
+          </w:tcPr>
+          <w:p>
+            <w:pPr>
+              <w:rPr>
+                <w:rFonts w:ascii="Segoe UI Light" w:hAnsi="Segoe UI Light" w:cs="Segoe UI Light"/>
+                <w:lang w:val="en-US"/>
+              </w:rPr>
+            </w:pPr>
+            <w:r>
+              <w:rPr>
+                <w:rFonts w:ascii="Segoe UI Light" w:hAnsi="Segoe UI Light" w:cs="Segoe UI Light"/>
+              </w:rPr>
+              <w:t>{{#</w:t>
+            </w:r>
+            <w:r>
+              <w:rPr>
+                <w:rFonts w:ascii="Segoe UI Light" w:hAnsi="Segoe UI Light" w:cs="Segoe UI Light"/>
+              </w:rPr>
+              <w:t>partner</w:t>
+            </w:r>
+            <w:proofErr w:type="spellStart"/>
+            <w:r>
+              <w:rPr>
+                <w:rFonts w:ascii="Segoe UI Light" w:hAnsi="Segoe UI Light" w:cs="Segoe UI Light"/>
+                <w:lang w:val="en-US"/>
+              </w:rPr>
+              <w:t>POAName</w:t>
+            </w:r>
+            <w:r>
+              <w:rPr>
+                <w:rFonts w:ascii="Segoe UI Light" w:hAnsi="Segoe UI Light" w:cs="Segoe UI Light"/>
+                <w:lang w:val="en-US"/>
+              </w:rPr>
+              <w:t>Items</w:t>
+            </w:r>
+            <w:proofErr w:type="spellEnd"/>
+            <w:r>
+              <w:rPr>
+                <w:rFonts w:ascii="Segoe UI Light" w:hAnsi="Segoe UI Light" w:cs="Segoe UI Light"/>
+              </w:rPr>
+              <w:t>}}</w:t>
+            </w:r>
+          </w:p>
+          <w:p>
+            <w:pPr>
+              <w:rPr>
+                <w:rFonts w:ascii="Segoe UI Light" w:hAnsi="Segoe UI Light" w:cs="Segoe UI Light"/>
+              </w:rPr>
+            </w:pPr>
+            <w:r>
+              <w:rPr>
+                <w:rFonts w:ascii="Segoe UI Light" w:hAnsi="Segoe UI Light" w:cs="Segoe UI Light"/>
+              </w:rPr>
+              <w:t>{{</w:t>
+            </w:r>
+            <w:proofErr w:type="spellStart"/>
+            <w:r>
+              <w:rPr>
+                <w:rFonts w:ascii="Segoe UI Light" w:hAnsi="Segoe UI Light" w:cs="Segoe UI Light"/>
+              </w:rPr>
+              <w:t>executorName</w:t>
+            </w:r>
+            <w:proofErr w:type="spellEnd"/>
+            <w:r>
+              <w:rPr>
+                <w:rFonts w:ascii="Segoe UI Light" w:hAnsi="Segoe UI Light" w:cs="Segoe UI Light"/>
+              </w:rPr>
+              <w:t>}} ({{</w:t>
+            </w:r>
+            <w:proofErr w:type="spellStart"/>
+            <w:r>
+              <w:rPr>
+                <w:rFonts w:ascii="Segoe UI Light" w:hAnsi="Segoe UI Light" w:cs="Segoe UI Light"/>
+              </w:rPr>
+              <w:t>executerRelationship</w:t>
+            </w:r>
+            <w:proofErr w:type="spellEnd"/>
+            <w:r>
+              <w:rPr>
+                <w:rFonts w:ascii="Segoe UI Light" w:hAnsi="Segoe UI Light" w:cs="Segoe UI Light"/>
+              </w:rPr>
+              <w:t>}})</w:t>
+            </w:r>
+            <w:r>
+              <w:rPr>
+                <w:rFonts w:ascii="Segoe UI Light" w:hAnsi="Segoe UI Light" w:cs="Segoe UI Light"/>
+              </w:rPr>
+              <w:br/>
+              <w:t>{{/</w:t>
+            </w:r>
+            <w:r>
+              <w:rPr>
+                <w:rFonts w:ascii="Segoe UI Light" w:hAnsi="Segoe UI Light" w:cs="Segoe UI Light"/>
+              </w:rPr>
+              <w:t>partner</w:t>
+            </w:r>
+            <w:proofErr w:type="spellStart"/>
+            <w:r>
+              <w:rPr>
+                <w:rFonts w:ascii="Segoe UI Light" w:hAnsi="Segoe UI Light" w:cs="Segoe UI Light"/>
+                <w:lang w:val="en-US"/>
+              </w:rPr>
+              <w:t>POAName</w:t>
+            </w:r>
+            <w:r>
+              <w:rPr>
+                <w:rFonts w:ascii="Segoe UI Light" w:hAnsi="Segoe UI Light" w:cs="Segoe UI Light"/>
+                <w:lang w:val="en-US"/>
+              </w:rPr>
+              <w:t>Items</w:t>
+            </w:r>
+            <w:proofErr w:type="spellEnd"/>
+            <w:r>
+              <w:rPr>
+                <w:rFonts w:ascii="Segoe UI Light" w:hAnsi="Segoe UI Light" w:cs="Segoe UI Light"/>
+              </w:rPr>
+              <w:t>}}</w:t>
+            </w:r>
+          </w:p>
+        </w:tc>
+      </w:tr>
+      <w:tr>
+        <w:trPr>
+          <w:trHeight w:val="246"/>
+        </w:trPr>
+        <w:tc>
+          <w:tcPr>
+            <w:tcW w:w="10299" w:type="dxa"/>
+            <w:gridSpan w:val="3"/>
+            <w:shd w:val="clear" w:color="auto" w:fill="004E99"/>
+          </w:tcPr>
+          <w:p>
+            <w:pPr>
+              <w:rPr>
+                <w:rFonts w:ascii="Segoe UI Light" w:hAnsi="Segoe UI Light" w:cs="Segoe UI Light"/>
+                <w:b/>
+                <w:bCs/>
+                <w:color w:val="FFFFFF" w:themeColor="background1"/>
+              </w:rPr>
+            </w:pPr>
+            <w:r>
+              <w:rPr>
+                <w:rFonts w:ascii="Segoe UI Light" w:hAnsi="Segoe UI Light" w:cs="Segoe UI Light"/>
+                <w:b/>
+                <w:bCs/>
+                <w:color w:val="FFFFFF" w:themeColor="background1"/>
+              </w:rPr>
+              <w:lastRenderedPageBreak/>
+              <w:t>Estate Planning Requirements</w:t>
+            </w:r>
+          </w:p>
+        </w:tc>
+      </w:tr>
+      <w:tr>
+        <w:trPr>
+          <w:trHeight w:val="246"/>
+        </w:trPr>
+        <w:tc>
+          <w:tcPr>
+            <w:tcW w:w="3433" w:type="dxa"/>
+          </w:tcPr>
+          <w:p>
+            <w:pPr>
+              <w:rPr>
+                <w:rFonts w:ascii="Segoe UI Light" w:hAnsi="Segoe UI Light" w:cs="Segoe UI Light"/>
+              </w:rPr>
+            </w:pPr>
+            <w:r>
+              <w:rPr>
+                <w:rFonts w:ascii="Segoe UI Light" w:hAnsi="Segoe UI Light" w:cs="Segoe UI Light"/>
+              </w:rPr>
+              <w:t>Any estate planning considerations?</w:t>
+            </w:r>
+          </w:p>
+        </w:tc>
+        <w:tc>
+          <w:tcPr>
+            <w:tcW w:w="3433" w:type="dxa"/>
+          </w:tcPr>
+          <w:p>
+            <w:pPr>
+              <w:rPr>
+                <w:rFonts w:ascii="Segoe UI Light" w:hAnsi="Segoe UI Light" w:cs="Segoe UI Light"/>
+              </w:rPr>
+            </w:pPr>
+            <w:r>
+              <w:rPr>
+                <w:rFonts w:ascii="Segoe UI Light" w:hAnsi="Segoe UI Light" w:cs="Segoe UI Light"/>
+              </w:rPr>
+              <w:t>{{</w:t>
+            </w:r>
+            <w:proofErr w:type="spellStart"/>
+            <w:r>
+              <w:rPr>
+                <w:rFonts w:ascii="Segoe UI Light" w:hAnsi="Segoe UI Light" w:cs="Segoe UI Light"/>
+              </w:rPr>
+              <w:t>client</w:t>
+            </w:r>
+            <w:r>
+              <w:rPr>
+                <w:rFonts w:ascii="Segoe UI Light" w:hAnsi="Segoe UI Light" w:cs="Segoe UI Light"/>
+              </w:rPr>
+              <w:t>E</w:t>
+            </w:r>
+            <w:r>
+              <w:rPr>
+                <w:rFonts w:ascii="Segoe UI Light" w:hAnsi="Segoe UI Light" w:cs="Segoe UI Light"/>
+                <w:lang w:val="en-US"/>
+              </w:rPr>
+              <w:t>statePlanningRadio</w:t>
+            </w:r>
+            <w:proofErr w:type="spellEnd"/>
+            <w:r>
+              <w:rPr>
+                <w:rFonts w:ascii="Segoe UI Light" w:hAnsi="Segoe UI Light" w:cs="Segoe UI Light"/>
+              </w:rPr>
+              <w:t>}}</w:t>
+            </w:r>
+          </w:p>
+          <w:p>
+            <w:pPr>
+              <w:rPr>
+                <w:rFonts w:ascii="Segoe UI Light" w:hAnsi="Segoe UI Light" w:cs="Segoe UI Light"/>
+              </w:rPr>
+            </w:pPr>
+            <w:r>
+              <w:rPr>
+                <w:rFonts w:ascii="Segoe UI Light" w:hAnsi="Segoe UI Light" w:cs="Segoe UI Light"/>
+              </w:rPr>
+              <w:t>{{</w:t>
+            </w:r>
+            <w:proofErr w:type="spellStart"/>
+            <w:r>
+              <w:rPr>
+                <w:rFonts w:ascii="Segoe UI Light" w:hAnsi="Segoe UI Light" w:cs="Segoe UI Light"/>
+              </w:rPr>
+              <w:t>client</w:t>
+            </w:r>
+            <w:r>
+              <w:rPr>
+                <w:rFonts w:ascii="Segoe UI Light" w:hAnsi="Segoe UI Light" w:cs="Segoe UI Light"/>
+              </w:rPr>
+              <w:t>description</w:t>
+            </w:r>
+            <w:proofErr w:type="spellEnd"/>
+            <w:r>
+              <w:rPr>
+                <w:rFonts w:ascii="Segoe UI Light" w:hAnsi="Segoe UI Light" w:cs="Segoe UI Light"/>
+              </w:rPr>
+              <w:t>}}</w:t>
+            </w:r>
+          </w:p>
+          <w:p>
+            <w:pPr>
+              <w:rPr>
+                <w:rFonts w:ascii="Segoe UI Light" w:hAnsi="Segoe UI Light" w:cs="Segoe UI Light"/>
+              </w:rPr>
+            </w:pPr>
+          </w:p>
+          <w:p>
+            <w:pPr>
+              <w:rPr>
+                <w:rFonts w:ascii="Segoe UI Light" w:hAnsi="Segoe UI Light" w:cs="Segoe UI Light"/>
+              </w:rPr>
+            </w:pPr>
+          </w:p>
+          <w:p>
+            <w:pPr>
+              <w:rPr>
+                <w:rFonts w:ascii="Segoe UI Light" w:hAnsi="Segoe UI Light" w:cs="Segoe UI Light"/>
+              </w:rPr>
+            </w:pPr>
+          </w:p>
+        </w:tc>
+        <w:tc>
+          <w:tcPr>
+            <w:tcW w:w="3433" w:type="dxa"/>
+          </w:tcPr>
+          <w:p>
+            <w:pPr>
+              <w:rPr>
+                <w:rFonts w:ascii="Segoe UI Light" w:hAnsi="Segoe UI Light" w:cs="Segoe UI Light"/>
+              </w:rPr>
+            </w:pPr>
+            <w:r>
+              <w:rPr>
+                <w:rFonts w:ascii="Segoe UI Light" w:hAnsi="Segoe UI Light" w:cs="Segoe UI Light"/>
+              </w:rPr>
+              <w:t>{{</w:t>
+            </w:r>
+            <w:proofErr w:type="spellStart"/>
+            <w:r>
+              <w:rPr>
+                <w:rFonts w:ascii="Segoe UI Light" w:hAnsi="Segoe UI Light" w:cs="Segoe UI Light"/>
+              </w:rPr>
+              <w:t>partner</w:t>
+            </w:r>
+            <w:r>
+              <w:rPr>
+                <w:rFonts w:ascii="Segoe UI Light" w:hAnsi="Segoe UI Light" w:cs="Segoe UI Light"/>
+              </w:rPr>
+              <w:t>E</w:t>
+            </w:r>
+            <w:r>
+              <w:rPr>
+                <w:rFonts w:ascii="Segoe UI Light" w:hAnsi="Segoe UI Light" w:cs="Segoe UI Light"/>
+                <w:lang w:val="en-US"/>
+              </w:rPr>
+              <w:t>statePlanningRadio</w:t>
+            </w:r>
+            <w:proofErr w:type="spellEnd"/>
+            <w:r>
+              <w:rPr>
+                <w:rFonts w:ascii="Segoe UI Light" w:hAnsi="Segoe UI Light" w:cs="Segoe UI Light"/>
+              </w:rPr>
+              <w:t>}}</w:t>
+            </w:r>
+          </w:p>
+          <w:p>
+            <w:pPr>
+              <w:rPr>
+                <w:rFonts w:ascii="Segoe UI Light" w:hAnsi="Segoe UI Light" w:cs="Segoe UI Light"/>
+              </w:rPr>
+            </w:pPr>
+            <w:r>
+              <w:rPr>
+                <w:rFonts w:ascii="Segoe UI Light" w:hAnsi="Segoe UI Light" w:cs="Segoe UI Light"/>
+              </w:rPr>
+              <w:t>{{</w:t>
+            </w:r>
+            <w:proofErr w:type="spellStart"/>
+            <w:r>
+              <w:rPr>
+                <w:rFonts w:ascii="Segoe UI Light" w:hAnsi="Segoe UI Light" w:cs="Segoe UI Light"/>
+              </w:rPr>
+              <w:t>partner</w:t>
+            </w:r>
+            <w:r>
+              <w:rPr>
+                <w:rFonts w:ascii="Segoe UI Light" w:hAnsi="Segoe UI Light" w:cs="Segoe UI Light"/>
+              </w:rPr>
+              <w:t>description</w:t>
+            </w:r>
+            <w:proofErr w:type="spellEnd"/>
+            <w:r>
+              <w:rPr>
+                <w:rFonts w:ascii="Segoe UI Light" w:hAnsi="Segoe UI Light" w:cs="Segoe UI Light"/>
+              </w:rPr>
+              <w:t>}}</w:t>
+            </w:r>
+          </w:p>
+          <w:p>
+            <w:pPr>
+              <w:rPr>
+                <w:rFonts w:ascii="Segoe UI Light" w:hAnsi="Segoe UI Light" w:cs="Segoe UI Light"/>
+              </w:rPr>
+            </w:pPr>
+          </w:p>
+        </w:tc>
+      </w:tr>
+    </w:tbl>
+    <w:p>
+      <w:pPr>
+        <w:pStyle w:val="Heading1"/>
+        <w:numPr>
+          <w:ilvl w:val="0"/>
+          <w:numId w:val="0"/>
+        </w:numPr>
+        <w:spacing w:line="240" w:lineRule="auto"/>
+        <w:rPr>
+          <w:rFonts w:ascii="Segoe UI Light" w:hAnsi="Segoe UI Light" w:cs="Segoe UI Light"/>
+          <w:color w:val="0066CC"/>
+        </w:rPr>
+      </w:pPr>
+      <w:r>
+        <w:rPr>
+          <w:rFonts w:ascii="Segoe UI Light" w:hAnsi="Segoe UI Light" w:cs="Segoe UI Light"/>
+          <w:color w:val="0066CC"/>
+        </w:rPr>
+        <w:t>Professional Advisers</w:t>
+      </w:r>
+    </w:p>
+    <w:tbl>
+      <w:tblPr>
+        <w:tblW w:w="10289" w:type="dxa"/>
+        <w:tblInd w:w="98" w:type="dxa"/>
+        <w:tblLayout w:type="fixed"/>
+        <w:tblLook w:val="04A0" w:firstRow="1" w:lastRow="0" w:firstColumn="1" w:lastColumn="0" w:noHBand="0" w:noVBand="1"/>
+      </w:tblPr>
+      <w:tblGrid>
+        <w:gridCol w:w="2213"/>
+        <w:gridCol w:w="2201"/>
+        <w:gridCol w:w="1760"/>
+        <w:gridCol w:w="1614"/>
+        <w:gridCol w:w="2501"/>
+      </w:tblGrid>
+      <w:tr>
+        <w:trPr>
+          <w:trHeight w:val="283"/>
+        </w:trPr>
+        <w:tc>
+          <w:tcPr>
+            <w:tcW w:w="10289" w:type="dxa"/>
+            <w:gridSpan w:val="5"/>
+            <w:tcBorders>
+              <w:top w:val="single" w:sz="4" w:space="0" w:color="auto"/>
+              <w:left w:val="single" w:sz="4" w:space="0" w:color="auto"/>
+              <w:bottom w:val="single" w:sz="4" w:space="0" w:color="auto"/>
+              <w:right w:val="single" w:sz="4" w:space="0" w:color="auto"/>
+            </w:tcBorders>
+            <w:shd w:val="clear" w:color="auto" w:fill="004E99"/>
+            <w:vAlign w:val="bottom"/>
+          </w:tcPr>
+          <w:p>
+            <w:pPr>
+              <w:spacing w:line="240" w:lineRule="auto"/>
+              <w:rPr>
+                <w:rFonts w:ascii="Segoe UI Light" w:eastAsia="Times New Roman" w:hAnsi="Segoe UI Light" w:cs="Segoe UI Light"/>
+                <w:color w:val="FFFFFF" w:themeColor="background1"/>
+                <w:lang w:eastAsia="en-AU"/>
+              </w:rPr>
+            </w:pPr>
+            <w:r>
+              <w:rPr>
+                <w:rFonts w:ascii="Segoe UI Light" w:hAnsi="Segoe UI Light" w:cs="Segoe UI Light"/>
+                <w:b/>
+                <w:color w:val="FFFFFF" w:themeColor="background1"/>
+              </w:rPr>
+              <w:t>{{</w:t>
+            </w:r>
+            <w:proofErr w:type="spellStart"/>
+            <w:r>
+              <w:rPr>
+                <w:rFonts w:ascii="Segoe UI Light" w:hAnsi="Segoe UI Light" w:cs="Segoe UI Light"/>
+                <w:b/>
+                <w:color w:val="FFFFFF" w:themeColor="background1"/>
+              </w:rPr>
+              <w:t>clientPreferred</w:t>
+            </w:r>
+            <w:proofErr w:type="spellEnd"/>
+            <w:r>
+              <w:rPr>
+                <w:rFonts w:ascii="Segoe UI Light" w:hAnsi="Segoe UI Light" w:cs="Segoe UI Light"/>
+                <w:b/>
+                <w:color w:val="FFFFFF" w:themeColor="background1"/>
+              </w:rPr>
+              <w:t>}}</w:t>
+            </w:r>
+          </w:p>
+        </w:tc>
+      </w:tr>
+      <w:tr>
+        <w:trPr>
+          <w:trHeight w:val="283"/>
+        </w:trPr>
+        <w:tc>
+          <w:tcPr>
+            <w:tcW w:w="2213" w:type="dxa"/>
+            <w:tcBorders>
+              <w:top w:val="single" w:sz="4" w:space="0" w:color="auto"/>
+              <w:left w:val="single" w:sz="4" w:space="0" w:color="auto"/>
+              <w:bottom w:val="single" w:sz="4" w:space="0" w:color="auto"/>
+              <w:right w:val="single" w:sz="4" w:space="0" w:color="auto"/>
+            </w:tcBorders>
+            <w:shd w:val="clear" w:color="000000" w:fill="FFFFFF"/>
+            <w:vAlign w:val="bottom"/>
+            <w:hideMark/>
+          </w:tcPr>
+          <w:p>
+            <w:pPr>
+              <w:spacing w:line="240" w:lineRule="auto"/>
+              <w:rPr>
+                <w:rFonts w:ascii="Segoe UI Light" w:eastAsia="Times New Roman" w:hAnsi="Segoe UI Light" w:cs="Segoe UI Light"/>
+                <w:lang w:eastAsia="en-AU"/>
+              </w:rPr>
+            </w:pPr>
+            <w:r>
+              <w:rPr>
+                <w:rFonts w:ascii="Segoe UI Light" w:eastAsia="Times New Roman" w:hAnsi="Segoe UI Light" w:cs="Segoe UI Light"/>
+                <w:lang w:eastAsia="en-AU"/>
+              </w:rPr>
+              <w:t>Type</w:t>
+            </w:r>
+          </w:p>
+        </w:tc>
+        <w:tc>
+          <w:tcPr>
+            <w:tcW w:w="2201" w:type="dxa"/>
+            <w:tcBorders>
+              <w:top w:val="single" w:sz="4" w:space="0" w:color="auto"/>
+              <w:left w:val="nil"/>
+              <w:bottom w:val="single" w:sz="4" w:space="0" w:color="auto"/>
+              <w:right w:val="single" w:sz="4" w:space="0" w:color="auto"/>
+            </w:tcBorders>
+            <w:shd w:val="clear" w:color="000000" w:fill="FFFFFF"/>
+            <w:vAlign w:val="bottom"/>
+            <w:hideMark/>
+          </w:tcPr>
+          <w:p>
+            <w:pPr>
+              <w:spacing w:line="240" w:lineRule="auto"/>
+              <w:rPr>
+                <w:rFonts w:ascii="Segoe UI Light" w:eastAsia="Times New Roman" w:hAnsi="Segoe UI Light" w:cs="Segoe UI Light"/>
+                <w:b/>
+                <w:bCs/>
+                <w:lang w:eastAsia="en-AU"/>
+              </w:rPr>
+            </w:pPr>
+            <w:r>
+              <w:rPr>
+                <w:rFonts w:ascii="Segoe UI Light" w:eastAsia="Times New Roman" w:hAnsi="Segoe UI Light" w:cs="Segoe UI Light"/>
+                <w:lang w:eastAsia="en-AU"/>
+              </w:rPr>
+              <w:t>Name</w:t>
+            </w:r>
+          </w:p>
+        </w:tc>
+        <w:tc>
+          <w:tcPr>
+            <w:tcW w:w="1760" w:type="dxa"/>
+            <w:tcBorders>
+              <w:top w:val="single" w:sz="4" w:space="0" w:color="auto"/>
+              <w:left w:val="nil"/>
+              <w:bottom w:val="single" w:sz="4" w:space="0" w:color="auto"/>
+              <w:right w:val="single" w:sz="4" w:space="0" w:color="auto"/>
+            </w:tcBorders>
+            <w:shd w:val="clear" w:color="000000" w:fill="FFFFFF"/>
+            <w:vAlign w:val="bottom"/>
+          </w:tcPr>
+          <w:p>
+            <w:pPr>
+              <w:spacing w:line="240" w:lineRule="auto"/>
+              <w:rPr>
+                <w:rFonts w:ascii="Segoe UI Light" w:eastAsia="Times New Roman" w:hAnsi="Segoe UI Light" w:cs="Segoe UI Light"/>
+                <w:b/>
+                <w:bCs/>
+                <w:lang w:eastAsia="en-AU"/>
+              </w:rPr>
+            </w:pPr>
+            <w:r>
+              <w:rPr>
+                <w:rFonts w:ascii="Segoe UI Light" w:eastAsia="Times New Roman" w:hAnsi="Segoe UI Light" w:cs="Segoe UI Light"/>
+                <w:lang w:eastAsia="en-AU"/>
+              </w:rPr>
+              <w:t xml:space="preserve">Company </w:t>
+            </w:r>
+          </w:p>
+        </w:tc>
+        <w:tc>
+          <w:tcPr>
+            <w:tcW w:w="1614" w:type="dxa"/>
+            <w:tcBorders>
+              <w:top w:val="single" w:sz="4" w:space="0" w:color="auto"/>
+              <w:left w:val="nil"/>
+              <w:bottom w:val="single" w:sz="4" w:space="0" w:color="auto"/>
+              <w:right w:val="single" w:sz="4" w:space="0" w:color="auto"/>
+            </w:tcBorders>
+            <w:shd w:val="clear" w:color="000000" w:fill="FFFFFF"/>
+            <w:vAlign w:val="bottom"/>
+          </w:tcPr>
+          <w:p>
+            <w:pPr>
+              <w:spacing w:line="240" w:lineRule="auto"/>
+              <w:rPr>
+                <w:rFonts w:ascii="Segoe UI Light" w:eastAsia="Times New Roman" w:hAnsi="Segoe UI Light" w:cs="Segoe UI Light"/>
+                <w:b/>
+                <w:bCs/>
+                <w:lang w:eastAsia="en-AU"/>
+              </w:rPr>
+            </w:pPr>
+            <w:r>
+              <w:rPr>
+                <w:rFonts w:ascii="Segoe UI Light" w:eastAsia="Times New Roman" w:hAnsi="Segoe UI Light" w:cs="Segoe UI Light"/>
+                <w:lang w:eastAsia="en-AU"/>
+              </w:rPr>
+              <w:t>Phone</w:t>
+            </w:r>
+          </w:p>
+        </w:tc>
+        <w:tc>
+          <w:tcPr>
+            <w:tcW w:w="2501" w:type="dxa"/>
+            <w:tcBorders>
+              <w:top w:val="single" w:sz="4" w:space="0" w:color="auto"/>
+              <w:left w:val="nil"/>
+              <w:bottom w:val="single" w:sz="4" w:space="0" w:color="auto"/>
+              <w:right w:val="single" w:sz="4" w:space="0" w:color="auto"/>
+            </w:tcBorders>
+            <w:shd w:val="clear" w:color="000000" w:fill="FFFFFF"/>
+            <w:vAlign w:val="bottom"/>
+          </w:tcPr>
+          <w:p>
+            <w:pPr>
+              <w:spacing w:line="240" w:lineRule="auto"/>
+              <w:rPr>
+                <w:rFonts w:ascii="Segoe UI Light" w:eastAsia="Times New Roman" w:hAnsi="Segoe UI Light" w:cs="Segoe UI Light"/>
+                <w:b/>
+                <w:bCs/>
+                <w:lang w:eastAsia="en-AU"/>
+              </w:rPr>
+            </w:pPr>
+            <w:r>
+              <w:rPr>
+                <w:rFonts w:ascii="Segoe UI Light" w:eastAsia="Times New Roman" w:hAnsi="Segoe UI Light" w:cs="Segoe UI Light"/>
+                <w:lang w:eastAsia="en-AU"/>
+              </w:rPr>
+              <w:t xml:space="preserve">Email </w:t>
+            </w:r>
+          </w:p>
+        </w:tc>
+      </w:tr>
+      <w:tr>
+        <w:trPr>
+          <w:trHeight w:val="311"/>
+        </w:trPr>
+        <w:tc>
+          <w:tcPr>
+            <w:tcW w:w="2213" w:type="dxa"/>
+            <w:tcBorders>
+              <w:top w:val="nil"/>
+              <w:left w:val="single" w:sz="4" w:space="0" w:color="auto"/>
+              <w:bottom w:val="single" w:sz="4" w:space="0" w:color="auto"/>
+              <w:right w:val="single" w:sz="4" w:space="0" w:color="auto"/>
+            </w:tcBorders>
+            <w:shd w:val="clear" w:color="000000" w:fill="FFFFFF"/>
+            <w:vAlign w:val="bottom"/>
+            <w:hideMark/>
+          </w:tcPr>
+          <w:p>
+            <w:pPr>
+              <w:spacing w:line="240" w:lineRule="auto"/>
+              <w:rPr>
+                <w:rFonts w:ascii="Segoe UI Light" w:eastAsia="Times New Roman" w:hAnsi="Segoe UI Light" w:cs="Segoe UI Light"/>
+                <w:lang w:eastAsia="en-AU"/>
+              </w:rPr>
+            </w:pPr>
+            <w:r>
+              <w:rPr>
+                <w:rFonts w:ascii="Segoe UI Light" w:eastAsia="Times New Roman" w:hAnsi="Segoe UI Light" w:cs="Segoe UI Light"/>
+                <w:lang w:eastAsia="en-AU"/>
+              </w:rPr>
+              <w:t>{{#</w:t>
+            </w:r>
+            <w:r>
+              <w:rPr>
+                <w:rFonts w:ascii="Segoe UI Light" w:eastAsia="Times New Roman" w:hAnsi="Segoe UI Light" w:cs="Segoe UI Light"/>
+                <w:lang w:eastAsia="en-AU"/>
+              </w:rPr>
+              <w:t>clientProfessionalAdviseritems</w:t>
+            </w:r>
+            <w:r>
+              <w:rPr>
+                <w:rFonts w:ascii="Segoe UI Light" w:eastAsia="Times New Roman" w:hAnsi="Segoe UI Light" w:cs="Segoe UI Light"/>
+                <w:lang w:eastAsia="en-AU"/>
+              </w:rPr>
+              <w:t>}}</w:t>
+            </w:r>
+            <w:r>
+              <w:rPr>
+                <w:rFonts w:ascii="Segoe UI Light" w:eastAsia="Times New Roman" w:hAnsi="Segoe UI Light" w:cs="Segoe UI Light"/>
+                <w:lang w:eastAsia="en-AU"/>
+              </w:rPr>
+              <w:t xml:space="preserve"> </w:t>
+            </w:r>
+            <w:r>
+              <w:rPr>
+                <w:rFonts w:ascii="Segoe UI Light" w:eastAsia="Times New Roman" w:hAnsi="Segoe UI Light" w:cs="Segoe UI Light"/>
+                <w:lang w:eastAsia="en-AU"/>
+              </w:rPr>
+              <w:t>{{</w:t>
+            </w:r>
+            <w:proofErr w:type="spellStart"/>
+            <w:r>
+              <w:rPr>
+                <w:rFonts w:ascii="Segoe UI Light" w:eastAsia="Times New Roman" w:hAnsi="Segoe UI Light" w:cs="Segoe UI Light"/>
+                <w:lang w:eastAsia="en-AU"/>
+              </w:rPr>
+              <w:t>POAType</w:t>
+            </w:r>
+            <w:proofErr w:type="spellEnd"/>
+            <w:r>
+              <w:rPr>
+                <w:rFonts w:ascii="Segoe UI Light" w:eastAsia="Times New Roman" w:hAnsi="Segoe UI Light" w:cs="Segoe UI Light"/>
+                <w:lang w:eastAsia="en-AU"/>
+              </w:rPr>
+              <w:t>}}</w:t>
+            </w:r>
+          </w:p>
+        </w:tc>
+        <w:tc>
+          <w:tcPr>
+            <w:tcW w:w="2201" w:type="dxa"/>
+            <w:tcBorders>
+              <w:top w:val="nil"/>
+              <w:left w:val="nil"/>
+              <w:bottom w:val="single" w:sz="4" w:space="0" w:color="auto"/>
+              <w:right w:val="single" w:sz="4" w:space="0" w:color="auto"/>
+            </w:tcBorders>
+            <w:shd w:val="clear" w:color="000000" w:fill="FFFFFF"/>
+            <w:vAlign w:val="bottom"/>
+            <w:hideMark/>
+          </w:tcPr>
+          <w:p>
+            <w:pPr>
+              <w:spacing w:line="240" w:lineRule="auto"/>
+              <w:rPr>
+                <w:rFonts w:ascii="Segoe UI Light" w:eastAsia="Times New Roman" w:hAnsi="Segoe UI Light" w:cs="Segoe UI Light"/>
+                <w:lang w:eastAsia="en-AU"/>
+              </w:rPr>
+            </w:pPr>
+            <w:r>
+              <w:rPr>
+                <w:rFonts w:ascii="Segoe UI Light" w:eastAsia="Times New Roman" w:hAnsi="Segoe UI Light" w:cs="Segoe UI Light"/>
+                <w:lang w:eastAsia="en-AU"/>
+              </w:rPr>
+              <w:t>{{</w:t>
+            </w:r>
+            <w:proofErr w:type="spellStart"/>
+            <w:r>
+              <w:rPr>
+                <w:rFonts w:ascii="Segoe UI Light" w:eastAsia="Times New Roman" w:hAnsi="Segoe UI Light" w:cs="Segoe UI Light"/>
+                <w:lang w:eastAsia="en-AU"/>
+              </w:rPr>
+              <w:t>adviserName</w:t>
+            </w:r>
+            <w:proofErr w:type="spellEnd"/>
+            <w:r>
+              <w:rPr>
+                <w:rFonts w:ascii="Segoe UI Light" w:eastAsia="Times New Roman" w:hAnsi="Segoe UI Light" w:cs="Segoe UI Light"/>
+                <w:lang w:eastAsia="en-AU"/>
+              </w:rPr>
+              <w:t>}}</w:t>
+            </w:r>
+          </w:p>
+        </w:tc>
+        <w:tc>
+          <w:tcPr>
+            <w:tcW w:w="1760" w:type="dxa"/>
+            <w:tcBorders>
+              <w:top w:val="nil"/>
+              <w:left w:val="nil"/>
+              <w:bottom w:val="single" w:sz="4" w:space="0" w:color="auto"/>
+              <w:right w:val="single" w:sz="4" w:space="0" w:color="auto"/>
+            </w:tcBorders>
+            <w:shd w:val="clear" w:color="000000" w:fill="FFFFFF"/>
+            <w:vAlign w:val="bottom"/>
+          </w:tcPr>
+          <w:p>
+            <w:pPr>
+              <w:spacing w:line="240" w:lineRule="auto"/>
+              <w:rPr>
+                <w:rFonts w:ascii="Segoe UI Light" w:eastAsia="Times New Roman" w:hAnsi="Segoe UI Light" w:cs="Segoe UI Light"/>
+                <w:lang w:eastAsia="en-AU"/>
+              </w:rPr>
+            </w:pPr>
+            <w:r>
+              <w:rPr>
+                <w:rFonts w:ascii="Segoe UI Light" w:eastAsia="Times New Roman" w:hAnsi="Segoe UI Light" w:cs="Segoe UI Light"/>
+                <w:lang w:eastAsia="en-AU"/>
+              </w:rPr>
+              <w:t>{{</w:t>
+            </w:r>
+            <w:r>
+              <w:rPr>
+                <w:rFonts w:ascii="Segoe UI Light" w:eastAsia="Times New Roman" w:hAnsi="Segoe UI Light" w:cs="Segoe UI Light"/>
+                <w:lang w:eastAsia="en-AU"/>
+              </w:rPr>
+              <w:t>company</w:t>
+            </w:r>
+            <w:r>
+              <w:rPr>
+                <w:rFonts w:ascii="Segoe UI Light" w:eastAsia="Times New Roman" w:hAnsi="Segoe UI Light" w:cs="Segoe UI Light"/>
+                <w:lang w:eastAsia="en-AU"/>
+              </w:rPr>
+              <w:t>}}</w:t>
+            </w:r>
+          </w:p>
+        </w:tc>
+        <w:tc>
+          <w:tcPr>
+            <w:tcW w:w="1614" w:type="dxa"/>
+            <w:tcBorders>
+              <w:top w:val="nil"/>
+              <w:left w:val="nil"/>
+              <w:bottom w:val="single" w:sz="4" w:space="0" w:color="auto"/>
+              <w:right w:val="single" w:sz="4" w:space="0" w:color="auto"/>
+            </w:tcBorders>
+            <w:shd w:val="clear" w:color="000000" w:fill="FFFFFF"/>
+            <w:vAlign w:val="bottom"/>
+          </w:tcPr>
+          <w:p>
+            <w:pPr>
+              <w:spacing w:line="240" w:lineRule="auto"/>
+              <w:rPr>
+                <w:rFonts w:ascii="Segoe UI Light" w:eastAsia="Times New Roman" w:hAnsi="Segoe UI Light" w:cs="Segoe UI Light"/>
+                <w:lang w:eastAsia="en-AU"/>
+              </w:rPr>
+            </w:pPr>
+            <w:r>
+              <w:rPr>
+                <w:rFonts w:ascii="Segoe UI Light" w:eastAsia="Times New Roman" w:hAnsi="Segoe UI Light" w:cs="Segoe UI Light"/>
+                <w:lang w:eastAsia="en-AU"/>
+              </w:rPr>
+              <w:t>{{</w:t>
+            </w:r>
+            <w:r>
+              <w:rPr>
+                <w:rFonts w:ascii="Segoe UI Light" w:eastAsia="Times New Roman" w:hAnsi="Segoe UI Light" w:cs="Segoe UI Light"/>
+                <w:lang w:eastAsia="en-AU"/>
+              </w:rPr>
+              <w:t>phone</w:t>
+            </w:r>
+            <w:r>
+              <w:rPr>
+                <w:rFonts w:ascii="Segoe UI Light" w:eastAsia="Times New Roman" w:hAnsi="Segoe UI Light" w:cs="Segoe UI Light"/>
+                <w:lang w:eastAsia="en-AU"/>
+              </w:rPr>
+              <w:t>}}</w:t>
+            </w:r>
+          </w:p>
+        </w:tc>
+        <w:tc>
+          <w:tcPr>
+            <w:tcW w:w="2501" w:type="dxa"/>
+            <w:tcBorders>
+              <w:top w:val="nil"/>
+              <w:left w:val="nil"/>
+              <w:bottom w:val="single" w:sz="4" w:space="0" w:color="auto"/>
+              <w:right w:val="single" w:sz="4" w:space="0" w:color="auto"/>
+            </w:tcBorders>
+            <w:shd w:val="clear" w:color="000000" w:fill="FFFFFF"/>
+            <w:vAlign w:val="bottom"/>
+          </w:tcPr>
+          <w:p>
+            <w:pPr>
+              <w:spacing w:line="240" w:lineRule="auto"/>
+              <w:rPr>
+                <w:rFonts w:ascii="Segoe UI Light" w:eastAsia="Times New Roman" w:hAnsi="Segoe UI Light" w:cs="Segoe UI Light"/>
+                <w:lang w:eastAsia="en-AU"/>
+              </w:rPr>
+            </w:pPr>
+            <w:r>
+              <w:rPr>
+                <w:rFonts w:ascii="Segoe UI Light" w:eastAsia="Times New Roman" w:hAnsi="Segoe UI Light" w:cs="Segoe UI Light"/>
+                <w:lang w:eastAsia="en-AU"/>
+              </w:rPr>
+              <w:t>{{</w:t>
+            </w:r>
+            <w:r>
+              <w:rPr>
+                <w:rFonts w:ascii="Segoe UI Light" w:eastAsia="Times New Roman" w:hAnsi="Segoe UI Light" w:cs="Segoe UI Light"/>
+                <w:lang w:eastAsia="en-AU"/>
+              </w:rPr>
+              <w:t>email</w:t>
+            </w:r>
+            <w:r>
+              <w:rPr>
+                <w:rFonts w:ascii="Segoe UI Light" w:eastAsia="Times New Roman" w:hAnsi="Segoe UI Light" w:cs="Segoe UI Light"/>
+                <w:lang w:eastAsia="en-AU"/>
+              </w:rPr>
+              <w:t>}}</w:t>
+            </w:r>
+          </w:p>
+          <w:p>
+            <w:pPr>
+              <w:spacing w:line="240" w:lineRule="auto"/>
+              <w:rPr>
+                <w:rFonts w:ascii="Segoe UI Light" w:eastAsia="Times New Roman" w:hAnsi="Segoe UI Light" w:cs="Segoe UI Light"/>
+                <w:lang w:eastAsia="en-AU"/>
+              </w:rPr>
+            </w:pPr>
+            <w:r>
+              <w:rPr>
+                <w:rFonts w:ascii="Segoe UI Light" w:eastAsia="Times New Roman" w:hAnsi="Segoe UI Light" w:cs="Segoe UI Light"/>
+                <w:lang w:eastAsia="en-AU"/>
+              </w:rPr>
+              <w:t>{{/</w:t>
+            </w:r>
+            <w:proofErr w:type="spellStart"/>
+            <w:r>
+              <w:rPr>
+                <w:rFonts w:ascii="Segoe UI Light" w:eastAsia="Times New Roman" w:hAnsi="Segoe UI Light" w:cs="Segoe UI Light"/>
+                <w:lang w:eastAsia="en-AU"/>
+              </w:rPr>
+              <w:t>clientProfessionalAdviseritems</w:t>
+            </w:r>
+            <w:proofErr w:type="spellEnd"/>
+            <w:r>
+              <w:rPr>
+                <w:rFonts w:ascii="Segoe UI Light" w:eastAsia="Times New Roman" w:hAnsi="Segoe UI Light" w:cs="Segoe UI Light"/>
+                <w:lang w:eastAsia="en-AU"/>
+              </w:rPr>
+              <w:t>}}</w:t>
+            </w:r>
+          </w:p>
+        </w:tc>
+      </w:tr>
+      <w:tr>
+        <w:trPr>
+          <w:trHeight w:val="283"/>
+        </w:trPr>
+        <w:tc>
+          <w:tcPr>
+            <w:tcW w:w="10289" w:type="dxa"/>
+            <w:gridSpan w:val="5"/>
+            <w:tcBorders>
+              <w:top w:val="single" w:sz="4" w:space="0" w:color="auto"/>
+              <w:left w:val="single" w:sz="4" w:space="0" w:color="auto"/>
+              <w:bottom w:val="single" w:sz="4" w:space="0" w:color="auto"/>
+              <w:right w:val="single" w:sz="4" w:space="0" w:color="auto"/>
+            </w:tcBorders>
+            <w:shd w:val="clear" w:color="auto" w:fill="004E99"/>
+            <w:vAlign w:val="bottom"/>
+          </w:tcPr>
+          <w:p>
+            <w:pPr>
+              <w:spacing w:line="240" w:lineRule="auto"/>
+              <w:rPr>
+                <w:rFonts w:ascii="Segoe UI Light" w:eastAsia="Times New Roman" w:hAnsi="Segoe UI Light" w:cs="Segoe UI Light"/>
+                <w:color w:val="FFFFFF" w:themeColor="background1"/>
+                <w:lang w:eastAsia="en-AU"/>
+              </w:rPr>
+            </w:pPr>
+            <w:r>
+              <w:rPr>
+                <w:rFonts w:ascii="Segoe UI Light" w:hAnsi="Segoe UI Light" w:cs="Segoe UI Light"/>
+                <w:b/>
+                <w:color w:val="FFFFFF" w:themeColor="background1"/>
+              </w:rPr>
+              <w:t>{{</w:t>
+            </w:r>
+            <w:proofErr w:type="spellStart"/>
+            <w:r>
+              <w:rPr>
+                <w:rFonts w:ascii="Segoe UI Light" w:hAnsi="Segoe UI Light" w:cs="Segoe UI Light"/>
+                <w:b/>
+                <w:color w:val="FFFFFF" w:themeColor="background1"/>
+              </w:rPr>
+              <w:t>partnerPreferred</w:t>
+            </w:r>
+            <w:proofErr w:type="spellEnd"/>
+            <w:r>
+              <w:rPr>
+                <w:rFonts w:ascii="Segoe UI Light" w:hAnsi="Segoe UI Light" w:cs="Segoe UI Light"/>
+                <w:b/>
+                <w:color w:val="FFFFFF" w:themeColor="background1"/>
+              </w:rPr>
+              <w:t>}}</w:t>
+            </w:r>
+          </w:p>
+        </w:tc>
+      </w:tr>
+      <w:tr>
+        <w:trPr>
+          <w:trHeight w:val="283"/>
+        </w:trPr>
+        <w:tc>
+          <w:tcPr>
+            <w:tcW w:w="2213" w:type="dxa"/>
+            <w:tcBorders>
+              <w:top w:val="single" w:sz="4" w:space="0" w:color="auto"/>
+              <w:left w:val="single" w:sz="4" w:space="0" w:color="auto"/>
+              <w:bottom w:val="single" w:sz="4" w:space="0" w:color="auto"/>
+              <w:right w:val="single" w:sz="4" w:space="0" w:color="auto"/>
+            </w:tcBorders>
+            <w:shd w:val="clear" w:color="000000" w:fill="FFFFFF"/>
+            <w:vAlign w:val="bottom"/>
+            <w:hideMark/>
+          </w:tcPr>
+          <w:p>
+            <w:pPr>
+              <w:spacing w:line="240" w:lineRule="auto"/>
+              <w:rPr>
+                <w:rFonts w:ascii="Segoe UI Light" w:eastAsia="Times New Roman" w:hAnsi="Segoe UI Light" w:cs="Segoe UI Light"/>
+                <w:lang w:eastAsia="en-AU"/>
+              </w:rPr>
+            </w:pPr>
+            <w:r>
+              <w:rPr>
+                <w:rFonts w:ascii="Segoe UI Light" w:eastAsia="Times New Roman" w:hAnsi="Segoe UI Light" w:cs="Segoe UI Light"/>
+                <w:lang w:eastAsia="en-AU"/>
+              </w:rPr>
+              <w:t>Type</w:t>
+            </w:r>
+          </w:p>
+        </w:tc>
+        <w:tc>
+          <w:tcPr>
+            <w:tcW w:w="2201" w:type="dxa"/>
+            <w:tcBorders>
+              <w:top w:val="single" w:sz="4" w:space="0" w:color="auto"/>
+              <w:left w:val="nil"/>
+              <w:bottom w:val="single" w:sz="4" w:space="0" w:color="auto"/>
+              <w:right w:val="single" w:sz="4" w:space="0" w:color="auto"/>
+            </w:tcBorders>
+            <w:shd w:val="clear" w:color="000000" w:fill="FFFFFF"/>
+            <w:vAlign w:val="bottom"/>
+            <w:hideMark/>
+          </w:tcPr>
+          <w:p>
+            <w:pPr>
+              <w:spacing w:line="240" w:lineRule="auto"/>
+              <w:rPr>
+                <w:rFonts w:ascii="Segoe UI Light" w:eastAsia="Times New Roman" w:hAnsi="Segoe UI Light" w:cs="Segoe UI Light"/>
+                <w:b/>
+                <w:bCs/>
+                <w:lang w:eastAsia="en-AU"/>
+              </w:rPr>
+            </w:pPr>
+            <w:r>
+              <w:rPr>
+                <w:rFonts w:ascii="Segoe UI Light" w:eastAsia="Times New Roman" w:hAnsi="Segoe UI Light" w:cs="Segoe UI Light"/>
+                <w:lang w:eastAsia="en-AU"/>
+              </w:rPr>
+              <w:t>Name</w:t>
+            </w:r>
+          </w:p>
+        </w:tc>
+        <w:tc>
+          <w:tcPr>
+            <w:tcW w:w="1760" w:type="dxa"/>
+            <w:tcBorders>
+              <w:top w:val="single" w:sz="4" w:space="0" w:color="auto"/>
+              <w:left w:val="nil"/>
+              <w:bottom w:val="single" w:sz="4" w:space="0" w:color="auto"/>
+              <w:right w:val="single" w:sz="4" w:space="0" w:color="auto"/>
+            </w:tcBorders>
+            <w:shd w:val="clear" w:color="000000" w:fill="FFFFFF"/>
+            <w:vAlign w:val="bottom"/>
+          </w:tcPr>
+          <w:p>
+            <w:pPr>
+              <w:spacing w:line="240" w:lineRule="auto"/>
+              <w:rPr>
+                <w:rFonts w:ascii="Segoe UI Light" w:eastAsia="Times New Roman" w:hAnsi="Segoe UI Light" w:cs="Segoe UI Light"/>
+                <w:b/>
+                <w:bCs/>
+                <w:lang w:eastAsia="en-AU"/>
+              </w:rPr>
+            </w:pPr>
+            <w:r>
+              <w:rPr>
+                <w:rFonts w:ascii="Segoe UI Light" w:eastAsia="Times New Roman" w:hAnsi="Segoe UI Light" w:cs="Segoe UI Light"/>
+                <w:lang w:eastAsia="en-AU"/>
+              </w:rPr>
+              <w:t xml:space="preserve">Company </w:t>
+            </w:r>
+          </w:p>
+        </w:tc>
+        <w:tc>
+          <w:tcPr>
+            <w:tcW w:w="1614" w:type="dxa"/>
+            <w:tcBorders>
+              <w:top w:val="single" w:sz="4" w:space="0" w:color="auto"/>
+              <w:left w:val="nil"/>
+              <w:bottom w:val="single" w:sz="4" w:space="0" w:color="auto"/>
+              <w:right w:val="single" w:sz="4" w:space="0" w:color="auto"/>
+            </w:tcBorders>
+            <w:shd w:val="clear" w:color="000000" w:fill="FFFFFF"/>
+            <w:vAlign w:val="bottom"/>
+          </w:tcPr>
+          <w:p>
+            <w:pPr>
+              <w:spacing w:line="240" w:lineRule="auto"/>
+              <w:rPr>
+                <w:rFonts w:ascii="Segoe UI Light" w:eastAsia="Times New Roman" w:hAnsi="Segoe UI Light" w:cs="Segoe UI Light"/>
+                <w:b/>
+                <w:bCs/>
+                <w:lang w:eastAsia="en-AU"/>
+              </w:rPr>
+            </w:pPr>
+            <w:r>
+              <w:rPr>
+                <w:rFonts w:ascii="Segoe UI Light" w:eastAsia="Times New Roman" w:hAnsi="Segoe UI Light" w:cs="Segoe UI Light"/>
+                <w:lang w:eastAsia="en-AU"/>
+              </w:rPr>
+              <w:t>Phone</w:t>
+            </w:r>
+          </w:p>
+        </w:tc>
+        <w:tc>
+          <w:tcPr>
+            <w:tcW w:w="2501" w:type="dxa"/>
+            <w:tcBorders>
+              <w:top w:val="single" w:sz="4" w:space="0" w:color="auto"/>
+              <w:left w:val="nil"/>
+              <w:bottom w:val="single" w:sz="4" w:space="0" w:color="auto"/>
+              <w:right w:val="single" w:sz="4" w:space="0" w:color="auto"/>
+            </w:tcBorders>
+            <w:shd w:val="clear" w:color="000000" w:fill="FFFFFF"/>
+            <w:vAlign w:val="bottom"/>
+          </w:tcPr>
+          <w:p>
+            <w:pPr>
+              <w:spacing w:line="240" w:lineRule="auto"/>
+              <w:rPr>
+                <w:rFonts w:ascii="Segoe UI Light" w:eastAsia="Times New Roman" w:hAnsi="Segoe UI Light" w:cs="Segoe UI Light"/>
+                <w:b/>
+                <w:bCs/>
+                <w:lang w:eastAsia="en-AU"/>
+              </w:rPr>
+            </w:pPr>
+            <w:r>
+              <w:rPr>
+                <w:rFonts w:ascii="Segoe UI Light" w:eastAsia="Times New Roman" w:hAnsi="Segoe UI Light" w:cs="Segoe UI Light"/>
+                <w:lang w:eastAsia="en-AU"/>
+              </w:rPr>
+              <w:t xml:space="preserve">Email </w:t>
+            </w:r>
+          </w:p>
+        </w:tc>
+      </w:tr>
+      <w:tr>
+        <w:trPr>
+          <w:trHeight w:val="311"/>
+        </w:trPr>
+        <w:tc>
+          <w:tcPr>
+            <w:tcW w:w="2213" w:type="dxa"/>
+            <w:tcBorders>
+              <w:top w:val="nil"/>
+              <w:left w:val="single" w:sz="4" w:space="0" w:color="auto"/>
+              <w:bottom w:val="single" w:sz="4" w:space="0" w:color="auto"/>
+              <w:right w:val="single" w:sz="4" w:space="0" w:color="auto"/>
+            </w:tcBorders>
+            <w:shd w:val="clear" w:color="000000" w:fill="FFFFFF"/>
+            <w:vAlign w:val="bottom"/>
+            <w:hideMark/>
+          </w:tcPr>
+          <w:p>
+            <w:pPr>
+              <w:spacing w:line="240" w:lineRule="auto"/>
+              <w:rPr>
+                <w:rFonts w:ascii="Segoe UI Light" w:eastAsia="Times New Roman" w:hAnsi="Segoe UI Light" w:cs="Segoe UI Light"/>
+                <w:lang w:eastAsia="en-AU"/>
+              </w:rPr>
+            </w:pPr>
+            <w:r>
+              <w:rPr>
+                <w:rFonts w:ascii="Segoe UI Light" w:eastAsia="Times New Roman" w:hAnsi="Segoe UI Light" w:cs="Segoe UI Light"/>
+                <w:lang w:eastAsia="en-AU"/>
+              </w:rPr>
+              <w:t>{{#</w:t>
+            </w:r>
+            <w:r>
+              <w:rPr>
+                <w:rFonts w:ascii="Segoe UI Light" w:eastAsia="Times New Roman" w:hAnsi="Segoe UI Light" w:cs="Segoe UI Light"/>
+                <w:lang w:eastAsia="en-AU"/>
+              </w:rPr>
+              <w:t>partner</w:t>
+            </w:r>
+            <w:r>
+              <w:rPr>
+                <w:rFonts w:ascii="Segoe UI Light" w:eastAsia="Times New Roman" w:hAnsi="Segoe UI Light" w:cs="Segoe UI Light"/>
+                <w:lang w:eastAsia="en-AU"/>
+              </w:rPr>
+              <w:t>ProfessionalAdviseritems}}</w:t>
+            </w:r>
+            <w:r>
+              <w:rPr>
+                <w:rFonts w:ascii="Segoe UI Light" w:eastAsia="Times New Roman" w:hAnsi="Segoe UI Light" w:cs="Segoe UI Light"/>
+                <w:lang w:eastAsia="en-AU"/>
+              </w:rPr>
+              <w:t xml:space="preserve"> </w:t>
+            </w:r>
+            <w:r>
+              <w:rPr>
+                <w:rFonts w:ascii="Segoe UI Light" w:eastAsia="Times New Roman" w:hAnsi="Segoe UI Light" w:cs="Segoe UI Light"/>
+                <w:lang w:eastAsia="en-AU"/>
+              </w:rPr>
+              <w:t>{{</w:t>
+            </w:r>
+            <w:proofErr w:type="spellStart"/>
+            <w:r>
+              <w:rPr>
+                <w:rFonts w:ascii="Segoe UI Light" w:eastAsia="Times New Roman" w:hAnsi="Segoe UI Light" w:cs="Segoe UI Light"/>
+                <w:lang w:eastAsia="en-AU"/>
+              </w:rPr>
+              <w:t>POATyp</w:t>
+            </w:r>
+            <w:r>
+              <w:rPr>
+                <w:rFonts w:ascii="Segoe UI Light" w:eastAsia="Times New Roman" w:hAnsi="Segoe UI Light" w:cs="Segoe UI Light"/>
+                <w:lang w:eastAsia="en-AU"/>
+              </w:rPr>
+              <w:t>e</w:t>
+            </w:r>
+            <w:proofErr w:type="spellEnd"/>
+            <w:r>
+              <w:rPr>
+                <w:rFonts w:ascii="Segoe UI Light" w:eastAsia="Times New Roman" w:hAnsi="Segoe UI Light" w:cs="Segoe UI Light"/>
+                <w:lang w:eastAsia="en-AU"/>
+              </w:rPr>
+              <w:t>}}</w:t>
+            </w:r>
+          </w:p>
+        </w:tc>
+        <w:tc>
+          <w:tcPr>
+            <w:tcW w:w="2201" w:type="dxa"/>
+            <w:tcBorders>
+              <w:top w:val="nil"/>
+              <w:left w:val="nil"/>
+              <w:bottom w:val="single" w:sz="4" w:space="0" w:color="auto"/>
+              <w:right w:val="single" w:sz="4" w:space="0" w:color="auto"/>
+            </w:tcBorders>
+            <w:shd w:val="clear" w:color="000000" w:fill="FFFFFF"/>
+            <w:vAlign w:val="bottom"/>
+            <w:hideMark/>
+          </w:tcPr>
+          <w:p>
+            <w:pPr>
+              <w:spacing w:line="240" w:lineRule="auto"/>
+              <w:rPr>
+                <w:rFonts w:ascii="Segoe UI Light" w:eastAsia="Times New Roman" w:hAnsi="Segoe UI Light" w:cs="Segoe UI Light"/>
+                <w:lang w:eastAsia="en-AU"/>
+              </w:rPr>
+            </w:pPr>
+            <w:r>
+              <w:rPr>
+                <w:rFonts w:ascii="Segoe UI Light" w:eastAsia="Times New Roman" w:hAnsi="Segoe UI Light" w:cs="Segoe UI Light"/>
+                <w:lang w:eastAsia="en-AU"/>
+              </w:rPr>
+              <w:t>{{</w:t>
+            </w:r>
+            <w:proofErr w:type="spellStart"/>
+            <w:r>
+              <w:rPr>
+                <w:rFonts w:ascii="Segoe UI Light" w:eastAsia="Times New Roman" w:hAnsi="Segoe UI Light" w:cs="Segoe UI Light"/>
+                <w:lang w:eastAsia="en-AU"/>
+              </w:rPr>
+              <w:t>adviserName</w:t>
+            </w:r>
+            <w:proofErr w:type="spellEnd"/>
+            <w:r>
+              <w:rPr>
+                <w:rFonts w:ascii="Segoe UI Light" w:eastAsia="Times New Roman" w:hAnsi="Segoe UI Light" w:cs="Segoe UI Light"/>
+                <w:lang w:eastAsia="en-AU"/>
+              </w:rPr>
+              <w:t>}}</w:t>
+            </w:r>
+          </w:p>
+        </w:tc>
+        <w:tc>
+          <w:tcPr>
+            <w:tcW w:w="1760" w:type="dxa"/>
+            <w:tcBorders>
+              <w:top w:val="nil"/>
+              <w:left w:val="nil"/>
+              <w:bottom w:val="single" w:sz="4" w:space="0" w:color="auto"/>
+              <w:right w:val="single" w:sz="4" w:space="0" w:color="auto"/>
+            </w:tcBorders>
+            <w:shd w:val="clear" w:color="000000" w:fill="FFFFFF"/>
+            <w:vAlign w:val="bottom"/>
+          </w:tcPr>
+          <w:p>
+            <w:pPr>
+              <w:spacing w:line="240" w:lineRule="auto"/>
+              <w:rPr>
+                <w:rFonts w:ascii="Segoe UI Light" w:eastAsia="Times New Roman" w:hAnsi="Segoe UI Light" w:cs="Segoe UI Light"/>
+                <w:lang w:eastAsia="en-AU"/>
+              </w:rPr>
+            </w:pPr>
+            <w:r>
+              <w:rPr>
+                <w:rFonts w:ascii="Segoe UI Light" w:eastAsia="Times New Roman" w:hAnsi="Segoe UI Light" w:cs="Segoe UI Light"/>
+                <w:lang w:eastAsia="en-AU"/>
+              </w:rPr>
+              <w:t>{{</w:t>
+            </w:r>
+            <w:r>
+              <w:rPr>
+                <w:rFonts w:ascii="Segoe UI Light" w:eastAsia="Times New Roman" w:hAnsi="Segoe UI Light" w:cs="Segoe UI Light"/>
+                <w:lang w:eastAsia="en-AU"/>
+              </w:rPr>
+              <w:t>company</w:t>
+            </w:r>
+            <w:r>
+              <w:rPr>
+                <w:rFonts w:ascii="Segoe UI Light" w:eastAsia="Times New Roman" w:hAnsi="Segoe UI Light" w:cs="Segoe UI Light"/>
+                <w:lang w:eastAsia="en-AU"/>
+              </w:rPr>
+              <w:t>}}</w:t>
+            </w:r>
+          </w:p>
+        </w:tc>
+        <w:tc>
+          <w:tcPr>
+            <w:tcW w:w="1614" w:type="dxa"/>
+            <w:tcBorders>
+              <w:top w:val="nil"/>
+              <w:left w:val="nil"/>
+              <w:bottom w:val="single" w:sz="4" w:space="0" w:color="auto"/>
+              <w:right w:val="single" w:sz="4" w:space="0" w:color="auto"/>
+            </w:tcBorders>
+            <w:shd w:val="clear" w:color="000000" w:fill="FFFFFF"/>
+            <w:vAlign w:val="bottom"/>
+          </w:tcPr>
+          <w:p>
+            <w:pPr>
+              <w:spacing w:line="240" w:lineRule="auto"/>
+              <w:rPr>
+                <w:rFonts w:ascii="Segoe UI Light" w:eastAsia="Times New Roman" w:hAnsi="Segoe UI Light" w:cs="Segoe UI Light"/>
+                <w:lang w:eastAsia="en-AU"/>
+              </w:rPr>
+            </w:pPr>
+            <w:r>
+              <w:rPr>
+                <w:rFonts w:ascii="Segoe UI Light" w:eastAsia="Times New Roman" w:hAnsi="Segoe UI Light" w:cs="Segoe UI Light"/>
+                <w:lang w:eastAsia="en-AU"/>
+              </w:rPr>
+              <w:t>{{</w:t>
+            </w:r>
+            <w:r>
+              <w:rPr>
+                <w:rFonts w:ascii="Segoe UI Light" w:eastAsia="Times New Roman" w:hAnsi="Segoe UI Light" w:cs="Segoe UI Light"/>
+                <w:lang w:eastAsia="en-AU"/>
+              </w:rPr>
+              <w:t>phone</w:t>
+            </w:r>
+            <w:r>
+              <w:rPr>
+                <w:rFonts w:ascii="Segoe UI Light" w:eastAsia="Times New Roman" w:hAnsi="Segoe UI Light" w:cs="Segoe UI Light"/>
+                <w:lang w:eastAsia="en-AU"/>
+              </w:rPr>
+              <w:t>}}</w:t>
+            </w:r>
+          </w:p>
+        </w:tc>
+        <w:tc>
+          <w:tcPr>
+            <w:tcW w:w="2501" w:type="dxa"/>
+            <w:tcBorders>
+              <w:top w:val="nil"/>
+              <w:left w:val="nil"/>
+              <w:bottom w:val="single" w:sz="4" w:space="0" w:color="auto"/>
+              <w:right w:val="single" w:sz="4" w:space="0" w:color="auto"/>
+            </w:tcBorders>
+            <w:shd w:val="clear" w:color="000000" w:fill="FFFFFF"/>
+            <w:vAlign w:val="bottom"/>
+          </w:tcPr>
+          <w:p>
+            <w:pPr>
+              <w:spacing w:line="240" w:lineRule="auto"/>
+              <w:rPr>
+                <w:rFonts w:ascii="Segoe UI Light" w:eastAsia="Times New Roman" w:hAnsi="Segoe UI Light" w:cs="Segoe UI Light"/>
+                <w:lang w:eastAsia="en-AU"/>
+              </w:rPr>
+            </w:pPr>
+            <w:r>
+              <w:rPr>
+                <w:rFonts w:ascii="Segoe UI Light" w:eastAsia="Times New Roman" w:hAnsi="Segoe UI Light" w:cs="Segoe UI Light"/>
+                <w:lang w:eastAsia="en-AU"/>
+              </w:rPr>
+              <w:t>{{</w:t>
+            </w:r>
+            <w:r>
+              <w:rPr>
+                <w:rFonts w:ascii="Segoe UI Light" w:eastAsia="Times New Roman" w:hAnsi="Segoe UI Light" w:cs="Segoe UI Light"/>
+                <w:lang w:eastAsia="en-AU"/>
+              </w:rPr>
+              <w:t>email</w:t>
+            </w:r>
+            <w:r>
+              <w:rPr>
+                <w:rFonts w:ascii="Segoe UI Light" w:eastAsia="Times New Roman" w:hAnsi="Segoe UI Light" w:cs="Segoe UI Light"/>
+                <w:lang w:eastAsia="en-AU"/>
+              </w:rPr>
+              <w:t>}}</w:t>
+            </w:r>
+          </w:p>
+          <w:p>
+            <w:pPr>
+              <w:spacing w:line="240" w:lineRule="auto"/>
+              <w:rPr>
+                <w:rFonts w:ascii="Segoe UI Light" w:eastAsia="Times New Roman" w:hAnsi="Segoe UI Light" w:cs="Segoe UI Light"/>
+                <w:lang w:eastAsia="en-AU"/>
+              </w:rPr>
+            </w:pPr>
+            <w:r>
+              <w:rPr>
+                <w:rFonts w:ascii="Segoe UI Light" w:eastAsia="Times New Roman" w:hAnsi="Segoe UI Light" w:cs="Segoe UI Light"/>
+                <w:lang w:eastAsia="en-AU"/>
+              </w:rPr>
+              <w:t>{{/</w:t>
+            </w:r>
+            <w:proofErr w:type="spellStart"/>
+            <w:r>
+              <w:rPr>
+                <w:rFonts w:ascii="Segoe UI Light" w:eastAsia="Times New Roman" w:hAnsi="Segoe UI Light" w:cs="Segoe UI Light"/>
+                <w:lang w:eastAsia="en-AU"/>
+              </w:rPr>
+              <w:t>partnerProfessionalAdviseritems</w:t>
+            </w:r>
+            <w:proofErr w:type="spellEnd"/>
+            <w:r>
+              <w:rPr>
+                <w:rFonts w:ascii="Segoe UI Light" w:eastAsia="Times New Roman" w:hAnsi="Segoe UI Light" w:cs="Segoe UI Light"/>
+                <w:lang w:eastAsia="en-AU"/>
+              </w:rPr>
+              <w:t>}}</w:t>
+            </w:r>
+          </w:p>
+        </w:tc>
+      </w:tr>
+    </w:tbl>
+    <w:p>
+      <w:pPr>
+        <w:suppressAutoHyphens w:val="0"/>
+        <w:spacing w:line="240" w:lineRule="auto"/>
+        <w:rPr>
+          <w:rFonts w:ascii="Segoe UI Light" w:hAnsi="Segoe UI Light" w:cs="Segoe UI Light"/>
+        </w:rPr>
+      </w:pPr>
+    </w:p>
+    <w:p>
+      <w:pPr>
+        <w:suppressAutoHyphens w:val="0"/>
+        <w:spacing w:line="240" w:lineRule="auto"/>
+        <w:rPr>
+          <w:rFonts w:ascii="Segoe UI Light" w:hAnsi="Segoe UI Light" w:cs="Segoe UI Light"/>
+        </w:rPr>
+      </w:pPr>
+    </w:p>
+    <w:p>
+      <w:pPr>
+        <w:suppressAutoHyphens w:val="0"/>
+        <w:spacing w:line="240" w:lineRule="auto"/>
+        <w:rPr>
+          <w:rFonts w:ascii="Segoe UI Light" w:hAnsi="Segoe UI Light" w:cs="Segoe UI Light"/>
+        </w:rPr>
+      </w:pPr>
+    </w:p>
+    <w:p>
+      <w:pPr>
+        <w:suppressAutoHyphens w:val="0"/>
+        <w:spacing w:line="240" w:lineRule="auto"/>
+        <w:rPr>
+          <w:rFonts w:ascii="Segoe UI Light" w:hAnsi="Segoe UI Light" w:cs="Segoe UI Light"/>
+        </w:rPr>
+      </w:pPr>
+    </w:p>
+    <w:p>
+      <w:pPr>
+        <w:suppressAutoHyphens w:val="0"/>
+        <w:spacing w:line="240" w:lineRule="auto"/>
+        <w:rPr>
+          <w:rFonts w:ascii="Segoe UI Light" w:hAnsi="Segoe UI Light" w:cs="Segoe UI Light"/>
+        </w:rPr>
+      </w:pPr>
+    </w:p>
+    <w:p>
+      <w:pPr>
+        <w:suppressAutoHyphens w:val="0"/>
+        <w:spacing w:line="240" w:lineRule="auto"/>
+        <w:rPr>
+          <w:rFonts w:ascii="Segoe UI Light" w:hAnsi="Segoe UI Light" w:cs="Segoe UI Light"/>
+        </w:rPr>
+      </w:pPr>
+    </w:p>
+    <w:p>
+      <w:pPr>
+        <w:suppressAutoHyphens w:val="0"/>
+        <w:spacing w:line="240" w:lineRule="auto"/>
+        <w:rPr>
+          <w:rFonts w:ascii="Segoe UI Light" w:hAnsi="Segoe UI Light" w:cs="Segoe UI Light"/>
+        </w:rPr>
+      </w:pPr>
+    </w:p>
+    <w:p>
+      <w:pPr>
+        <w:suppressAutoHyphens w:val="0"/>
+        <w:spacing w:line="240" w:lineRule="auto"/>
+        <w:rPr>
+          <w:rFonts w:ascii="Segoe UI Light" w:hAnsi="Segoe UI Light" w:cs="Segoe UI Light"/>
+        </w:rPr>
+      </w:pPr>
+    </w:p>
+    <w:p>
+      <w:pPr>
+        <w:suppressAutoHyphens w:val="0"/>
+        <w:spacing w:line="240" w:lineRule="auto"/>
+        <w:rPr>
+          <w:rFonts w:ascii="Segoe UI Light" w:hAnsi="Segoe UI Light" w:cs="Segoe UI Light"/>
+        </w:rPr>
+      </w:pPr>
+    </w:p>
+    <w:p>
+      <w:pPr>
+        <w:suppressAutoHyphens w:val="0"/>
+        <w:spacing w:line="240" w:lineRule="auto"/>
+        <w:rPr>
+          <w:rFonts w:ascii="Segoe UI Light" w:hAnsi="Segoe UI Light" w:cs="Segoe UI Light"/>
+        </w:rPr>
+      </w:pPr>
       <w:r>
         <w:rPr>
           <w:rFonts w:ascii="Segoe UI Light" w:hAnsi="Segoe UI Light" w:cs="Segoe UI Light"/>
@@ -7428,7 +10318,2765 @@
     </w:p>
     <w:p>
       <w:pPr>
+        <w:suppressAutoHyphens w:val="0"/>
+        <w:spacing w:line="240" w:lineRule="auto"/>
+        <w:rPr>
+          <w:rFonts w:ascii="Segoe UI Light" w:hAnsi="Segoe UI Light" w:cs="Segoe UI Light"/>
+        </w:rPr>
+      </w:pPr>
+    </w:p>
+    <w:p>
+      <w:pPr>
         <w:pStyle w:val="Heading1"/>
+        <w:jc w:val="both"/>
+        <w:rPr>
+          <w:rFonts w:ascii="Segoe UI Light" w:hAnsi="Segoe UI Light" w:cs="Segoe UI Light"/>
+          <w:color w:val="0066CC"/>
+        </w:rPr>
+      </w:pPr>
+      <w:r>
+        <w:rPr>
+          <w:rFonts w:ascii="Segoe UI Light" w:hAnsi="Segoe UI Light" w:cs="Segoe UI Light"/>
+          <w:color w:val="0066CC"/>
+        </w:rPr>
+        <w:t>Income and EXPENSES</w:t>
+      </w:r>
+    </w:p>
+    <w:tbl>
+      <w:tblPr>
+        <w:tblW w:w="10363" w:type="dxa"/>
+        <w:tblLook w:val="04A0" w:firstRow="1" w:lastRow="0" w:firstColumn="1" w:lastColumn="0" w:noHBand="0" w:noVBand="1"/>
+      </w:tblPr>
+      <w:tblGrid>
+        <w:gridCol w:w="4056"/>
+        <w:gridCol w:w="3105"/>
+        <w:gridCol w:w="3202"/>
+      </w:tblGrid>
+      <w:tr>
+        <w:trPr>
+          <w:trHeight w:val="308"/>
+        </w:trPr>
+        <w:tc>
+          <w:tcPr>
+            <w:tcW w:w="4144" w:type="dxa"/>
+            <w:tcBorders>
+              <w:top w:val="single" w:sz="8" w:space="0" w:color="AEAAAA"/>
+              <w:left w:val="single" w:sz="8" w:space="0" w:color="AEAAAA"/>
+              <w:bottom w:val="nil"/>
+              <w:right w:val="single" w:sz="8" w:space="0" w:color="AEAAAA"/>
+            </w:tcBorders>
+            <w:shd w:val="clear" w:color="000000" w:fill="004E99"/>
+            <w:vAlign w:val="center"/>
+            <w:hideMark/>
+          </w:tcPr>
+          <w:p>
+            <w:pPr>
+              <w:suppressAutoHyphens w:val="0"/>
+              <w:spacing w:line="240" w:lineRule="auto"/>
+              <w:rPr>
+                <w:rFonts w:ascii="Segoe UI Light" w:eastAsia="Times New Roman" w:hAnsi="Segoe UI Light" w:cs="Segoe UI Light"/>
+                <w:i/>
+                <w:iCs/>
+                <w:color w:val="FF0000"/>
+                <w:lang w:eastAsia="en-AU"/>
+              </w:rPr>
+            </w:pPr>
+            <w:r>
+              <w:rPr>
+                <w:rFonts w:ascii="Segoe UI Light" w:eastAsia="Times New Roman" w:hAnsi="Segoe UI Light" w:cs="Segoe UI Light"/>
+                <w:i/>
+                <w:iCs/>
+                <w:color w:val="FF0000"/>
+                <w:lang w:eastAsia="en-AU"/>
+              </w:rPr>
+              <w:t> </w:t>
+            </w:r>
+          </w:p>
+        </w:tc>
+        <w:tc>
+          <w:tcPr>
+            <w:tcW w:w="3108" w:type="dxa"/>
+            <w:tcBorders>
+              <w:top w:val="single" w:sz="8" w:space="0" w:color="AEAAAA"/>
+              <w:left w:val="nil"/>
+              <w:bottom w:val="nil"/>
+              <w:right w:val="single" w:sz="8" w:space="0" w:color="AEAAAA"/>
+            </w:tcBorders>
+            <w:shd w:val="clear" w:color="000000" w:fill="004E99"/>
+            <w:vAlign w:val="center"/>
+            <w:hideMark/>
+          </w:tcPr>
+          <w:p>
+            <w:pPr>
+              <w:suppressAutoHyphens w:val="0"/>
+              <w:spacing w:line="240" w:lineRule="auto"/>
+              <w:rPr>
+                <w:rFonts w:ascii="Segoe UI Light" w:eastAsia="Times New Roman" w:hAnsi="Segoe UI Light" w:cs="Segoe UI Light"/>
+                <w:b/>
+                <w:bCs/>
+                <w:color w:val="FFFFFF"/>
+                <w:lang w:eastAsia="en-AU"/>
+              </w:rPr>
+            </w:pPr>
+            <w:r>
+              <w:rPr>
+                <w:rFonts w:ascii="Segoe UI Light" w:hAnsi="Segoe UI Light" w:cs="Segoe UI Light"/>
+                <w:b/>
+                <w:color w:val="FFFFFF" w:themeColor="background1"/>
+              </w:rPr>
+              <w:t>{{</w:t>
+            </w:r>
+            <w:proofErr w:type="spellStart"/>
+            <w:r>
+              <w:rPr>
+                <w:rFonts w:ascii="Segoe UI Light" w:hAnsi="Segoe UI Light" w:cs="Segoe UI Light"/>
+                <w:b/>
+                <w:color w:val="FFFFFF" w:themeColor="background1"/>
+              </w:rPr>
+              <w:t>clientPreferred</w:t>
+            </w:r>
+            <w:proofErr w:type="spellEnd"/>
+            <w:r>
+              <w:rPr>
+                <w:rFonts w:ascii="Segoe UI Light" w:hAnsi="Segoe UI Light" w:cs="Segoe UI Light"/>
+                <w:b/>
+                <w:color w:val="FFFFFF" w:themeColor="background1"/>
+              </w:rPr>
+              <w:t>}}</w:t>
+            </w:r>
+          </w:p>
+        </w:tc>
+        <w:tc>
+          <w:tcPr>
+            <w:tcW w:w="3111" w:type="dxa"/>
+            <w:tcBorders>
+              <w:top w:val="single" w:sz="8" w:space="0" w:color="AEAAAA"/>
+              <w:left w:val="nil"/>
+              <w:bottom w:val="nil"/>
+              <w:right w:val="nil"/>
+            </w:tcBorders>
+            <w:shd w:val="clear" w:color="000000" w:fill="004E99"/>
+            <w:vAlign w:val="center"/>
+            <w:hideMark/>
+          </w:tcPr>
+          <w:p>
+            <w:pPr>
+              <w:suppressAutoHyphens w:val="0"/>
+              <w:spacing w:line="240" w:lineRule="auto"/>
+              <w:rPr>
+                <w:rFonts w:ascii="Segoe UI Light" w:eastAsia="Times New Roman" w:hAnsi="Segoe UI Light" w:cs="Segoe UI Light"/>
+                <w:b/>
+                <w:bCs/>
+                <w:color w:val="FFFFFF"/>
+                <w:lang w:eastAsia="en-AU"/>
+              </w:rPr>
+            </w:pPr>
+            <w:r>
+              <w:rPr>
+                <w:rFonts w:ascii="Segoe UI Light" w:hAnsi="Segoe UI Light" w:cs="Segoe UI Light"/>
+                <w:b/>
+                <w:color w:val="FFFFFF" w:themeColor="background1"/>
+              </w:rPr>
+              <w:t>{{</w:t>
+            </w:r>
+            <w:proofErr w:type="spellStart"/>
+            <w:r>
+              <w:rPr>
+                <w:rFonts w:ascii="Segoe UI Light" w:hAnsi="Segoe UI Light" w:cs="Segoe UI Light"/>
+                <w:b/>
+                <w:color w:val="FFFFFF" w:themeColor="background1"/>
+              </w:rPr>
+              <w:t>partnerPreferred</w:t>
+            </w:r>
+            <w:proofErr w:type="spellEnd"/>
+            <w:r>
+              <w:rPr>
+                <w:rFonts w:ascii="Segoe UI Light" w:hAnsi="Segoe UI Light" w:cs="Segoe UI Light"/>
+                <w:b/>
+                <w:color w:val="FFFFFF" w:themeColor="background1"/>
+              </w:rPr>
+              <w:t>}}</w:t>
+            </w:r>
+          </w:p>
+        </w:tc>
+      </w:tr>
+      <w:tr>
+        <w:trPr>
+          <w:trHeight w:val="308"/>
+        </w:trPr>
+        <w:tc>
+          <w:tcPr>
+            <w:tcW w:w="4144" w:type="dxa"/>
+            <w:tcBorders>
+              <w:top w:val="single" w:sz="8" w:space="0" w:color="AEAAAA"/>
+              <w:left w:val="single" w:sz="8" w:space="0" w:color="AEAAAA"/>
+              <w:bottom w:val="single" w:sz="8" w:space="0" w:color="AEAAAA"/>
+              <w:right w:val="single" w:sz="8" w:space="0" w:color="AEAAAA"/>
+            </w:tcBorders>
+            <w:shd w:val="clear" w:color="000000" w:fill="E6E6E6"/>
+            <w:vAlign w:val="center"/>
+            <w:hideMark/>
+          </w:tcPr>
+          <w:p>
+            <w:pPr>
+              <w:suppressAutoHyphens w:val="0"/>
+              <w:spacing w:line="240" w:lineRule="auto"/>
+              <w:rPr>
+                <w:rFonts w:ascii="Segoe UI Light" w:eastAsia="Times New Roman" w:hAnsi="Segoe UI Light" w:cs="Segoe UI Light"/>
+                <w:b/>
+                <w:bCs/>
+                <w:lang w:eastAsia="en-AU"/>
+              </w:rPr>
+            </w:pPr>
+            <w:r>
+              <w:rPr>
+                <w:rFonts w:ascii="Segoe UI Light" w:eastAsia="Times New Roman" w:hAnsi="Segoe UI Light" w:cs="Segoe UI Light"/>
+                <w:b/>
+                <w:bCs/>
+                <w:lang w:eastAsia="en-AU"/>
+              </w:rPr>
+              <w:t>Income</w:t>
+            </w:r>
+          </w:p>
+        </w:tc>
+        <w:tc>
+          <w:tcPr>
+            <w:tcW w:w="3108" w:type="dxa"/>
+            <w:tcBorders>
+              <w:top w:val="single" w:sz="8" w:space="0" w:color="AEAAAA"/>
+              <w:left w:val="nil"/>
+              <w:bottom w:val="single" w:sz="8" w:space="0" w:color="AEAAAA"/>
+              <w:right w:val="single" w:sz="8" w:space="0" w:color="AEAAAA"/>
+            </w:tcBorders>
+            <w:shd w:val="clear" w:color="000000" w:fill="E6E6E6"/>
+            <w:vAlign w:val="center"/>
+            <w:hideMark/>
+          </w:tcPr>
+          <w:p>
+            <w:pPr>
+              <w:suppressAutoHyphens w:val="0"/>
+              <w:spacing w:line="240" w:lineRule="auto"/>
+              <w:rPr>
+                <w:rFonts w:ascii="Segoe UI Light" w:eastAsia="Times New Roman" w:hAnsi="Segoe UI Light" w:cs="Segoe UI Light"/>
+                <w:b/>
+                <w:bCs/>
+                <w:lang w:eastAsia="en-AU"/>
+              </w:rPr>
+            </w:pPr>
+            <w:r>
+              <w:rPr>
+                <w:rFonts w:ascii="Segoe UI Light" w:eastAsia="Times New Roman" w:hAnsi="Segoe UI Light" w:cs="Segoe UI Light"/>
+                <w:b/>
+                <w:bCs/>
+                <w:lang w:eastAsia="en-AU"/>
+              </w:rPr>
+              <w:t>$</w:t>
+            </w:r>
+          </w:p>
+        </w:tc>
+        <w:tc>
+          <w:tcPr>
+            <w:tcW w:w="3111" w:type="dxa"/>
+            <w:tcBorders>
+              <w:top w:val="single" w:sz="8" w:space="0" w:color="AEAAAA"/>
+              <w:left w:val="nil"/>
+              <w:bottom w:val="single" w:sz="8" w:space="0" w:color="AEAAAA"/>
+              <w:right w:val="single" w:sz="8" w:space="0" w:color="AEAAAA"/>
+            </w:tcBorders>
+            <w:shd w:val="clear" w:color="000000" w:fill="E6E6E6"/>
+            <w:vAlign w:val="center"/>
+            <w:hideMark/>
+          </w:tcPr>
+          <w:p>
+            <w:pPr>
+              <w:suppressAutoHyphens w:val="0"/>
+              <w:spacing w:line="240" w:lineRule="auto"/>
+              <w:rPr>
+                <w:rFonts w:ascii="Segoe UI Light" w:eastAsia="Times New Roman" w:hAnsi="Segoe UI Light" w:cs="Segoe UI Light"/>
+                <w:b/>
+                <w:bCs/>
+                <w:lang w:eastAsia="en-AU"/>
+              </w:rPr>
+            </w:pPr>
+            <w:r>
+              <w:rPr>
+                <w:rFonts w:ascii="Segoe UI Light" w:eastAsia="Times New Roman" w:hAnsi="Segoe UI Light" w:cs="Segoe UI Light"/>
+                <w:b/>
+                <w:bCs/>
+                <w:lang w:eastAsia="en-AU"/>
+              </w:rPr>
+              <w:t>$</w:t>
+            </w:r>
+          </w:p>
+        </w:tc>
+      </w:tr>
+      <w:tr>
+        <w:trPr>
+          <w:trHeight w:val="308"/>
+        </w:trPr>
+        <w:tc>
+          <w:tcPr>
+            <w:tcW w:w="4144" w:type="dxa"/>
+            <w:tcBorders>
+              <w:top w:val="single" w:sz="8" w:space="0" w:color="AEAAAA"/>
+              <w:left w:val="single" w:sz="8" w:space="0" w:color="AEAAAA"/>
+              <w:bottom w:val="single" w:sz="8" w:space="0" w:color="AEAAAA"/>
+              <w:right w:val="single" w:sz="8" w:space="0" w:color="AEAAAA"/>
+            </w:tcBorders>
+            <w:vAlign w:val="center"/>
+            <w:hideMark/>
+          </w:tcPr>
+          <w:p>
+            <w:pPr>
+              <w:suppressAutoHyphens w:val="0"/>
+              <w:spacing w:line="240" w:lineRule="auto"/>
+              <w:rPr>
+                <w:rFonts w:ascii="Segoe UI Light" w:eastAsia="Times New Roman" w:hAnsi="Segoe UI Light" w:cs="Segoe UI Light"/>
+                <w:lang w:eastAsia="en-AU"/>
+              </w:rPr>
+            </w:pPr>
+            <w:r>
+              <w:rPr>
+                <w:rFonts w:ascii="Segoe UI Light" w:eastAsia="Times New Roman" w:hAnsi="Segoe UI Light" w:cs="Segoe UI Light"/>
+                <w:lang w:eastAsia="en-AU"/>
+              </w:rPr>
+              <w:t>Salary</w:t>
+            </w:r>
+          </w:p>
+        </w:tc>
+        <w:tc>
+          <w:tcPr>
+            <w:tcW w:w="3108" w:type="dxa"/>
+            <w:tcBorders>
+              <w:top w:val="single" w:sz="8" w:space="0" w:color="AEAAAA"/>
+              <w:left w:val="nil"/>
+              <w:bottom w:val="single" w:sz="8" w:space="0" w:color="AEAAAA"/>
+              <w:right w:val="single" w:sz="8" w:space="0" w:color="AEAAAA"/>
+            </w:tcBorders>
+            <w:vAlign w:val="center"/>
+            <w:hideMark/>
+          </w:tcPr>
+          <w:p>
+            <w:pPr>
+              <w:suppressAutoHyphens w:val="0"/>
+              <w:spacing w:line="240" w:lineRule="auto"/>
+              <w:rPr>
+                <w:rFonts w:ascii="Segoe UI Light" w:eastAsia="Times New Roman" w:hAnsi="Segoe UI Light" w:cs="Segoe UI Light"/>
+                <w:lang w:eastAsia="en-AU"/>
+              </w:rPr>
+            </w:pPr>
+            <w:r>
+              <w:rPr>
+                <w:rFonts w:ascii="Segoe UI Light" w:eastAsia="Times New Roman" w:hAnsi="Segoe UI Light" w:cs="Segoe UI Light"/>
+                <w:lang w:eastAsia="en-AU"/>
+              </w:rPr>
+              <w:t>{{</w:t>
+            </w:r>
+            <w:proofErr w:type="spellStart"/>
+            <w:r>
+              <w:rPr>
+                <w:rFonts w:ascii="Segoe UI Light" w:eastAsia="Times New Roman" w:hAnsi="Segoe UI Light" w:cs="Segoe UI Light"/>
+                <w:lang w:eastAsia="en-AU"/>
+              </w:rPr>
+              <w:t>clientEmploymentIncome</w:t>
+            </w:r>
+            <w:proofErr w:type="spellEnd"/>
+            <w:r>
+              <w:rPr>
+                <w:rFonts w:ascii="Segoe UI Light" w:eastAsia="Times New Roman" w:hAnsi="Segoe UI Light" w:cs="Segoe UI Light"/>
+                <w:lang w:eastAsia="en-AU"/>
+              </w:rPr>
+              <w:t>}}</w:t>
+            </w:r>
+          </w:p>
+        </w:tc>
+        <w:tc>
+          <w:tcPr>
+            <w:tcW w:w="3111" w:type="dxa"/>
+            <w:tcBorders>
+              <w:top w:val="single" w:sz="8" w:space="0" w:color="AEAAAA"/>
+              <w:left w:val="nil"/>
+              <w:bottom w:val="single" w:sz="8" w:space="0" w:color="AEAAAA"/>
+              <w:right w:val="single" w:sz="8" w:space="0" w:color="AEAAAA"/>
+            </w:tcBorders>
+            <w:vAlign w:val="center"/>
+            <w:hideMark/>
+          </w:tcPr>
+          <w:p>
+            <w:pPr>
+              <w:suppressAutoHyphens w:val="0"/>
+              <w:spacing w:line="240" w:lineRule="auto"/>
+              <w:rPr>
+                <w:rFonts w:ascii="Segoe UI Light" w:eastAsia="Times New Roman" w:hAnsi="Segoe UI Light" w:cs="Segoe UI Light"/>
+                <w:lang w:eastAsia="en-AU"/>
+              </w:rPr>
+            </w:pPr>
+            <w:r>
+              <w:rPr>
+                <w:rFonts w:ascii="Segoe UI Light" w:eastAsia="Times New Roman" w:hAnsi="Segoe UI Light" w:cs="Segoe UI Light"/>
+                <w:lang w:eastAsia="en-AU"/>
+              </w:rPr>
+              <w:t>{{</w:t>
+            </w:r>
+            <w:proofErr w:type="spellStart"/>
+            <w:r>
+              <w:rPr>
+                <w:rFonts w:ascii="Segoe UI Light" w:eastAsia="Times New Roman" w:hAnsi="Segoe UI Light" w:cs="Segoe UI Light"/>
+                <w:lang w:eastAsia="en-AU"/>
+              </w:rPr>
+              <w:t>partner</w:t>
+            </w:r>
+            <w:r>
+              <w:rPr>
+                <w:rFonts w:ascii="Segoe UI Light" w:eastAsia="Times New Roman" w:hAnsi="Segoe UI Light" w:cs="Segoe UI Light"/>
+                <w:lang w:eastAsia="en-AU"/>
+              </w:rPr>
+              <w:t>EmploymentIncome</w:t>
+            </w:r>
+            <w:proofErr w:type="spellEnd"/>
+            <w:r>
+              <w:rPr>
+                <w:rFonts w:ascii="Segoe UI Light" w:eastAsia="Times New Roman" w:hAnsi="Segoe UI Light" w:cs="Segoe UI Light"/>
+                <w:lang w:eastAsia="en-AU"/>
+              </w:rPr>
+              <w:t>}}</w:t>
+            </w:r>
+          </w:p>
+        </w:tc>
+      </w:tr>
+      <w:tr>
+        <w:trPr>
+          <w:trHeight w:val="281"/>
+        </w:trPr>
+        <w:tc>
+          <w:tcPr>
+            <w:tcW w:w="4144" w:type="dxa"/>
+            <w:tcBorders>
+              <w:top w:val="single" w:sz="8" w:space="0" w:color="AEAAAA"/>
+              <w:left w:val="single" w:sz="8" w:space="0" w:color="AEAAAA"/>
+              <w:bottom w:val="single" w:sz="8" w:space="0" w:color="AEAAAA"/>
+              <w:right w:val="single" w:sz="8" w:space="0" w:color="AEAAAA"/>
+            </w:tcBorders>
+            <w:vAlign w:val="center"/>
+            <w:hideMark/>
+          </w:tcPr>
+          <w:p>
+            <w:pPr>
+              <w:suppressAutoHyphens w:val="0"/>
+              <w:spacing w:line="240" w:lineRule="auto"/>
+              <w:rPr>
+                <w:rFonts w:ascii="Segoe UI Light" w:eastAsia="Times New Roman" w:hAnsi="Segoe UI Light" w:cs="Segoe UI Light"/>
+                <w:lang w:eastAsia="en-AU"/>
+              </w:rPr>
+            </w:pPr>
+            <w:r>
+              <w:rPr>
+                <w:rFonts w:ascii="Segoe UI Light" w:eastAsia="Times New Roman" w:hAnsi="Segoe UI Light" w:cs="Segoe UI Light"/>
+                <w:lang w:eastAsia="en-AU"/>
+              </w:rPr>
+              <w:t>Net Business Income</w:t>
+            </w:r>
+          </w:p>
+        </w:tc>
+        <w:tc>
+          <w:tcPr>
+            <w:tcW w:w="3108" w:type="dxa"/>
+            <w:tcBorders>
+              <w:top w:val="single" w:sz="8" w:space="0" w:color="AEAAAA"/>
+              <w:left w:val="nil"/>
+              <w:bottom w:val="single" w:sz="8" w:space="0" w:color="AEAAAA"/>
+              <w:right w:val="single" w:sz="8" w:space="0" w:color="AEAAAA"/>
+            </w:tcBorders>
+            <w:vAlign w:val="center"/>
+            <w:hideMark/>
+          </w:tcPr>
+          <w:p>
+            <w:pPr>
+              <w:suppressAutoHyphens w:val="0"/>
+              <w:spacing w:line="240" w:lineRule="auto"/>
+              <w:rPr>
+                <w:rFonts w:ascii="Segoe UI Light" w:eastAsia="Times New Roman" w:hAnsi="Segoe UI Light" w:cs="Segoe UI Light"/>
+                <w:lang w:eastAsia="en-AU"/>
+              </w:rPr>
+            </w:pPr>
+            <w:r>
+              <w:rPr>
+                <w:rFonts w:ascii="Segoe UI Light" w:eastAsia="Times New Roman" w:hAnsi="Segoe UI Light" w:cs="Segoe UI Light"/>
+                <w:lang w:eastAsia="en-AU"/>
+              </w:rPr>
+              <w:t>{{</w:t>
+            </w:r>
+            <w:proofErr w:type="spellStart"/>
+            <w:r>
+              <w:rPr>
+                <w:rFonts w:ascii="Segoe UI Light" w:eastAsia="Times New Roman" w:hAnsi="Segoe UI Light" w:cs="Segoe UI Light"/>
+                <w:lang w:eastAsia="en-AU"/>
+              </w:rPr>
+              <w:t>clien</w:t>
+            </w:r>
+            <w:r>
+              <w:rPr>
+                <w:rFonts w:ascii="Segoe UI Light" w:eastAsia="Times New Roman" w:hAnsi="Segoe UI Light" w:cs="Segoe UI Light"/>
+                <w:lang w:eastAsia="en-AU"/>
+              </w:rPr>
+              <w:t>tNetBusinessIncome</w:t>
+            </w:r>
+            <w:proofErr w:type="spellEnd"/>
+            <w:r>
+              <w:rPr>
+                <w:rFonts w:ascii="Segoe UI Light" w:eastAsia="Times New Roman" w:hAnsi="Segoe UI Light" w:cs="Segoe UI Light"/>
+                <w:lang w:eastAsia="en-AU"/>
+              </w:rPr>
+              <w:t>}}</w:t>
+            </w:r>
+          </w:p>
+        </w:tc>
+        <w:tc>
+          <w:tcPr>
+            <w:tcW w:w="3111" w:type="dxa"/>
+            <w:tcBorders>
+              <w:top w:val="single" w:sz="8" w:space="0" w:color="AEAAAA"/>
+              <w:left w:val="nil"/>
+              <w:bottom w:val="single" w:sz="8" w:space="0" w:color="AEAAAA"/>
+              <w:right w:val="single" w:sz="8" w:space="0" w:color="AEAAAA"/>
+            </w:tcBorders>
+            <w:vAlign w:val="center"/>
+            <w:hideMark/>
+          </w:tcPr>
+          <w:p>
+            <w:pPr>
+              <w:suppressAutoHyphens w:val="0"/>
+              <w:spacing w:line="240" w:lineRule="auto"/>
+              <w:rPr>
+                <w:rFonts w:ascii="Segoe UI Light" w:eastAsia="Times New Roman" w:hAnsi="Segoe UI Light" w:cs="Segoe UI Light"/>
+                <w:lang w:eastAsia="en-AU"/>
+              </w:rPr>
+            </w:pPr>
+            <w:r>
+              <w:rPr>
+                <w:rFonts w:ascii="Segoe UI Light" w:eastAsia="Times New Roman" w:hAnsi="Segoe UI Light" w:cs="Segoe UI Light"/>
+                <w:lang w:eastAsia="en-AU"/>
+              </w:rPr>
+              <w:t>{{</w:t>
+            </w:r>
+            <w:proofErr w:type="spellStart"/>
+            <w:r>
+              <w:rPr>
+                <w:rFonts w:ascii="Segoe UI Light" w:eastAsia="Times New Roman" w:hAnsi="Segoe UI Light" w:cs="Segoe UI Light"/>
+                <w:lang w:eastAsia="en-AU"/>
+              </w:rPr>
+              <w:t>partnerNetBusinessIncome</w:t>
+            </w:r>
+            <w:proofErr w:type="spellEnd"/>
+            <w:r>
+              <w:rPr>
+                <w:rFonts w:ascii="Segoe UI Light" w:eastAsia="Times New Roman" w:hAnsi="Segoe UI Light" w:cs="Segoe UI Light"/>
+                <w:lang w:eastAsia="en-AU"/>
+              </w:rPr>
+              <w:t>}}</w:t>
+            </w:r>
+          </w:p>
+        </w:tc>
+      </w:tr>
+      <w:tr>
+        <w:trPr>
+          <w:trHeight w:val="281"/>
+        </w:trPr>
+        <w:tc>
+          <w:tcPr>
+            <w:tcW w:w="4144" w:type="dxa"/>
+            <w:tcBorders>
+              <w:top w:val="single" w:sz="8" w:space="0" w:color="AEAAAA"/>
+              <w:left w:val="single" w:sz="8" w:space="0" w:color="AEAAAA"/>
+              <w:bottom w:val="single" w:sz="8" w:space="0" w:color="AEAAAA"/>
+              <w:right w:val="single" w:sz="8" w:space="0" w:color="AEAAAA"/>
+            </w:tcBorders>
+            <w:vAlign w:val="center"/>
+            <w:hideMark/>
+          </w:tcPr>
+          <w:p>
+            <w:pPr>
+              <w:suppressAutoHyphens w:val="0"/>
+              <w:spacing w:line="240" w:lineRule="auto"/>
+              <w:rPr>
+                <w:rFonts w:ascii="Segoe UI Light" w:eastAsia="Times New Roman" w:hAnsi="Segoe UI Light" w:cs="Segoe UI Light"/>
+                <w:lang w:eastAsia="en-AU"/>
+              </w:rPr>
+            </w:pPr>
+            <w:r>
+              <w:rPr>
+                <w:rFonts w:ascii="Segoe UI Light" w:eastAsia="Times New Roman" w:hAnsi="Segoe UI Light" w:cs="Segoe UI Light"/>
+                <w:lang w:eastAsia="en-AU"/>
+              </w:rPr>
+              <w:t>Super Pension Payment</w:t>
+            </w:r>
+          </w:p>
+        </w:tc>
+        <w:tc>
+          <w:tcPr>
+            <w:tcW w:w="3108" w:type="dxa"/>
+            <w:tcBorders>
+              <w:top w:val="single" w:sz="8" w:space="0" w:color="AEAAAA"/>
+              <w:left w:val="nil"/>
+              <w:bottom w:val="single" w:sz="8" w:space="0" w:color="AEAAAA"/>
+              <w:right w:val="single" w:sz="8" w:space="0" w:color="AEAAAA"/>
+            </w:tcBorders>
+            <w:vAlign w:val="center"/>
+            <w:hideMark/>
+          </w:tcPr>
+          <w:p>
+            <w:pPr>
+              <w:suppressAutoHyphens w:val="0"/>
+              <w:spacing w:line="240" w:lineRule="auto"/>
+              <w:rPr>
+                <w:rFonts w:ascii="Segoe UI Light" w:eastAsia="Times New Roman" w:hAnsi="Segoe UI Light" w:cs="Segoe UI Light"/>
+                <w:lang w:eastAsia="en-AU"/>
+              </w:rPr>
+            </w:pPr>
+            <w:r>
+              <w:rPr>
+                <w:rFonts w:ascii="Segoe UI Light" w:eastAsia="Times New Roman" w:hAnsi="Segoe UI Light" w:cs="Segoe UI Light"/>
+                <w:lang w:eastAsia="en-AU"/>
+              </w:rPr>
+              <w:t>{{</w:t>
+            </w:r>
+            <w:proofErr w:type="spellStart"/>
+            <w:r>
+              <w:rPr>
+                <w:rFonts w:ascii="Segoe UI Light" w:eastAsia="Times New Roman" w:hAnsi="Segoe UI Light" w:cs="Segoe UI Light"/>
+                <w:lang w:eastAsia="en-AU"/>
+              </w:rPr>
+              <w:t>client</w:t>
+            </w:r>
+            <w:r>
+              <w:rPr>
+                <w:rFonts w:ascii="Segoe UI Light" w:eastAsia="Times New Roman" w:hAnsi="Segoe UI Light" w:cs="Segoe UI Light"/>
+                <w:lang w:eastAsia="en-AU"/>
+              </w:rPr>
+              <w:t>SuperPensionPayment</w:t>
+            </w:r>
+            <w:proofErr w:type="spellEnd"/>
+            <w:r>
+              <w:rPr>
+                <w:rFonts w:ascii="Segoe UI Light" w:eastAsia="Times New Roman" w:hAnsi="Segoe UI Light" w:cs="Segoe UI Light"/>
+                <w:lang w:eastAsia="en-AU"/>
+              </w:rPr>
+              <w:t>}}</w:t>
+            </w:r>
+          </w:p>
+        </w:tc>
+        <w:tc>
+          <w:tcPr>
+            <w:tcW w:w="3111" w:type="dxa"/>
+            <w:tcBorders>
+              <w:top w:val="single" w:sz="8" w:space="0" w:color="AEAAAA"/>
+              <w:left w:val="nil"/>
+              <w:bottom w:val="single" w:sz="8" w:space="0" w:color="AEAAAA"/>
+              <w:right w:val="single" w:sz="8" w:space="0" w:color="AEAAAA"/>
+            </w:tcBorders>
+            <w:vAlign w:val="center"/>
+            <w:hideMark/>
+          </w:tcPr>
+          <w:p>
+            <w:pPr>
+              <w:suppressAutoHyphens w:val="0"/>
+              <w:spacing w:line="240" w:lineRule="auto"/>
+              <w:rPr>
+                <w:rFonts w:ascii="Segoe UI Light" w:eastAsia="Times New Roman" w:hAnsi="Segoe UI Light" w:cs="Segoe UI Light"/>
+                <w:lang w:eastAsia="en-AU"/>
+              </w:rPr>
+            </w:pPr>
+            <w:r>
+              <w:rPr>
+                <w:rFonts w:ascii="Segoe UI Light" w:eastAsia="Times New Roman" w:hAnsi="Segoe UI Light" w:cs="Segoe UI Light"/>
+                <w:lang w:eastAsia="en-AU"/>
+              </w:rPr>
+              <w:t>{{</w:t>
+            </w:r>
+            <w:proofErr w:type="spellStart"/>
+            <w:r>
+              <w:rPr>
+                <w:rFonts w:ascii="Segoe UI Light" w:eastAsia="Times New Roman" w:hAnsi="Segoe UI Light" w:cs="Segoe UI Light"/>
+                <w:lang w:eastAsia="en-AU"/>
+              </w:rPr>
+              <w:t>partnerSuperPensionPayment</w:t>
+            </w:r>
+            <w:proofErr w:type="spellEnd"/>
+            <w:r>
+              <w:rPr>
+                <w:rFonts w:ascii="Segoe UI Light" w:eastAsia="Times New Roman" w:hAnsi="Segoe UI Light" w:cs="Segoe UI Light"/>
+                <w:lang w:eastAsia="en-AU"/>
+              </w:rPr>
+              <w:t>}}</w:t>
+            </w:r>
+          </w:p>
+        </w:tc>
+      </w:tr>
+      <w:tr>
+        <w:trPr>
+          <w:trHeight w:val="281"/>
+        </w:trPr>
+        <w:tc>
+          <w:tcPr>
+            <w:tcW w:w="4144" w:type="dxa"/>
+            <w:tcBorders>
+              <w:top w:val="single" w:sz="8" w:space="0" w:color="AEAAAA"/>
+              <w:left w:val="single" w:sz="8" w:space="0" w:color="AEAAAA"/>
+              <w:bottom w:val="single" w:sz="8" w:space="0" w:color="AEAAAA"/>
+              <w:right w:val="single" w:sz="8" w:space="0" w:color="AEAAAA"/>
+            </w:tcBorders>
+            <w:vAlign w:val="center"/>
+          </w:tcPr>
+          <w:p>
+            <w:pPr>
+              <w:suppressAutoHyphens w:val="0"/>
+              <w:spacing w:line="240" w:lineRule="auto"/>
+              <w:rPr>
+                <w:rFonts w:ascii="Segoe UI Light" w:eastAsia="Times New Roman" w:hAnsi="Segoe UI Light" w:cs="Segoe UI Light"/>
+                <w:lang w:eastAsia="en-AU"/>
+              </w:rPr>
+            </w:pPr>
+            <w:r>
+              <w:rPr>
+                <w:rFonts w:ascii="Segoe UI Light" w:eastAsia="Times New Roman" w:hAnsi="Segoe UI Light" w:cs="Segoe UI Light"/>
+                <w:lang w:eastAsia="en-AU"/>
+              </w:rPr>
+              <w:t xml:space="preserve">Lifetime Pension Payments </w:t>
+            </w:r>
+          </w:p>
+        </w:tc>
+        <w:tc>
+          <w:tcPr>
+            <w:tcW w:w="3108" w:type="dxa"/>
+            <w:tcBorders>
+              <w:top w:val="single" w:sz="8" w:space="0" w:color="AEAAAA"/>
+              <w:left w:val="nil"/>
+              <w:bottom w:val="single" w:sz="8" w:space="0" w:color="AEAAAA"/>
+              <w:right w:val="single" w:sz="8" w:space="0" w:color="AEAAAA"/>
+            </w:tcBorders>
+            <w:vAlign w:val="center"/>
+          </w:tcPr>
+          <w:p>
+            <w:pPr>
+              <w:suppressAutoHyphens w:val="0"/>
+              <w:spacing w:line="240" w:lineRule="auto"/>
+              <w:rPr>
+                <w:rFonts w:ascii="Segoe UI Light" w:eastAsia="Times New Roman" w:hAnsi="Segoe UI Light" w:cs="Segoe UI Light"/>
+                <w:lang w:eastAsia="en-AU"/>
+              </w:rPr>
+            </w:pPr>
+            <w:r>
+              <w:rPr>
+                <w:rFonts w:ascii="Segoe UI Light" w:eastAsia="Times New Roman" w:hAnsi="Segoe UI Light" w:cs="Segoe UI Light"/>
+                <w:lang w:eastAsia="en-AU"/>
+              </w:rPr>
+              <w:t>{{</w:t>
+            </w:r>
+            <w:proofErr w:type="spellStart"/>
+            <w:r>
+              <w:rPr>
+                <w:rFonts w:ascii="Segoe UI Light" w:eastAsia="Times New Roman" w:hAnsi="Segoe UI Light" w:cs="Segoe UI Light"/>
+                <w:lang w:eastAsia="en-AU"/>
+              </w:rPr>
+              <w:t>client</w:t>
+            </w:r>
+            <w:r>
+              <w:rPr>
+                <w:rFonts w:ascii="Segoe UI Light" w:eastAsia="Times New Roman" w:hAnsi="Segoe UI Light" w:cs="Segoe UI Light"/>
+                <w:lang w:eastAsia="en-AU"/>
+              </w:rPr>
+              <w:t>LifeTime</w:t>
+            </w:r>
+            <w:r>
+              <w:rPr>
+                <w:rFonts w:ascii="Segoe UI Light" w:eastAsia="Times New Roman" w:hAnsi="Segoe UI Light" w:cs="Segoe UI Light"/>
+                <w:lang w:eastAsia="en-AU"/>
+              </w:rPr>
+              <w:t>PensionPayment</w:t>
+            </w:r>
+            <w:proofErr w:type="spellEnd"/>
+            <w:r>
+              <w:rPr>
+                <w:rFonts w:ascii="Segoe UI Light" w:eastAsia="Times New Roman" w:hAnsi="Segoe UI Light" w:cs="Segoe UI Light"/>
+                <w:lang w:eastAsia="en-AU"/>
+              </w:rPr>
+              <w:t>}}</w:t>
+            </w:r>
+          </w:p>
+        </w:tc>
+        <w:tc>
+          <w:tcPr>
+            <w:tcW w:w="3111" w:type="dxa"/>
+            <w:tcBorders>
+              <w:top w:val="single" w:sz="8" w:space="0" w:color="AEAAAA"/>
+              <w:left w:val="nil"/>
+              <w:bottom w:val="single" w:sz="8" w:space="0" w:color="AEAAAA"/>
+              <w:right w:val="single" w:sz="8" w:space="0" w:color="AEAAAA"/>
+            </w:tcBorders>
+            <w:vAlign w:val="center"/>
+          </w:tcPr>
+          <w:p>
+            <w:pPr>
+              <w:suppressAutoHyphens w:val="0"/>
+              <w:spacing w:line="240" w:lineRule="auto"/>
+              <w:rPr>
+                <w:rFonts w:ascii="Segoe UI Light" w:eastAsia="Times New Roman" w:hAnsi="Segoe UI Light" w:cs="Segoe UI Light"/>
+                <w:lang w:eastAsia="en-AU"/>
+              </w:rPr>
+            </w:pPr>
+            <w:r>
+              <w:rPr>
+                <w:rFonts w:ascii="Segoe UI Light" w:eastAsia="Times New Roman" w:hAnsi="Segoe UI Light" w:cs="Segoe UI Light"/>
+                <w:lang w:eastAsia="en-AU"/>
+              </w:rPr>
+              <w:t>{{</w:t>
+            </w:r>
+            <w:proofErr w:type="spellStart"/>
+            <w:r>
+              <w:rPr>
+                <w:rFonts w:ascii="Segoe UI Light" w:eastAsia="Times New Roman" w:hAnsi="Segoe UI Light" w:cs="Segoe UI Light"/>
+                <w:lang w:eastAsia="en-AU"/>
+              </w:rPr>
+              <w:t>partnerLifeTimePensionPayment</w:t>
+            </w:r>
+            <w:proofErr w:type="spellEnd"/>
+            <w:r>
+              <w:rPr>
+                <w:rFonts w:ascii="Segoe UI Light" w:eastAsia="Times New Roman" w:hAnsi="Segoe UI Light" w:cs="Segoe UI Light"/>
+                <w:lang w:eastAsia="en-AU"/>
+              </w:rPr>
+              <w:t>}}</w:t>
+            </w:r>
+          </w:p>
+        </w:tc>
+      </w:tr>
+      <w:tr>
+        <w:trPr>
+          <w:trHeight w:val="281"/>
+        </w:trPr>
+        <w:tc>
+          <w:tcPr>
+            <w:tcW w:w="4144" w:type="dxa"/>
+            <w:tcBorders>
+              <w:top w:val="single" w:sz="8" w:space="0" w:color="AEAAAA"/>
+              <w:left w:val="single" w:sz="8" w:space="0" w:color="AEAAAA"/>
+              <w:bottom w:val="single" w:sz="8" w:space="0" w:color="AEAAAA"/>
+              <w:right w:val="single" w:sz="8" w:space="0" w:color="AEAAAA"/>
+            </w:tcBorders>
+            <w:vAlign w:val="center"/>
+          </w:tcPr>
+          <w:p>
+            <w:pPr>
+              <w:suppressAutoHyphens w:val="0"/>
+              <w:spacing w:line="240" w:lineRule="auto"/>
+              <w:rPr>
+                <w:rFonts w:ascii="Segoe UI Light" w:eastAsia="Times New Roman" w:hAnsi="Segoe UI Light" w:cs="Segoe UI Light"/>
+                <w:lang w:eastAsia="en-AU"/>
+              </w:rPr>
+            </w:pPr>
+            <w:r>
+              <w:rPr>
+                <w:rFonts w:ascii="Segoe UI Light" w:eastAsia="Times New Roman" w:hAnsi="Segoe UI Light" w:cs="Segoe UI Light"/>
+                <w:lang w:eastAsia="en-AU"/>
+              </w:rPr>
+              <w:t xml:space="preserve">Overseas Pensions </w:t>
+            </w:r>
+          </w:p>
+        </w:tc>
+        <w:tc>
+          <w:tcPr>
+            <w:tcW w:w="3108" w:type="dxa"/>
+            <w:tcBorders>
+              <w:top w:val="single" w:sz="8" w:space="0" w:color="AEAAAA"/>
+              <w:left w:val="nil"/>
+              <w:bottom w:val="single" w:sz="8" w:space="0" w:color="AEAAAA"/>
+              <w:right w:val="single" w:sz="8" w:space="0" w:color="AEAAAA"/>
+            </w:tcBorders>
+            <w:vAlign w:val="center"/>
+          </w:tcPr>
+          <w:p>
+            <w:pPr>
+              <w:suppressAutoHyphens w:val="0"/>
+              <w:spacing w:line="240" w:lineRule="auto"/>
+              <w:rPr>
+                <w:rFonts w:ascii="Segoe UI Light" w:eastAsia="Times New Roman" w:hAnsi="Segoe UI Light" w:cs="Segoe UI Light"/>
+                <w:lang w:eastAsia="en-AU"/>
+              </w:rPr>
+            </w:pPr>
+            <w:r>
+              <w:rPr>
+                <w:rFonts w:ascii="Segoe UI Light" w:eastAsia="Times New Roman" w:hAnsi="Segoe UI Light" w:cs="Segoe UI Light"/>
+                <w:lang w:eastAsia="en-AU"/>
+              </w:rPr>
+              <w:t>{{</w:t>
+            </w:r>
+            <w:proofErr w:type="spellStart"/>
+            <w:r>
+              <w:rPr>
+                <w:rFonts w:ascii="Segoe UI Light" w:eastAsia="Times New Roman" w:hAnsi="Segoe UI Light" w:cs="Segoe UI Light"/>
+                <w:lang w:eastAsia="en-AU"/>
+              </w:rPr>
+              <w:t>client</w:t>
+            </w:r>
+            <w:r>
+              <w:rPr>
+                <w:rFonts w:ascii="Segoe UI Light" w:eastAsia="Times New Roman" w:hAnsi="Segoe UI Light" w:cs="Segoe UI Light"/>
+                <w:lang w:eastAsia="en-AU"/>
+              </w:rPr>
+              <w:t>Overseas</w:t>
+            </w:r>
+            <w:r>
+              <w:rPr>
+                <w:rFonts w:ascii="Segoe UI Light" w:eastAsia="Times New Roman" w:hAnsi="Segoe UI Light" w:cs="Segoe UI Light"/>
+                <w:lang w:eastAsia="en-AU"/>
+              </w:rPr>
+              <w:t>PensionPayment</w:t>
+            </w:r>
+            <w:proofErr w:type="spellEnd"/>
+            <w:r>
+              <w:rPr>
+                <w:rFonts w:ascii="Segoe UI Light" w:eastAsia="Times New Roman" w:hAnsi="Segoe UI Light" w:cs="Segoe UI Light"/>
+                <w:lang w:eastAsia="en-AU"/>
+              </w:rPr>
+              <w:t>}}</w:t>
+            </w:r>
+          </w:p>
+        </w:tc>
+        <w:tc>
+          <w:tcPr>
+            <w:tcW w:w="3111" w:type="dxa"/>
+            <w:tcBorders>
+              <w:top w:val="single" w:sz="8" w:space="0" w:color="AEAAAA"/>
+              <w:left w:val="nil"/>
+              <w:bottom w:val="single" w:sz="8" w:space="0" w:color="AEAAAA"/>
+              <w:right w:val="single" w:sz="8" w:space="0" w:color="AEAAAA"/>
+            </w:tcBorders>
+            <w:vAlign w:val="center"/>
+          </w:tcPr>
+          <w:p>
+            <w:pPr>
+              <w:suppressAutoHyphens w:val="0"/>
+              <w:spacing w:line="240" w:lineRule="auto"/>
+              <w:rPr>
+                <w:rFonts w:ascii="Segoe UI Light" w:eastAsia="Times New Roman" w:hAnsi="Segoe UI Light" w:cs="Segoe UI Light"/>
+                <w:lang w:eastAsia="en-AU"/>
+              </w:rPr>
+            </w:pPr>
+            <w:r>
+              <w:rPr>
+                <w:rFonts w:ascii="Segoe UI Light" w:eastAsia="Times New Roman" w:hAnsi="Segoe UI Light" w:cs="Segoe UI Light"/>
+                <w:lang w:eastAsia="en-AU"/>
+              </w:rPr>
+              <w:t>{{</w:t>
+            </w:r>
+            <w:proofErr w:type="spellStart"/>
+            <w:r>
+              <w:rPr>
+                <w:rFonts w:ascii="Segoe UI Light" w:eastAsia="Times New Roman" w:hAnsi="Segoe UI Light" w:cs="Segoe UI Light"/>
+                <w:lang w:eastAsia="en-AU"/>
+              </w:rPr>
+              <w:t>partnerOverseasPensionPayment</w:t>
+            </w:r>
+            <w:proofErr w:type="spellEnd"/>
+            <w:r>
+              <w:rPr>
+                <w:rFonts w:ascii="Segoe UI Light" w:eastAsia="Times New Roman" w:hAnsi="Segoe UI Light" w:cs="Segoe UI Light"/>
+                <w:lang w:eastAsia="en-AU"/>
+              </w:rPr>
+              <w:t>}}</w:t>
+            </w:r>
+          </w:p>
+        </w:tc>
+      </w:tr>
+      <w:tr>
+        <w:trPr>
+          <w:trHeight w:val="308"/>
+        </w:trPr>
+        <w:tc>
+          <w:tcPr>
+            <w:tcW w:w="4144" w:type="dxa"/>
+            <w:tcBorders>
+              <w:top w:val="single" w:sz="8" w:space="0" w:color="AEAAAA"/>
+              <w:left w:val="single" w:sz="8" w:space="0" w:color="AEAAAA"/>
+              <w:bottom w:val="single" w:sz="8" w:space="0" w:color="AEAAAA"/>
+              <w:right w:val="single" w:sz="8" w:space="0" w:color="AEAAAA"/>
+            </w:tcBorders>
+            <w:vAlign w:val="center"/>
+            <w:hideMark/>
+          </w:tcPr>
+          <w:p>
+            <w:pPr>
+              <w:suppressAutoHyphens w:val="0"/>
+              <w:spacing w:line="240" w:lineRule="auto"/>
+              <w:rPr>
+                <w:rFonts w:ascii="Segoe UI Light" w:eastAsia="Times New Roman" w:hAnsi="Segoe UI Light" w:cs="Segoe UI Light"/>
+                <w:lang w:eastAsia="en-AU"/>
+              </w:rPr>
+            </w:pPr>
+            <w:r>
+              <w:rPr>
+                <w:rFonts w:ascii="Segoe UI Light" w:eastAsia="Times New Roman" w:hAnsi="Segoe UI Light" w:cs="Segoe UI Light"/>
+                <w:lang w:eastAsia="en-AU"/>
+              </w:rPr>
+              <w:t xml:space="preserve">Centrelink </w:t>
+            </w:r>
+          </w:p>
+        </w:tc>
+        <w:tc>
+          <w:tcPr>
+            <w:tcW w:w="3108" w:type="dxa"/>
+            <w:tcBorders>
+              <w:top w:val="single" w:sz="8" w:space="0" w:color="AEAAAA"/>
+              <w:left w:val="nil"/>
+              <w:bottom w:val="single" w:sz="8" w:space="0" w:color="AEAAAA"/>
+              <w:right w:val="single" w:sz="8" w:space="0" w:color="AEAAAA"/>
+            </w:tcBorders>
+            <w:vAlign w:val="center"/>
+            <w:hideMark/>
+          </w:tcPr>
+          <w:p>
+            <w:pPr>
+              <w:suppressAutoHyphens w:val="0"/>
+              <w:spacing w:line="240" w:lineRule="auto"/>
+              <w:rPr>
+                <w:rFonts w:ascii="Segoe UI Light" w:eastAsia="Times New Roman" w:hAnsi="Segoe UI Light" w:cs="Segoe UI Light"/>
+                <w:lang w:eastAsia="en-AU"/>
+              </w:rPr>
+            </w:pPr>
+            <w:r>
+              <w:rPr>
+                <w:rFonts w:ascii="Segoe UI Light" w:eastAsia="Times New Roman" w:hAnsi="Segoe UI Light" w:cs="Segoe UI Light"/>
+                <w:lang w:eastAsia="en-AU"/>
+              </w:rPr>
+              <w:t>{{</w:t>
+            </w:r>
+            <w:proofErr w:type="spellStart"/>
+            <w:r>
+              <w:rPr>
+                <w:rFonts w:ascii="Segoe UI Light" w:eastAsia="Times New Roman" w:hAnsi="Segoe UI Light" w:cs="Segoe UI Light"/>
+                <w:lang w:eastAsia="en-AU"/>
+              </w:rPr>
+              <w:t>client</w:t>
+            </w:r>
+            <w:r>
+              <w:rPr>
+                <w:rFonts w:ascii="Segoe UI Light" w:eastAsia="Times New Roman" w:hAnsi="Segoe UI Light" w:cs="Segoe UI Light"/>
+                <w:lang w:eastAsia="en-AU"/>
+              </w:rPr>
+              <w:t>Centerlink</w:t>
+            </w:r>
+            <w:r>
+              <w:rPr>
+                <w:rFonts w:ascii="Segoe UI Light" w:eastAsia="Times New Roman" w:hAnsi="Segoe UI Light" w:cs="Segoe UI Light"/>
+                <w:lang w:eastAsia="en-AU"/>
+              </w:rPr>
+              <w:t>Pension</w:t>
+            </w:r>
+            <w:proofErr w:type="spellEnd"/>
+            <w:r>
+              <w:rPr>
+                <w:rFonts w:ascii="Segoe UI Light" w:eastAsia="Times New Roman" w:hAnsi="Segoe UI Light" w:cs="Segoe UI Light"/>
+                <w:lang w:eastAsia="en-AU"/>
+              </w:rPr>
+              <w:t>}}</w:t>
+            </w:r>
+          </w:p>
+        </w:tc>
+        <w:tc>
+          <w:tcPr>
+            <w:tcW w:w="3111" w:type="dxa"/>
+            <w:tcBorders>
+              <w:top w:val="single" w:sz="8" w:space="0" w:color="AEAAAA"/>
+              <w:left w:val="nil"/>
+              <w:bottom w:val="single" w:sz="8" w:space="0" w:color="AEAAAA"/>
+              <w:right w:val="single" w:sz="8" w:space="0" w:color="AEAAAA"/>
+            </w:tcBorders>
+            <w:vAlign w:val="center"/>
+            <w:hideMark/>
+          </w:tcPr>
+          <w:p>
+            <w:pPr>
+              <w:suppressAutoHyphens w:val="0"/>
+              <w:spacing w:line="240" w:lineRule="auto"/>
+              <w:rPr>
+                <w:rFonts w:ascii="Segoe UI Light" w:eastAsia="Times New Roman" w:hAnsi="Segoe UI Light" w:cs="Segoe UI Light"/>
+                <w:lang w:eastAsia="en-AU"/>
+              </w:rPr>
+            </w:pPr>
+            <w:r>
+              <w:rPr>
+                <w:rFonts w:ascii="Segoe UI Light" w:eastAsia="Times New Roman" w:hAnsi="Segoe UI Light" w:cs="Segoe UI Light"/>
+                <w:lang w:eastAsia="en-AU"/>
+              </w:rPr>
+              <w:t>{{</w:t>
+            </w:r>
+            <w:proofErr w:type="spellStart"/>
+            <w:r>
+              <w:rPr>
+                <w:rFonts w:ascii="Segoe UI Light" w:eastAsia="Times New Roman" w:hAnsi="Segoe UI Light" w:cs="Segoe UI Light"/>
+                <w:lang w:eastAsia="en-AU"/>
+              </w:rPr>
+              <w:t>partnerCenterlinkPension</w:t>
+            </w:r>
+            <w:proofErr w:type="spellEnd"/>
+            <w:r>
+              <w:rPr>
+                <w:rFonts w:ascii="Segoe UI Light" w:eastAsia="Times New Roman" w:hAnsi="Segoe UI Light" w:cs="Segoe UI Light"/>
+                <w:lang w:eastAsia="en-AU"/>
+              </w:rPr>
+              <w:t>}}</w:t>
+            </w:r>
+          </w:p>
+        </w:tc>
+      </w:tr>
+      <w:tr>
+        <w:trPr>
+          <w:trHeight w:val="281"/>
+        </w:trPr>
+        <w:tc>
+          <w:tcPr>
+            <w:tcW w:w="4144" w:type="dxa"/>
+            <w:tcBorders>
+              <w:top w:val="single" w:sz="8" w:space="0" w:color="AEAAAA"/>
+              <w:left w:val="single" w:sz="8" w:space="0" w:color="AEAAAA"/>
+              <w:bottom w:val="single" w:sz="8" w:space="0" w:color="AEAAAA"/>
+              <w:right w:val="single" w:sz="8" w:space="0" w:color="AEAAAA"/>
+            </w:tcBorders>
+            <w:vAlign w:val="center"/>
+            <w:hideMark/>
+          </w:tcPr>
+          <w:p>
+            <w:pPr>
+              <w:suppressAutoHyphens w:val="0"/>
+              <w:spacing w:line="240" w:lineRule="auto"/>
+              <w:rPr>
+                <w:rFonts w:ascii="Segoe UI Light" w:eastAsia="Times New Roman" w:hAnsi="Segoe UI Light" w:cs="Segoe UI Light"/>
+                <w:lang w:eastAsia="en-AU"/>
+              </w:rPr>
+            </w:pPr>
+            <w:r>
+              <w:rPr>
+                <w:rFonts w:ascii="Segoe UI Light" w:eastAsia="Times New Roman" w:hAnsi="Segoe UI Light" w:cs="Segoe UI Light"/>
+                <w:lang w:eastAsia="en-AU"/>
+              </w:rPr>
+              <w:t>Rental income</w:t>
+            </w:r>
+          </w:p>
+        </w:tc>
+        <w:tc>
+          <w:tcPr>
+            <w:tcW w:w="3108" w:type="dxa"/>
+            <w:tcBorders>
+              <w:top w:val="single" w:sz="8" w:space="0" w:color="AEAAAA"/>
+              <w:left w:val="nil"/>
+              <w:bottom w:val="single" w:sz="8" w:space="0" w:color="AEAAAA"/>
+              <w:right w:val="single" w:sz="8" w:space="0" w:color="AEAAAA"/>
+            </w:tcBorders>
+            <w:vAlign w:val="center"/>
+            <w:hideMark/>
+          </w:tcPr>
+          <w:p>
+            <w:pPr>
+              <w:suppressAutoHyphens w:val="0"/>
+              <w:spacing w:line="240" w:lineRule="auto"/>
+              <w:rPr>
+                <w:rFonts w:ascii="Segoe UI Light" w:eastAsia="Times New Roman" w:hAnsi="Segoe UI Light" w:cs="Segoe UI Light"/>
+                <w:lang w:eastAsia="en-AU"/>
+              </w:rPr>
+            </w:pPr>
+            <w:r>
+              <w:rPr>
+                <w:rFonts w:ascii="Segoe UI Light" w:eastAsia="Times New Roman" w:hAnsi="Segoe UI Light" w:cs="Segoe UI Light"/>
+                <w:lang w:eastAsia="en-AU"/>
+              </w:rPr>
+              <w:t>{{</w:t>
+            </w:r>
+            <w:proofErr w:type="spellStart"/>
+            <w:r>
+              <w:rPr>
+                <w:rFonts w:ascii="Segoe UI Light" w:eastAsia="Times New Roman" w:hAnsi="Segoe UI Light" w:cs="Segoe UI Light"/>
+                <w:lang w:eastAsia="en-AU"/>
+              </w:rPr>
+              <w:t>client</w:t>
+            </w:r>
+            <w:r>
+              <w:rPr>
+                <w:rFonts w:ascii="Segoe UI Light" w:eastAsia="Times New Roman" w:hAnsi="Segoe UI Light" w:cs="Segoe UI Light"/>
+                <w:lang w:eastAsia="en-AU"/>
+              </w:rPr>
+              <w:t>RentalIncome</w:t>
+            </w:r>
+            <w:proofErr w:type="spellEnd"/>
+            <w:r>
+              <w:rPr>
+                <w:rFonts w:ascii="Segoe UI Light" w:eastAsia="Times New Roman" w:hAnsi="Segoe UI Light" w:cs="Segoe UI Light"/>
+                <w:lang w:eastAsia="en-AU"/>
+              </w:rPr>
+              <w:t>}}</w:t>
+            </w:r>
+          </w:p>
+        </w:tc>
+        <w:tc>
+          <w:tcPr>
+            <w:tcW w:w="3111" w:type="dxa"/>
+            <w:tcBorders>
+              <w:top w:val="single" w:sz="8" w:space="0" w:color="AEAAAA"/>
+              <w:left w:val="nil"/>
+              <w:bottom w:val="single" w:sz="8" w:space="0" w:color="AEAAAA"/>
+              <w:right w:val="single" w:sz="8" w:space="0" w:color="AEAAAA"/>
+            </w:tcBorders>
+            <w:vAlign w:val="center"/>
+            <w:hideMark/>
+          </w:tcPr>
+          <w:p>
+            <w:pPr>
+              <w:suppressAutoHyphens w:val="0"/>
+              <w:spacing w:line="240" w:lineRule="auto"/>
+              <w:rPr>
+                <w:rFonts w:ascii="Segoe UI Light" w:eastAsia="Times New Roman" w:hAnsi="Segoe UI Light" w:cs="Segoe UI Light"/>
+                <w:lang w:eastAsia="en-AU"/>
+              </w:rPr>
+            </w:pPr>
+            <w:r>
+              <w:rPr>
+                <w:rFonts w:ascii="Segoe UI Light" w:eastAsia="Times New Roman" w:hAnsi="Segoe UI Light" w:cs="Segoe UI Light"/>
+                <w:lang w:eastAsia="en-AU"/>
+              </w:rPr>
+              <w:t>{{</w:t>
+            </w:r>
+            <w:proofErr w:type="spellStart"/>
+            <w:r>
+              <w:rPr>
+                <w:rFonts w:ascii="Segoe UI Light" w:eastAsia="Times New Roman" w:hAnsi="Segoe UI Light" w:cs="Segoe UI Light"/>
+                <w:lang w:eastAsia="en-AU"/>
+              </w:rPr>
+              <w:t>partnerRentalIncome</w:t>
+            </w:r>
+            <w:proofErr w:type="spellEnd"/>
+            <w:r>
+              <w:rPr>
+                <w:rFonts w:ascii="Segoe UI Light" w:eastAsia="Times New Roman" w:hAnsi="Segoe UI Light" w:cs="Segoe UI Light"/>
+                <w:lang w:eastAsia="en-AU"/>
+              </w:rPr>
+              <w:t>}}</w:t>
+            </w:r>
+          </w:p>
+        </w:tc>
+      </w:tr>
+      <w:tr>
+        <w:trPr>
+          <w:trHeight w:val="308"/>
+        </w:trPr>
+        <w:tc>
+          <w:tcPr>
+            <w:tcW w:w="4144" w:type="dxa"/>
+            <w:tcBorders>
+              <w:top w:val="single" w:sz="8" w:space="0" w:color="AEAAAA"/>
+              <w:left w:val="single" w:sz="8" w:space="0" w:color="AEAAAA"/>
+              <w:bottom w:val="single" w:sz="8" w:space="0" w:color="AEAAAA"/>
+              <w:right w:val="single" w:sz="8" w:space="0" w:color="AEAAAA"/>
+            </w:tcBorders>
+            <w:vAlign w:val="center"/>
+            <w:hideMark/>
+          </w:tcPr>
+          <w:p>
+            <w:pPr>
+              <w:suppressAutoHyphens w:val="0"/>
+              <w:spacing w:line="240" w:lineRule="auto"/>
+              <w:rPr>
+                <w:rFonts w:ascii="Segoe UI Light" w:eastAsia="Times New Roman" w:hAnsi="Segoe UI Light" w:cs="Segoe UI Light"/>
+                <w:lang w:eastAsia="en-AU"/>
+              </w:rPr>
+            </w:pPr>
+            <w:r>
+              <w:rPr>
+                <w:rFonts w:ascii="Segoe UI Light" w:eastAsia="Times New Roman" w:hAnsi="Segoe UI Light" w:cs="Segoe UI Light"/>
+                <w:lang w:eastAsia="en-AU"/>
+              </w:rPr>
+              <w:t>Interest</w:t>
+            </w:r>
+          </w:p>
+        </w:tc>
+        <w:tc>
+          <w:tcPr>
+            <w:tcW w:w="3108" w:type="dxa"/>
+            <w:tcBorders>
+              <w:top w:val="single" w:sz="8" w:space="0" w:color="AEAAAA"/>
+              <w:left w:val="nil"/>
+              <w:bottom w:val="single" w:sz="8" w:space="0" w:color="AEAAAA"/>
+              <w:right w:val="single" w:sz="8" w:space="0" w:color="AEAAAA"/>
+            </w:tcBorders>
+            <w:vAlign w:val="center"/>
+            <w:hideMark/>
+          </w:tcPr>
+          <w:p>
+            <w:pPr>
+              <w:suppressAutoHyphens w:val="0"/>
+              <w:spacing w:line="240" w:lineRule="auto"/>
+              <w:rPr>
+                <w:rFonts w:ascii="Segoe UI Light" w:eastAsia="Times New Roman" w:hAnsi="Segoe UI Light" w:cs="Segoe UI Light"/>
+                <w:lang w:eastAsia="en-AU"/>
+              </w:rPr>
+            </w:pPr>
+            <w:r>
+              <w:rPr>
+                <w:rFonts w:ascii="Segoe UI Light" w:eastAsia="Times New Roman" w:hAnsi="Segoe UI Light" w:cs="Segoe UI Light"/>
+                <w:lang w:eastAsia="en-AU"/>
+              </w:rPr>
+              <w:t>{{</w:t>
+            </w:r>
+            <w:proofErr w:type="spellStart"/>
+            <w:r>
+              <w:rPr>
+                <w:rFonts w:ascii="Segoe UI Light" w:eastAsia="Times New Roman" w:hAnsi="Segoe UI Light" w:cs="Segoe UI Light"/>
+                <w:lang w:eastAsia="en-AU"/>
+              </w:rPr>
+              <w:t>clientInterest</w:t>
+            </w:r>
+            <w:proofErr w:type="spellEnd"/>
+            <w:r>
+              <w:rPr>
+                <w:rFonts w:ascii="Segoe UI Light" w:eastAsia="Times New Roman" w:hAnsi="Segoe UI Light" w:cs="Segoe UI Light"/>
+                <w:lang w:eastAsia="en-AU"/>
+              </w:rPr>
+              <w:t>}}</w:t>
+            </w:r>
+          </w:p>
+        </w:tc>
+        <w:tc>
+          <w:tcPr>
+            <w:tcW w:w="3111" w:type="dxa"/>
+            <w:tcBorders>
+              <w:top w:val="single" w:sz="8" w:space="0" w:color="AEAAAA"/>
+              <w:left w:val="nil"/>
+              <w:bottom w:val="single" w:sz="8" w:space="0" w:color="AEAAAA"/>
+              <w:right w:val="single" w:sz="8" w:space="0" w:color="AEAAAA"/>
+            </w:tcBorders>
+            <w:vAlign w:val="center"/>
+            <w:hideMark/>
+          </w:tcPr>
+          <w:p>
+            <w:pPr>
+              <w:suppressAutoHyphens w:val="0"/>
+              <w:spacing w:line="240" w:lineRule="auto"/>
+              <w:rPr>
+                <w:rFonts w:ascii="Segoe UI Light" w:eastAsia="Times New Roman" w:hAnsi="Segoe UI Light" w:cs="Segoe UI Light"/>
+                <w:lang w:eastAsia="en-AU"/>
+              </w:rPr>
+            </w:pPr>
+            <w:r>
+              <w:rPr>
+                <w:rFonts w:ascii="Segoe UI Light" w:eastAsia="Times New Roman" w:hAnsi="Segoe UI Light" w:cs="Segoe UI Light"/>
+                <w:lang w:eastAsia="en-AU"/>
+              </w:rPr>
+              <w:t>{{</w:t>
+            </w:r>
+            <w:proofErr w:type="spellStart"/>
+            <w:r>
+              <w:rPr>
+                <w:rFonts w:ascii="Segoe UI Light" w:eastAsia="Times New Roman" w:hAnsi="Segoe UI Light" w:cs="Segoe UI Light"/>
+                <w:lang w:eastAsia="en-AU"/>
+              </w:rPr>
+              <w:t>partnerInterest</w:t>
+            </w:r>
+            <w:proofErr w:type="spellEnd"/>
+            <w:r>
+              <w:rPr>
+                <w:rFonts w:ascii="Segoe UI Light" w:eastAsia="Times New Roman" w:hAnsi="Segoe UI Light" w:cs="Segoe UI Light"/>
+                <w:lang w:eastAsia="en-AU"/>
+              </w:rPr>
+              <w:t>}}</w:t>
+            </w:r>
+          </w:p>
+        </w:tc>
+      </w:tr>
+      <w:tr>
+        <w:trPr>
+          <w:trHeight w:val="281"/>
+        </w:trPr>
+        <w:tc>
+          <w:tcPr>
+            <w:tcW w:w="4144" w:type="dxa"/>
+            <w:tcBorders>
+              <w:top w:val="single" w:sz="8" w:space="0" w:color="AEAAAA"/>
+              <w:left w:val="single" w:sz="8" w:space="0" w:color="AEAAAA"/>
+              <w:bottom w:val="single" w:sz="8" w:space="0" w:color="AEAAAA"/>
+              <w:right w:val="single" w:sz="8" w:space="0" w:color="AEAAAA"/>
+            </w:tcBorders>
+            <w:vAlign w:val="center"/>
+            <w:hideMark/>
+          </w:tcPr>
+          <w:p>
+            <w:pPr>
+              <w:suppressAutoHyphens w:val="0"/>
+              <w:spacing w:line="240" w:lineRule="auto"/>
+              <w:rPr>
+                <w:rFonts w:ascii="Segoe UI Light" w:eastAsia="Times New Roman" w:hAnsi="Segoe UI Light" w:cs="Segoe UI Light"/>
+                <w:lang w:eastAsia="en-AU"/>
+              </w:rPr>
+            </w:pPr>
+            <w:r>
+              <w:rPr>
+                <w:rFonts w:ascii="Segoe UI Light" w:eastAsia="Times New Roman" w:hAnsi="Segoe UI Light" w:cs="Segoe UI Light"/>
+                <w:lang w:eastAsia="en-AU"/>
+              </w:rPr>
+              <w:t xml:space="preserve">Dividends/Distributions Income </w:t>
+            </w:r>
+          </w:p>
+        </w:tc>
+        <w:tc>
+          <w:tcPr>
+            <w:tcW w:w="3108" w:type="dxa"/>
+            <w:tcBorders>
+              <w:top w:val="single" w:sz="8" w:space="0" w:color="AEAAAA"/>
+              <w:left w:val="nil"/>
+              <w:bottom w:val="single" w:sz="8" w:space="0" w:color="AEAAAA"/>
+              <w:right w:val="single" w:sz="8" w:space="0" w:color="AEAAAA"/>
+            </w:tcBorders>
+            <w:vAlign w:val="center"/>
+            <w:hideMark/>
+          </w:tcPr>
+          <w:p>
+            <w:pPr>
+              <w:suppressAutoHyphens w:val="0"/>
+              <w:spacing w:line="240" w:lineRule="auto"/>
+              <w:rPr>
+                <w:rFonts w:ascii="Segoe UI Light" w:eastAsia="Times New Roman" w:hAnsi="Segoe UI Light" w:cs="Segoe UI Light"/>
+                <w:lang w:eastAsia="en-AU"/>
+              </w:rPr>
+            </w:pPr>
+            <w:r>
+              <w:rPr>
+                <w:rFonts w:ascii="Segoe UI Light" w:eastAsia="Times New Roman" w:hAnsi="Segoe UI Light" w:cs="Segoe UI Light"/>
+                <w:lang w:eastAsia="en-AU"/>
+              </w:rPr>
+              <w:t>{{</w:t>
+            </w:r>
+            <w:proofErr w:type="spellStart"/>
+            <w:r>
+              <w:rPr>
+                <w:rFonts w:ascii="Segoe UI Light" w:eastAsia="Times New Roman" w:hAnsi="Segoe UI Light" w:cs="Segoe UI Light"/>
+                <w:lang w:eastAsia="en-AU"/>
+              </w:rPr>
+              <w:t>client</w:t>
+            </w:r>
+            <w:r>
+              <w:rPr>
+                <w:rFonts w:ascii="Segoe UI Light" w:eastAsia="Times New Roman" w:hAnsi="Segoe UI Light" w:cs="Segoe UI Light"/>
+                <w:lang w:eastAsia="en-AU"/>
+              </w:rPr>
+              <w:t>DividendIncome</w:t>
+            </w:r>
+            <w:proofErr w:type="spellEnd"/>
+            <w:r>
+              <w:rPr>
+                <w:rFonts w:ascii="Segoe UI Light" w:eastAsia="Times New Roman" w:hAnsi="Segoe UI Light" w:cs="Segoe UI Light"/>
+                <w:lang w:eastAsia="en-AU"/>
+              </w:rPr>
+              <w:t>}}</w:t>
+            </w:r>
+          </w:p>
+        </w:tc>
+        <w:tc>
+          <w:tcPr>
+            <w:tcW w:w="3111" w:type="dxa"/>
+            <w:tcBorders>
+              <w:top w:val="single" w:sz="8" w:space="0" w:color="AEAAAA"/>
+              <w:left w:val="nil"/>
+              <w:bottom w:val="single" w:sz="8" w:space="0" w:color="AEAAAA"/>
+              <w:right w:val="single" w:sz="8" w:space="0" w:color="AEAAAA"/>
+            </w:tcBorders>
+            <w:vAlign w:val="center"/>
+            <w:hideMark/>
+          </w:tcPr>
+          <w:p>
+            <w:pPr>
+              <w:suppressAutoHyphens w:val="0"/>
+              <w:spacing w:line="240" w:lineRule="auto"/>
+              <w:rPr>
+                <w:rFonts w:ascii="Segoe UI Light" w:eastAsia="Times New Roman" w:hAnsi="Segoe UI Light" w:cs="Segoe UI Light"/>
+                <w:lang w:eastAsia="en-AU"/>
+              </w:rPr>
+            </w:pPr>
+            <w:r>
+              <w:rPr>
+                <w:rFonts w:ascii="Segoe UI Light" w:eastAsia="Times New Roman" w:hAnsi="Segoe UI Light" w:cs="Segoe UI Light"/>
+                <w:lang w:eastAsia="en-AU"/>
+              </w:rPr>
+              <w:t>{{</w:t>
+            </w:r>
+            <w:proofErr w:type="spellStart"/>
+            <w:r>
+              <w:rPr>
+                <w:rFonts w:ascii="Segoe UI Light" w:eastAsia="Times New Roman" w:hAnsi="Segoe UI Light" w:cs="Segoe UI Light"/>
+                <w:lang w:eastAsia="en-AU"/>
+              </w:rPr>
+              <w:t>partnerDividendIncome</w:t>
+            </w:r>
+            <w:proofErr w:type="spellEnd"/>
+            <w:r>
+              <w:rPr>
+                <w:rFonts w:ascii="Segoe UI Light" w:eastAsia="Times New Roman" w:hAnsi="Segoe UI Light" w:cs="Segoe UI Light"/>
+                <w:lang w:eastAsia="en-AU"/>
+              </w:rPr>
+              <w:t>}}</w:t>
+            </w:r>
+          </w:p>
+        </w:tc>
+      </w:tr>
+      <w:tr>
+        <w:trPr>
+          <w:trHeight w:val="281"/>
+        </w:trPr>
+        <w:tc>
+          <w:tcPr>
+            <w:tcW w:w="4144" w:type="dxa"/>
+            <w:tcBorders>
+              <w:top w:val="single" w:sz="8" w:space="0" w:color="AEAAAA"/>
+              <w:left w:val="single" w:sz="8" w:space="0" w:color="AEAAAA"/>
+              <w:bottom w:val="single" w:sz="8" w:space="0" w:color="AEAAAA"/>
+              <w:right w:val="single" w:sz="8" w:space="0" w:color="AEAAAA"/>
+            </w:tcBorders>
+            <w:vAlign w:val="center"/>
+            <w:hideMark/>
+          </w:tcPr>
+          <w:p>
+            <w:pPr>
+              <w:suppressAutoHyphens w:val="0"/>
+              <w:spacing w:line="240" w:lineRule="auto"/>
+              <w:rPr>
+                <w:rFonts w:ascii="Segoe UI Light" w:eastAsia="Times New Roman" w:hAnsi="Segoe UI Light" w:cs="Segoe UI Light"/>
+                <w:lang w:eastAsia="en-AU"/>
+              </w:rPr>
+            </w:pPr>
+            <w:r>
+              <w:rPr>
+                <w:rFonts w:ascii="Segoe UI Light" w:eastAsia="Times New Roman" w:hAnsi="Segoe UI Light" w:cs="Segoe UI Light"/>
+                <w:lang w:eastAsia="en-AU"/>
+              </w:rPr>
+              <w:t>Annuity Income</w:t>
+            </w:r>
+          </w:p>
+        </w:tc>
+        <w:tc>
+          <w:tcPr>
+            <w:tcW w:w="3108" w:type="dxa"/>
+            <w:tcBorders>
+              <w:top w:val="single" w:sz="8" w:space="0" w:color="AEAAAA"/>
+              <w:left w:val="nil"/>
+              <w:bottom w:val="single" w:sz="8" w:space="0" w:color="AEAAAA"/>
+              <w:right w:val="single" w:sz="8" w:space="0" w:color="AEAAAA"/>
+            </w:tcBorders>
+            <w:vAlign w:val="center"/>
+            <w:hideMark/>
+          </w:tcPr>
+          <w:p>
+            <w:pPr>
+              <w:suppressAutoHyphens w:val="0"/>
+              <w:spacing w:line="240" w:lineRule="auto"/>
+              <w:rPr>
+                <w:rFonts w:ascii="Segoe UI Light" w:eastAsia="Times New Roman" w:hAnsi="Segoe UI Light" w:cs="Segoe UI Light"/>
+                <w:lang w:eastAsia="en-AU"/>
+              </w:rPr>
+            </w:pPr>
+            <w:r>
+              <w:rPr>
+                <w:rFonts w:ascii="Segoe UI Light" w:eastAsia="Times New Roman" w:hAnsi="Segoe UI Light" w:cs="Segoe UI Light"/>
+                <w:lang w:eastAsia="en-AU"/>
+              </w:rPr>
+              <w:t>{{</w:t>
+            </w:r>
+            <w:proofErr w:type="spellStart"/>
+            <w:r>
+              <w:rPr>
+                <w:rFonts w:ascii="Segoe UI Light" w:eastAsia="Times New Roman" w:hAnsi="Segoe UI Light" w:cs="Segoe UI Light"/>
+                <w:lang w:eastAsia="en-AU"/>
+              </w:rPr>
+              <w:t>client</w:t>
+            </w:r>
+            <w:r>
+              <w:rPr>
+                <w:rFonts w:ascii="Segoe UI Light" w:eastAsia="Times New Roman" w:hAnsi="Segoe UI Light" w:cs="Segoe UI Light"/>
+                <w:lang w:eastAsia="en-AU"/>
+              </w:rPr>
+              <w:t>AnnutiesIncome</w:t>
+            </w:r>
+            <w:proofErr w:type="spellEnd"/>
+            <w:r>
+              <w:rPr>
+                <w:rFonts w:ascii="Segoe UI Light" w:eastAsia="Times New Roman" w:hAnsi="Segoe UI Light" w:cs="Segoe UI Light"/>
+                <w:lang w:eastAsia="en-AU"/>
+              </w:rPr>
+              <w:t>}}</w:t>
+            </w:r>
+          </w:p>
+        </w:tc>
+        <w:tc>
+          <w:tcPr>
+            <w:tcW w:w="3111" w:type="dxa"/>
+            <w:tcBorders>
+              <w:top w:val="single" w:sz="8" w:space="0" w:color="AEAAAA"/>
+              <w:left w:val="nil"/>
+              <w:bottom w:val="single" w:sz="8" w:space="0" w:color="AEAAAA"/>
+              <w:right w:val="single" w:sz="8" w:space="0" w:color="AEAAAA"/>
+            </w:tcBorders>
+            <w:vAlign w:val="center"/>
+            <w:hideMark/>
+          </w:tcPr>
+          <w:p>
+            <w:pPr>
+              <w:suppressAutoHyphens w:val="0"/>
+              <w:spacing w:line="240" w:lineRule="auto"/>
+              <w:rPr>
+                <w:rFonts w:ascii="Segoe UI Light" w:eastAsia="Times New Roman" w:hAnsi="Segoe UI Light" w:cs="Segoe UI Light"/>
+                <w:lang w:eastAsia="en-AU"/>
+              </w:rPr>
+            </w:pPr>
+            <w:r>
+              <w:rPr>
+                <w:rFonts w:ascii="Segoe UI Light" w:eastAsia="Times New Roman" w:hAnsi="Segoe UI Light" w:cs="Segoe UI Light"/>
+                <w:lang w:eastAsia="en-AU"/>
+              </w:rPr>
+              <w:t>{{</w:t>
+            </w:r>
+            <w:proofErr w:type="spellStart"/>
+            <w:r>
+              <w:rPr>
+                <w:rFonts w:ascii="Segoe UI Light" w:eastAsia="Times New Roman" w:hAnsi="Segoe UI Light" w:cs="Segoe UI Light"/>
+                <w:lang w:eastAsia="en-AU"/>
+              </w:rPr>
+              <w:t>partnerAnnutiesIncome</w:t>
+            </w:r>
+            <w:proofErr w:type="spellEnd"/>
+            <w:r>
+              <w:rPr>
+                <w:rFonts w:ascii="Segoe UI Light" w:eastAsia="Times New Roman" w:hAnsi="Segoe UI Light" w:cs="Segoe UI Light"/>
+                <w:lang w:eastAsia="en-AU"/>
+              </w:rPr>
+              <w:t>}}</w:t>
+            </w:r>
+          </w:p>
+        </w:tc>
+      </w:tr>
+      <w:tr>
+        <w:trPr>
+          <w:trHeight w:val="281"/>
+        </w:trPr>
+        <w:tc>
+          <w:tcPr>
+            <w:tcW w:w="4144" w:type="dxa"/>
+            <w:tcBorders>
+              <w:top w:val="single" w:sz="8" w:space="0" w:color="AEAAAA"/>
+              <w:left w:val="single" w:sz="8" w:space="0" w:color="AEAAAA"/>
+              <w:bottom w:val="single" w:sz="8" w:space="0" w:color="AEAAAA"/>
+              <w:right w:val="single" w:sz="8" w:space="0" w:color="AEAAAA"/>
+            </w:tcBorders>
+            <w:shd w:val="clear" w:color="000000" w:fill="E6E6E6"/>
+            <w:vAlign w:val="center"/>
+            <w:hideMark/>
+          </w:tcPr>
+          <w:p>
+            <w:pPr>
+              <w:suppressAutoHyphens w:val="0"/>
+              <w:spacing w:line="240" w:lineRule="auto"/>
+              <w:rPr>
+                <w:rFonts w:ascii="Segoe UI Light" w:eastAsia="Times New Roman" w:hAnsi="Segoe UI Light" w:cs="Segoe UI Light"/>
+                <w:b/>
+                <w:bCs/>
+                <w:lang w:eastAsia="en-AU"/>
+              </w:rPr>
+            </w:pPr>
+            <w:r>
+              <w:rPr>
+                <w:rFonts w:ascii="Segoe UI Light" w:eastAsia="Times New Roman" w:hAnsi="Segoe UI Light" w:cs="Segoe UI Light"/>
+                <w:b/>
+                <w:bCs/>
+                <w:lang w:eastAsia="en-AU"/>
+              </w:rPr>
+              <w:t>Net Income</w:t>
+            </w:r>
+          </w:p>
+        </w:tc>
+        <w:tc>
+          <w:tcPr>
+            <w:tcW w:w="3108" w:type="dxa"/>
+            <w:tcBorders>
+              <w:top w:val="single" w:sz="8" w:space="0" w:color="AEAAAA"/>
+              <w:left w:val="nil"/>
+              <w:bottom w:val="single" w:sz="8" w:space="0" w:color="AEAAAA"/>
+              <w:right w:val="single" w:sz="8" w:space="0" w:color="AEAAAA"/>
+            </w:tcBorders>
+            <w:shd w:val="clear" w:color="000000" w:fill="E6E6E6"/>
+            <w:vAlign w:val="center"/>
+            <w:hideMark/>
+          </w:tcPr>
+          <w:p>
+            <w:pPr>
+              <w:suppressAutoHyphens w:val="0"/>
+              <w:spacing w:line="240" w:lineRule="auto"/>
+              <w:rPr>
+                <w:rFonts w:ascii="Segoe UI Light" w:eastAsia="Times New Roman" w:hAnsi="Segoe UI Light" w:cs="Segoe UI Light"/>
+                <w:b/>
+                <w:bCs/>
+                <w:lang w:eastAsia="en-AU"/>
+              </w:rPr>
+            </w:pPr>
+            <w:r>
+              <w:rPr>
+                <w:rFonts w:ascii="Segoe UI Light" w:eastAsia="Times New Roman" w:hAnsi="Segoe UI Light" w:cs="Segoe UI Light"/>
+                <w:b/>
+                <w:bCs/>
+                <w:lang w:eastAsia="en-AU"/>
+              </w:rPr>
+              <w:t>$0</w:t>
+            </w:r>
+          </w:p>
+        </w:tc>
+        <w:tc>
+          <w:tcPr>
+            <w:tcW w:w="3111" w:type="dxa"/>
+            <w:tcBorders>
+              <w:top w:val="single" w:sz="8" w:space="0" w:color="AEAAAA"/>
+              <w:left w:val="nil"/>
+              <w:bottom w:val="single" w:sz="8" w:space="0" w:color="AEAAAA"/>
+              <w:right w:val="single" w:sz="8" w:space="0" w:color="AEAAAA"/>
+            </w:tcBorders>
+            <w:shd w:val="clear" w:color="000000" w:fill="E6E6E6"/>
+            <w:vAlign w:val="center"/>
+            <w:hideMark/>
+          </w:tcPr>
+          <w:p>
+            <w:pPr>
+              <w:suppressAutoHyphens w:val="0"/>
+              <w:spacing w:line="240" w:lineRule="auto"/>
+              <w:rPr>
+                <w:rFonts w:ascii="Segoe UI Light" w:eastAsia="Times New Roman" w:hAnsi="Segoe UI Light" w:cs="Segoe UI Light"/>
+                <w:b/>
+                <w:bCs/>
+                <w:lang w:eastAsia="en-AU"/>
+              </w:rPr>
+            </w:pPr>
+            <w:r>
+              <w:rPr>
+                <w:rFonts w:ascii="Segoe UI Light" w:eastAsia="Times New Roman" w:hAnsi="Segoe UI Light" w:cs="Segoe UI Light"/>
+                <w:b/>
+                <w:bCs/>
+                <w:lang w:eastAsia="en-AU"/>
+              </w:rPr>
+              <w:t>$0</w:t>
+            </w:r>
+          </w:p>
+        </w:tc>
+      </w:tr>
+      <w:tr>
+        <w:trPr>
+          <w:trHeight w:val="281"/>
+        </w:trPr>
+        <w:tc>
+          <w:tcPr>
+            <w:tcW w:w="4144" w:type="dxa"/>
+            <w:tcBorders>
+              <w:top w:val="single" w:sz="8" w:space="0" w:color="AEAAAA"/>
+              <w:left w:val="single" w:sz="8" w:space="0" w:color="AEAAAA"/>
+              <w:bottom w:val="single" w:sz="8" w:space="0" w:color="AEAAAA"/>
+              <w:right w:val="single" w:sz="8" w:space="0" w:color="AEAAAA"/>
+            </w:tcBorders>
+            <w:shd w:val="clear" w:color="000000" w:fill="E6E6E6"/>
+            <w:vAlign w:val="center"/>
+            <w:hideMark/>
+          </w:tcPr>
+          <w:p>
+            <w:pPr>
+              <w:suppressAutoHyphens w:val="0"/>
+              <w:spacing w:line="240" w:lineRule="auto"/>
+              <w:rPr>
+                <w:rFonts w:ascii="Segoe UI Light" w:eastAsia="Times New Roman" w:hAnsi="Segoe UI Light" w:cs="Segoe UI Light"/>
+                <w:b/>
+                <w:bCs/>
+                <w:lang w:eastAsia="en-AU"/>
+              </w:rPr>
+            </w:pPr>
+            <w:r>
+              <w:rPr>
+                <w:rFonts w:ascii="Segoe UI Light" w:eastAsia="Times New Roman" w:hAnsi="Segoe UI Light" w:cs="Segoe UI Light"/>
+                <w:b/>
+                <w:bCs/>
+                <w:lang w:eastAsia="en-AU"/>
+              </w:rPr>
+              <w:t>Total Joint Net Income</w:t>
+            </w:r>
+          </w:p>
+        </w:tc>
+        <w:tc>
+          <w:tcPr>
+            <w:tcW w:w="6219" w:type="dxa"/>
+            <w:gridSpan w:val="2"/>
+            <w:tcBorders>
+              <w:top w:val="single" w:sz="8" w:space="0" w:color="AEAAAA"/>
+              <w:left w:val="nil"/>
+              <w:bottom w:val="single" w:sz="8" w:space="0" w:color="AEAAAA"/>
+              <w:right w:val="single" w:sz="8" w:space="0" w:color="AEAAAA"/>
+            </w:tcBorders>
+            <w:shd w:val="clear" w:color="000000" w:fill="E6E6E6"/>
+            <w:vAlign w:val="center"/>
+            <w:hideMark/>
+          </w:tcPr>
+          <w:p>
+            <w:pPr>
+              <w:suppressAutoHyphens w:val="0"/>
+              <w:spacing w:line="240" w:lineRule="auto"/>
+              <w:rPr>
+                <w:rFonts w:ascii="Segoe UI Light" w:eastAsia="Times New Roman" w:hAnsi="Segoe UI Light" w:cs="Segoe UI Light"/>
+                <w:b/>
+                <w:bCs/>
+                <w:lang w:eastAsia="en-AU"/>
+              </w:rPr>
+            </w:pPr>
+            <w:r>
+              <w:rPr>
+                <w:rFonts w:ascii="Segoe UI Light" w:eastAsia="Times New Roman" w:hAnsi="Segoe UI Light" w:cs="Segoe UI Light"/>
+                <w:b/>
+                <w:bCs/>
+                <w:lang w:eastAsia="en-AU"/>
+              </w:rPr>
+              <w:t>$0</w:t>
+            </w:r>
+          </w:p>
+        </w:tc>
+      </w:tr>
+      <w:tr>
+        <w:trPr>
+          <w:trHeight w:val="308"/>
+        </w:trPr>
+        <w:tc>
+          <w:tcPr>
+            <w:tcW w:w="10363" w:type="dxa"/>
+            <w:gridSpan w:val="3"/>
+            <w:tcBorders>
+              <w:top w:val="single" w:sz="8" w:space="0" w:color="AEAAAA"/>
+              <w:left w:val="single" w:sz="8" w:space="0" w:color="AEAAAA"/>
+              <w:bottom w:val="single" w:sz="8" w:space="0" w:color="AEAAAA"/>
+              <w:right w:val="single" w:sz="8" w:space="0" w:color="AEAAAA"/>
+            </w:tcBorders>
+            <w:shd w:val="clear" w:color="000000" w:fill="F2F2F2"/>
+            <w:vAlign w:val="center"/>
+            <w:hideMark/>
+          </w:tcPr>
+          <w:p>
+            <w:pPr>
+              <w:suppressAutoHyphens w:val="0"/>
+              <w:spacing w:line="240" w:lineRule="auto"/>
+              <w:jc w:val="center"/>
+              <w:rPr>
+                <w:rFonts w:ascii="Segoe UI Light" w:eastAsia="Times New Roman" w:hAnsi="Segoe UI Light" w:cs="Segoe UI Light"/>
+                <w:lang w:eastAsia="en-AU"/>
+              </w:rPr>
+            </w:pPr>
+            <w:r>
+              <w:rPr>
+                <w:rFonts w:ascii="Segoe UI Light" w:eastAsia="Times New Roman" w:hAnsi="Segoe UI Light" w:cs="Segoe UI Light"/>
+                <w:lang w:eastAsia="en-AU"/>
+              </w:rPr>
+              <w:t> </w:t>
+            </w:r>
+          </w:p>
+        </w:tc>
+      </w:tr>
+      <w:tr>
+        <w:trPr>
+          <w:trHeight w:val="308"/>
+        </w:trPr>
+        <w:tc>
+          <w:tcPr>
+            <w:tcW w:w="4144" w:type="dxa"/>
+            <w:tcBorders>
+              <w:top w:val="single" w:sz="8" w:space="0" w:color="AEAAAA"/>
+              <w:left w:val="single" w:sz="8" w:space="0" w:color="AEAAAA"/>
+              <w:bottom w:val="single" w:sz="8" w:space="0" w:color="AEAAAA"/>
+              <w:right w:val="single" w:sz="8" w:space="0" w:color="AEAAAA"/>
+            </w:tcBorders>
+            <w:shd w:val="clear" w:color="000000" w:fill="E6E6E6"/>
+            <w:vAlign w:val="center"/>
+            <w:hideMark/>
+          </w:tcPr>
+          <w:p>
+            <w:pPr>
+              <w:suppressAutoHyphens w:val="0"/>
+              <w:spacing w:line="240" w:lineRule="auto"/>
+              <w:rPr>
+                <w:rFonts w:ascii="Segoe UI Light" w:eastAsia="Times New Roman" w:hAnsi="Segoe UI Light" w:cs="Segoe UI Light"/>
+                <w:b/>
+                <w:bCs/>
+                <w:lang w:eastAsia="en-AU"/>
+              </w:rPr>
+            </w:pPr>
+            <w:r>
+              <w:rPr>
+                <w:rFonts w:ascii="Segoe UI Light" w:eastAsia="Times New Roman" w:hAnsi="Segoe UI Light" w:cs="Segoe UI Light"/>
+                <w:b/>
+                <w:bCs/>
+                <w:lang w:eastAsia="en-AU"/>
+              </w:rPr>
+              <w:t>Expenses</w:t>
+            </w:r>
+          </w:p>
+        </w:tc>
+        <w:tc>
+          <w:tcPr>
+            <w:tcW w:w="6219" w:type="dxa"/>
+            <w:gridSpan w:val="2"/>
+            <w:tcBorders>
+              <w:top w:val="single" w:sz="8" w:space="0" w:color="AEAAAA"/>
+              <w:left w:val="nil"/>
+              <w:bottom w:val="single" w:sz="8" w:space="0" w:color="AEAAAA"/>
+              <w:right w:val="single" w:sz="8" w:space="0" w:color="AEAAAA"/>
+            </w:tcBorders>
+            <w:shd w:val="clear" w:color="000000" w:fill="E6E6E6"/>
+            <w:vAlign w:val="center"/>
+            <w:hideMark/>
+          </w:tcPr>
+          <w:p>
+            <w:pPr>
+              <w:suppressAutoHyphens w:val="0"/>
+              <w:spacing w:line="240" w:lineRule="auto"/>
+              <w:rPr>
+                <w:rFonts w:ascii="Segoe UI Light" w:eastAsia="Times New Roman" w:hAnsi="Segoe UI Light" w:cs="Segoe UI Light"/>
+                <w:b/>
+                <w:bCs/>
+                <w:lang w:eastAsia="en-AU"/>
+              </w:rPr>
+            </w:pPr>
+            <w:r>
+              <w:rPr>
+                <w:rFonts w:ascii="Segoe UI Light" w:eastAsia="Times New Roman" w:hAnsi="Segoe UI Light" w:cs="Segoe UI Light"/>
+                <w:b/>
+                <w:bCs/>
+                <w:lang w:eastAsia="en-AU"/>
+              </w:rPr>
+              <w:t>$</w:t>
+            </w:r>
+          </w:p>
+        </w:tc>
+      </w:tr>
+      <w:tr>
+        <w:trPr>
+          <w:trHeight w:val="281"/>
+        </w:trPr>
+        <w:tc>
+          <w:tcPr>
+            <w:tcW w:w="4144" w:type="dxa"/>
+            <w:tcBorders>
+              <w:top w:val="single" w:sz="8" w:space="0" w:color="AEAAAA"/>
+              <w:left w:val="single" w:sz="8" w:space="0" w:color="AEAAAA"/>
+              <w:bottom w:val="single" w:sz="8" w:space="0" w:color="AEAAAA"/>
+              <w:right w:val="single" w:sz="8" w:space="0" w:color="AEAAAA"/>
+            </w:tcBorders>
+            <w:vAlign w:val="center"/>
+            <w:hideMark/>
+          </w:tcPr>
+          <w:p>
+            <w:pPr>
+              <w:suppressAutoHyphens w:val="0"/>
+              <w:spacing w:line="240" w:lineRule="auto"/>
+              <w:rPr>
+                <w:rFonts w:ascii="Segoe UI Light" w:eastAsia="Times New Roman" w:hAnsi="Segoe UI Light" w:cs="Segoe UI Light"/>
+                <w:lang w:eastAsia="en-AU"/>
+              </w:rPr>
+            </w:pPr>
+            <w:r>
+              <w:rPr>
+                <w:rFonts w:ascii="Segoe UI Light" w:eastAsia="Times New Roman" w:hAnsi="Segoe UI Light" w:cs="Segoe UI Light"/>
+                <w:lang w:eastAsia="en-AU"/>
+              </w:rPr>
+              <w:t xml:space="preserve">General Living Expenses </w:t>
+            </w:r>
+          </w:p>
+        </w:tc>
+        <w:tc>
+          <w:tcPr>
+            <w:tcW w:w="6219" w:type="dxa"/>
+            <w:gridSpan w:val="2"/>
+            <w:tcBorders>
+              <w:top w:val="single" w:sz="8" w:space="0" w:color="AEAAAA"/>
+              <w:left w:val="nil"/>
+              <w:bottom w:val="single" w:sz="8" w:space="0" w:color="AEAAAA"/>
+              <w:right w:val="single" w:sz="8" w:space="0" w:color="AEAAAA"/>
+            </w:tcBorders>
+            <w:vAlign w:val="center"/>
+            <w:hideMark/>
+          </w:tcPr>
+          <w:p>
+            <w:pPr>
+              <w:suppressAutoHyphens w:val="0"/>
+              <w:spacing w:line="240" w:lineRule="auto"/>
+              <w:rPr>
+                <w:rFonts w:ascii="Segoe UI Light" w:eastAsia="Times New Roman" w:hAnsi="Segoe UI Light" w:cs="Segoe UI Light"/>
+                <w:lang w:eastAsia="en-AU"/>
+              </w:rPr>
+            </w:pPr>
+            <w:r>
+              <w:rPr>
+                <w:rFonts w:ascii="Segoe UI Light" w:eastAsia="Times New Roman" w:hAnsi="Segoe UI Light" w:cs="Segoe UI Light"/>
+                <w:lang w:eastAsia="en-AU"/>
+              </w:rPr>
+              <w:t>$0</w:t>
+            </w:r>
+          </w:p>
+        </w:tc>
+      </w:tr>
+      <w:tr>
+        <w:trPr>
+          <w:trHeight w:val="281"/>
+        </w:trPr>
+        <w:tc>
+          <w:tcPr>
+            <w:tcW w:w="4144" w:type="dxa"/>
+            <w:tcBorders>
+              <w:top w:val="single" w:sz="8" w:space="0" w:color="AEAAAA"/>
+              <w:left w:val="single" w:sz="8" w:space="0" w:color="AEAAAA"/>
+              <w:bottom w:val="single" w:sz="8" w:space="0" w:color="AEAAAA"/>
+              <w:right w:val="single" w:sz="8" w:space="0" w:color="AEAAAA"/>
+            </w:tcBorders>
+            <w:vAlign w:val="center"/>
+            <w:hideMark/>
+          </w:tcPr>
+          <w:p>
+            <w:pPr>
+              <w:suppressAutoHyphens w:val="0"/>
+              <w:spacing w:line="240" w:lineRule="auto"/>
+              <w:rPr>
+                <w:rFonts w:ascii="Segoe UI Light" w:eastAsia="Times New Roman" w:hAnsi="Segoe UI Light" w:cs="Segoe UI Light"/>
+                <w:lang w:eastAsia="en-AU"/>
+              </w:rPr>
+            </w:pPr>
+            <w:r>
+              <w:rPr>
+                <w:rFonts w:ascii="Segoe UI Light" w:eastAsia="Times New Roman" w:hAnsi="Segoe UI Light" w:cs="Segoe UI Light"/>
+                <w:lang w:eastAsia="en-AU"/>
+              </w:rPr>
+              <w:t xml:space="preserve">Home Loan Repayments </w:t>
+            </w:r>
+          </w:p>
+        </w:tc>
+        <w:tc>
+          <w:tcPr>
+            <w:tcW w:w="6219" w:type="dxa"/>
+            <w:gridSpan w:val="2"/>
+            <w:tcBorders>
+              <w:top w:val="single" w:sz="8" w:space="0" w:color="AEAAAA"/>
+              <w:left w:val="nil"/>
+              <w:bottom w:val="single" w:sz="8" w:space="0" w:color="AEAAAA"/>
+              <w:right w:val="single" w:sz="8" w:space="0" w:color="AEAAAA"/>
+            </w:tcBorders>
+            <w:vAlign w:val="center"/>
+            <w:hideMark/>
+          </w:tcPr>
+          <w:p>
+            <w:pPr>
+              <w:suppressAutoHyphens w:val="0"/>
+              <w:spacing w:line="240" w:lineRule="auto"/>
+              <w:rPr>
+                <w:rFonts w:ascii="Segoe UI Light" w:eastAsia="Times New Roman" w:hAnsi="Segoe UI Light" w:cs="Segoe UI Light"/>
+                <w:lang w:eastAsia="en-AU"/>
+              </w:rPr>
+            </w:pPr>
+            <w:r>
+              <w:rPr>
+                <w:rFonts w:ascii="Segoe UI Light" w:eastAsia="Times New Roman" w:hAnsi="Segoe UI Light" w:cs="Segoe UI Light"/>
+                <w:lang w:eastAsia="en-AU"/>
+              </w:rPr>
+              <w:t>$0</w:t>
+            </w:r>
+          </w:p>
+        </w:tc>
+      </w:tr>
+      <w:tr>
+        <w:trPr>
+          <w:trHeight w:val="281"/>
+        </w:trPr>
+        <w:tc>
+          <w:tcPr>
+            <w:tcW w:w="4144" w:type="dxa"/>
+            <w:tcBorders>
+              <w:top w:val="single" w:sz="8" w:space="0" w:color="AEAAAA"/>
+              <w:left w:val="single" w:sz="8" w:space="0" w:color="AEAAAA"/>
+              <w:bottom w:val="single" w:sz="8" w:space="0" w:color="AEAAAA"/>
+              <w:right w:val="single" w:sz="8" w:space="0" w:color="AEAAAA"/>
+            </w:tcBorders>
+            <w:vAlign w:val="center"/>
+            <w:hideMark/>
+          </w:tcPr>
+          <w:p>
+            <w:pPr>
+              <w:suppressAutoHyphens w:val="0"/>
+              <w:spacing w:line="240" w:lineRule="auto"/>
+              <w:rPr>
+                <w:rFonts w:ascii="Segoe UI Light" w:eastAsia="Times New Roman" w:hAnsi="Segoe UI Light" w:cs="Segoe UI Light"/>
+                <w:lang w:eastAsia="en-AU"/>
+              </w:rPr>
+            </w:pPr>
+            <w:r>
+              <w:rPr>
+                <w:rFonts w:ascii="Segoe UI Light" w:eastAsia="Times New Roman" w:hAnsi="Segoe UI Light" w:cs="Segoe UI Light"/>
+                <w:lang w:eastAsia="en-AU"/>
+              </w:rPr>
+              <w:t>Investment Property Expenses</w:t>
+            </w:r>
+          </w:p>
+        </w:tc>
+        <w:tc>
+          <w:tcPr>
+            <w:tcW w:w="6219" w:type="dxa"/>
+            <w:gridSpan w:val="2"/>
+            <w:tcBorders>
+              <w:top w:val="single" w:sz="8" w:space="0" w:color="AEAAAA"/>
+              <w:left w:val="nil"/>
+              <w:bottom w:val="single" w:sz="8" w:space="0" w:color="AEAAAA"/>
+              <w:right w:val="single" w:sz="8" w:space="0" w:color="AEAAAA"/>
+            </w:tcBorders>
+            <w:vAlign w:val="center"/>
+            <w:hideMark/>
+          </w:tcPr>
+          <w:p>
+            <w:pPr>
+              <w:suppressAutoHyphens w:val="0"/>
+              <w:spacing w:line="240" w:lineRule="auto"/>
+              <w:rPr>
+                <w:rFonts w:ascii="Segoe UI Light" w:eastAsia="Times New Roman" w:hAnsi="Segoe UI Light" w:cs="Segoe UI Light"/>
+                <w:lang w:eastAsia="en-AU"/>
+              </w:rPr>
+            </w:pPr>
+            <w:r>
+              <w:rPr>
+                <w:rFonts w:ascii="Segoe UI Light" w:eastAsia="Times New Roman" w:hAnsi="Segoe UI Light" w:cs="Segoe UI Light"/>
+                <w:lang w:eastAsia="en-AU"/>
+              </w:rPr>
+              <w:t>$0</w:t>
+            </w:r>
+          </w:p>
+        </w:tc>
+      </w:tr>
+      <w:tr>
+        <w:trPr>
+          <w:trHeight w:val="281"/>
+        </w:trPr>
+        <w:tc>
+          <w:tcPr>
+            <w:tcW w:w="4144" w:type="dxa"/>
+            <w:tcBorders>
+              <w:top w:val="single" w:sz="8" w:space="0" w:color="AEAAAA"/>
+              <w:left w:val="single" w:sz="8" w:space="0" w:color="AEAAAA"/>
+              <w:bottom w:val="single" w:sz="8" w:space="0" w:color="AEAAAA"/>
+              <w:right w:val="single" w:sz="8" w:space="0" w:color="AEAAAA"/>
+            </w:tcBorders>
+            <w:vAlign w:val="center"/>
+            <w:hideMark/>
+          </w:tcPr>
+          <w:p>
+            <w:pPr>
+              <w:suppressAutoHyphens w:val="0"/>
+              <w:spacing w:line="240" w:lineRule="auto"/>
+              <w:rPr>
+                <w:rFonts w:ascii="Segoe UI Light" w:eastAsia="Times New Roman" w:hAnsi="Segoe UI Light" w:cs="Segoe UI Light"/>
+                <w:lang w:eastAsia="en-AU"/>
+              </w:rPr>
+            </w:pPr>
+            <w:r>
+              <w:rPr>
+                <w:rFonts w:ascii="Segoe UI Light" w:eastAsia="Times New Roman" w:hAnsi="Segoe UI Light" w:cs="Segoe UI Light"/>
+                <w:lang w:eastAsia="en-AU"/>
+              </w:rPr>
+              <w:t>Investment Property</w:t>
+            </w:r>
+            <w:r>
+              <w:rPr>
+                <w:rFonts w:ascii="Segoe UI Light" w:eastAsia="Times New Roman" w:hAnsi="Segoe UI Light" w:cs="Segoe UI Light"/>
+                <w:lang w:eastAsia="en-AU"/>
+              </w:rPr>
+              <w:t xml:space="preserve"> Loan Repayments </w:t>
+            </w:r>
+          </w:p>
+        </w:tc>
+        <w:tc>
+          <w:tcPr>
+            <w:tcW w:w="6219" w:type="dxa"/>
+            <w:gridSpan w:val="2"/>
+            <w:tcBorders>
+              <w:top w:val="single" w:sz="8" w:space="0" w:color="AEAAAA"/>
+              <w:left w:val="nil"/>
+              <w:bottom w:val="single" w:sz="8" w:space="0" w:color="AEAAAA"/>
+              <w:right w:val="single" w:sz="8" w:space="0" w:color="AEAAAA"/>
+            </w:tcBorders>
+            <w:vAlign w:val="center"/>
+            <w:hideMark/>
+          </w:tcPr>
+          <w:p>
+            <w:pPr>
+              <w:suppressAutoHyphens w:val="0"/>
+              <w:spacing w:line="240" w:lineRule="auto"/>
+              <w:rPr>
+                <w:rFonts w:ascii="Segoe UI Light" w:eastAsia="Times New Roman" w:hAnsi="Segoe UI Light" w:cs="Segoe UI Light"/>
+                <w:lang w:eastAsia="en-AU"/>
+              </w:rPr>
+            </w:pPr>
+            <w:r>
+              <w:rPr>
+                <w:rFonts w:ascii="Segoe UI Light" w:eastAsia="Times New Roman" w:hAnsi="Segoe UI Light" w:cs="Segoe UI Light"/>
+                <w:lang w:eastAsia="en-AU"/>
+              </w:rPr>
+              <w:t>$0</w:t>
+            </w:r>
+          </w:p>
+        </w:tc>
+      </w:tr>
+      <w:tr>
+        <w:trPr>
+          <w:trHeight w:val="281"/>
+        </w:trPr>
+        <w:tc>
+          <w:tcPr>
+            <w:tcW w:w="4144" w:type="dxa"/>
+            <w:tcBorders>
+              <w:top w:val="single" w:sz="8" w:space="0" w:color="AEAAAA"/>
+              <w:left w:val="single" w:sz="8" w:space="0" w:color="AEAAAA"/>
+              <w:bottom w:val="single" w:sz="8" w:space="0" w:color="AEAAAA"/>
+              <w:right w:val="single" w:sz="8" w:space="0" w:color="AEAAAA"/>
+            </w:tcBorders>
+            <w:vAlign w:val="center"/>
+            <w:hideMark/>
+          </w:tcPr>
+          <w:p>
+            <w:pPr>
+              <w:suppressAutoHyphens w:val="0"/>
+              <w:spacing w:line="240" w:lineRule="auto"/>
+              <w:rPr>
+                <w:rFonts w:ascii="Segoe UI Light" w:hAnsi="Segoe UI Light" w:cs="Segoe UI Light"/>
+              </w:rPr>
+            </w:pPr>
+            <w:r>
+              <w:rPr>
+                <w:rFonts w:ascii="Segoe UI Light" w:hAnsi="Segoe UI Light" w:cs="Segoe UI Light"/>
+              </w:rPr>
+              <w:t xml:space="preserve">Personal Loan repayments </w:t>
+            </w:r>
+          </w:p>
+        </w:tc>
+        <w:tc>
+          <w:tcPr>
+            <w:tcW w:w="6219" w:type="dxa"/>
+            <w:gridSpan w:val="2"/>
+            <w:tcBorders>
+              <w:top w:val="single" w:sz="8" w:space="0" w:color="AEAAAA"/>
+              <w:left w:val="nil"/>
+              <w:bottom w:val="single" w:sz="8" w:space="0" w:color="AEAAAA"/>
+              <w:right w:val="single" w:sz="8" w:space="0" w:color="AEAAAA"/>
+            </w:tcBorders>
+            <w:vAlign w:val="center"/>
+            <w:hideMark/>
+          </w:tcPr>
+          <w:p>
+            <w:pPr>
+              <w:suppressAutoHyphens w:val="0"/>
+              <w:spacing w:line="240" w:lineRule="auto"/>
+              <w:rPr>
+                <w:rFonts w:ascii="Segoe UI Light" w:eastAsia="Times New Roman" w:hAnsi="Segoe UI Light" w:cs="Segoe UI Light"/>
+                <w:lang w:eastAsia="en-AU"/>
+              </w:rPr>
+            </w:pPr>
+            <w:r>
+              <w:rPr>
+                <w:rFonts w:ascii="Segoe UI Light" w:eastAsia="Times New Roman" w:hAnsi="Segoe UI Light" w:cs="Segoe UI Light"/>
+                <w:lang w:eastAsia="en-AU"/>
+              </w:rPr>
+              <w:t>$0</w:t>
+            </w:r>
+          </w:p>
+        </w:tc>
+      </w:tr>
+      <w:tr>
+        <w:trPr>
+          <w:trHeight w:val="281"/>
+        </w:trPr>
+        <w:tc>
+          <w:tcPr>
+            <w:tcW w:w="4144" w:type="dxa"/>
+            <w:tcBorders>
+              <w:top w:val="single" w:sz="8" w:space="0" w:color="AEAAAA"/>
+              <w:left w:val="single" w:sz="8" w:space="0" w:color="AEAAAA"/>
+              <w:bottom w:val="single" w:sz="8" w:space="0" w:color="AEAAAA"/>
+              <w:right w:val="single" w:sz="8" w:space="0" w:color="AEAAAA"/>
+            </w:tcBorders>
+            <w:vAlign w:val="center"/>
+          </w:tcPr>
+          <w:p>
+            <w:pPr>
+              <w:suppressAutoHyphens w:val="0"/>
+              <w:spacing w:line="240" w:lineRule="auto"/>
+              <w:rPr>
+                <w:rFonts w:ascii="Segoe UI Light" w:hAnsi="Segoe UI Light" w:cs="Segoe UI Light"/>
+              </w:rPr>
+            </w:pPr>
+            <w:r>
+              <w:rPr>
+                <w:rFonts w:ascii="Segoe UI Light" w:hAnsi="Segoe UI Light" w:cs="Segoe UI Light"/>
+              </w:rPr>
+              <w:t xml:space="preserve">Cred Card repayments </w:t>
+            </w:r>
+          </w:p>
+        </w:tc>
+        <w:tc>
+          <w:tcPr>
+            <w:tcW w:w="6219" w:type="dxa"/>
+            <w:gridSpan w:val="2"/>
+            <w:tcBorders>
+              <w:top w:val="single" w:sz="8" w:space="0" w:color="AEAAAA"/>
+              <w:left w:val="nil"/>
+              <w:bottom w:val="single" w:sz="8" w:space="0" w:color="AEAAAA"/>
+              <w:right w:val="single" w:sz="8" w:space="0" w:color="AEAAAA"/>
+            </w:tcBorders>
+            <w:vAlign w:val="center"/>
+          </w:tcPr>
+          <w:p>
+            <w:pPr>
+              <w:suppressAutoHyphens w:val="0"/>
+              <w:spacing w:line="240" w:lineRule="auto"/>
+              <w:rPr>
+                <w:rFonts w:ascii="Segoe UI Light" w:eastAsia="Times New Roman" w:hAnsi="Segoe UI Light" w:cs="Segoe UI Light"/>
+                <w:lang w:eastAsia="en-AU"/>
+              </w:rPr>
+            </w:pPr>
+          </w:p>
+        </w:tc>
+      </w:tr>
+      <w:tr>
+        <w:trPr>
+          <w:trHeight w:val="281"/>
+        </w:trPr>
+        <w:tc>
+          <w:tcPr>
+            <w:tcW w:w="4144" w:type="dxa"/>
+            <w:tcBorders>
+              <w:top w:val="single" w:sz="8" w:space="0" w:color="AEAAAA"/>
+              <w:left w:val="single" w:sz="8" w:space="0" w:color="AEAAAA"/>
+              <w:bottom w:val="single" w:sz="8" w:space="0" w:color="AEAAAA"/>
+              <w:right w:val="single" w:sz="8" w:space="0" w:color="AEAAAA"/>
+            </w:tcBorders>
+            <w:vAlign w:val="center"/>
+          </w:tcPr>
+          <w:p>
+            <w:pPr>
+              <w:suppressAutoHyphens w:val="0"/>
+              <w:spacing w:line="240" w:lineRule="auto"/>
+              <w:rPr>
+                <w:rFonts w:ascii="Segoe UI Light" w:hAnsi="Segoe UI Light" w:cs="Segoe UI Light"/>
+              </w:rPr>
+            </w:pPr>
+            <w:r>
+              <w:rPr>
+                <w:rFonts w:ascii="Segoe UI Light" w:hAnsi="Segoe UI Light" w:cs="Segoe UI Light"/>
+              </w:rPr>
+              <w:t>Investment Loan Repayments</w:t>
+            </w:r>
+          </w:p>
+        </w:tc>
+        <w:tc>
+          <w:tcPr>
+            <w:tcW w:w="6219" w:type="dxa"/>
+            <w:gridSpan w:val="2"/>
+            <w:tcBorders>
+              <w:top w:val="single" w:sz="8" w:space="0" w:color="AEAAAA"/>
+              <w:left w:val="nil"/>
+              <w:bottom w:val="single" w:sz="8" w:space="0" w:color="AEAAAA"/>
+              <w:right w:val="single" w:sz="8" w:space="0" w:color="AEAAAA"/>
+            </w:tcBorders>
+            <w:vAlign w:val="center"/>
+          </w:tcPr>
+          <w:p>
+            <w:pPr>
+              <w:suppressAutoHyphens w:val="0"/>
+              <w:spacing w:line="240" w:lineRule="auto"/>
+              <w:rPr>
+                <w:rFonts w:ascii="Segoe UI Light" w:eastAsia="Times New Roman" w:hAnsi="Segoe UI Light" w:cs="Segoe UI Light"/>
+                <w:lang w:eastAsia="en-AU"/>
+              </w:rPr>
+            </w:pPr>
+          </w:p>
+        </w:tc>
+      </w:tr>
+      <w:tr>
+        <w:trPr>
+          <w:trHeight w:val="281"/>
+        </w:trPr>
+        <w:tc>
+          <w:tcPr>
+            <w:tcW w:w="4144" w:type="dxa"/>
+            <w:tcBorders>
+              <w:top w:val="single" w:sz="8" w:space="0" w:color="AEAAAA"/>
+              <w:left w:val="single" w:sz="8" w:space="0" w:color="AEAAAA"/>
+              <w:bottom w:val="single" w:sz="8" w:space="0" w:color="AEAAAA"/>
+              <w:right w:val="single" w:sz="8" w:space="0" w:color="AEAAAA"/>
+            </w:tcBorders>
+            <w:vAlign w:val="center"/>
+          </w:tcPr>
+          <w:p>
+            <w:pPr>
+              <w:suppressAutoHyphens w:val="0"/>
+              <w:spacing w:line="240" w:lineRule="auto"/>
+              <w:rPr>
+                <w:rFonts w:ascii="Segoe UI Light" w:eastAsia="Times New Roman" w:hAnsi="Segoe UI Light" w:cs="Segoe UI Light"/>
+                <w:lang w:eastAsia="en-AU"/>
+              </w:rPr>
+            </w:pPr>
+            <w:r>
+              <w:rPr>
+                <w:rFonts w:ascii="Segoe UI Light" w:eastAsia="Times New Roman" w:hAnsi="Segoe UI Light" w:cs="Segoe UI Light"/>
+                <w:lang w:eastAsia="en-AU"/>
+              </w:rPr>
+              <w:t xml:space="preserve">Super Contributions </w:t>
+            </w:r>
+          </w:p>
+        </w:tc>
+        <w:tc>
+          <w:tcPr>
+            <w:tcW w:w="6219" w:type="dxa"/>
+            <w:gridSpan w:val="2"/>
+            <w:tcBorders>
+              <w:top w:val="single" w:sz="8" w:space="0" w:color="AEAAAA"/>
+              <w:left w:val="nil"/>
+              <w:bottom w:val="single" w:sz="8" w:space="0" w:color="AEAAAA"/>
+              <w:right w:val="single" w:sz="8" w:space="0" w:color="AEAAAA"/>
+            </w:tcBorders>
+            <w:vAlign w:val="center"/>
+          </w:tcPr>
+          <w:p>
+            <w:pPr>
+              <w:suppressAutoHyphens w:val="0"/>
+              <w:spacing w:line="240" w:lineRule="auto"/>
+              <w:rPr>
+                <w:rFonts w:ascii="Segoe UI Light" w:eastAsia="Times New Roman" w:hAnsi="Segoe UI Light" w:cs="Segoe UI Light"/>
+                <w:lang w:eastAsia="en-AU"/>
+              </w:rPr>
+            </w:pPr>
+          </w:p>
+        </w:tc>
+      </w:tr>
+      <w:tr>
+        <w:trPr>
+          <w:trHeight w:val="281"/>
+        </w:trPr>
+        <w:tc>
+          <w:tcPr>
+            <w:tcW w:w="4144" w:type="dxa"/>
+            <w:tcBorders>
+              <w:top w:val="single" w:sz="8" w:space="0" w:color="AEAAAA"/>
+              <w:left w:val="single" w:sz="8" w:space="0" w:color="AEAAAA"/>
+              <w:bottom w:val="single" w:sz="8" w:space="0" w:color="AEAAAA"/>
+              <w:right w:val="single" w:sz="8" w:space="0" w:color="AEAAAA"/>
+            </w:tcBorders>
+            <w:vAlign w:val="center"/>
+          </w:tcPr>
+          <w:p>
+            <w:pPr>
+              <w:suppressAutoHyphens w:val="0"/>
+              <w:spacing w:line="240" w:lineRule="auto"/>
+              <w:rPr>
+                <w:rFonts w:ascii="Segoe UI Light" w:eastAsia="Times New Roman" w:hAnsi="Segoe UI Light" w:cs="Segoe UI Light"/>
+                <w:lang w:eastAsia="en-AU"/>
+              </w:rPr>
+            </w:pPr>
+            <w:r>
+              <w:rPr>
+                <w:rFonts w:ascii="Segoe UI Light" w:eastAsia="Times New Roman" w:hAnsi="Segoe UI Light" w:cs="Segoe UI Light"/>
+                <w:highlight w:val="yellow"/>
+                <w:lang w:eastAsia="en-AU"/>
+              </w:rPr>
+              <w:t>Less Estimated Tax</w:t>
+            </w:r>
+            <w:r>
+              <w:rPr>
+                <w:rFonts w:ascii="Segoe UI Light" w:eastAsia="Times New Roman" w:hAnsi="Segoe UI Light" w:cs="Segoe UI Light"/>
+                <w:lang w:eastAsia="en-AU"/>
+              </w:rPr>
+              <w:t xml:space="preserve">  </w:t>
+            </w:r>
+          </w:p>
+        </w:tc>
+        <w:tc>
+          <w:tcPr>
+            <w:tcW w:w="6219" w:type="dxa"/>
+            <w:gridSpan w:val="2"/>
+            <w:tcBorders>
+              <w:top w:val="single" w:sz="8" w:space="0" w:color="AEAAAA"/>
+              <w:left w:val="nil"/>
+              <w:bottom w:val="single" w:sz="8" w:space="0" w:color="AEAAAA"/>
+              <w:right w:val="single" w:sz="8" w:space="0" w:color="AEAAAA"/>
+            </w:tcBorders>
+            <w:vAlign w:val="center"/>
+          </w:tcPr>
+          <w:p>
+            <w:pPr>
+              <w:suppressAutoHyphens w:val="0"/>
+              <w:spacing w:line="240" w:lineRule="auto"/>
+              <w:rPr>
+                <w:rFonts w:ascii="Segoe UI Light" w:eastAsia="Times New Roman" w:hAnsi="Segoe UI Light" w:cs="Segoe UI Light"/>
+                <w:lang w:eastAsia="en-AU"/>
+              </w:rPr>
+            </w:pPr>
+          </w:p>
+        </w:tc>
+      </w:tr>
+      <w:tr>
+        <w:trPr>
+          <w:trHeight w:val="281"/>
+        </w:trPr>
+        <w:tc>
+          <w:tcPr>
+            <w:tcW w:w="4144" w:type="dxa"/>
+            <w:tcBorders>
+              <w:top w:val="single" w:sz="8" w:space="0" w:color="AEAAAA"/>
+              <w:left w:val="single" w:sz="8" w:space="0" w:color="AEAAAA"/>
+              <w:bottom w:val="single" w:sz="8" w:space="0" w:color="AEAAAA"/>
+              <w:right w:val="single" w:sz="8" w:space="0" w:color="AEAAAA"/>
+            </w:tcBorders>
+            <w:shd w:val="clear" w:color="000000" w:fill="E6E6E6"/>
+            <w:vAlign w:val="center"/>
+            <w:hideMark/>
+          </w:tcPr>
+          <w:p>
+            <w:pPr>
+              <w:suppressAutoHyphens w:val="0"/>
+              <w:spacing w:line="240" w:lineRule="auto"/>
+              <w:rPr>
+                <w:rFonts w:ascii="Segoe UI Light" w:eastAsia="Times New Roman" w:hAnsi="Segoe UI Light" w:cs="Segoe UI Light"/>
+                <w:b/>
+                <w:bCs/>
+                <w:lang w:eastAsia="en-AU"/>
+              </w:rPr>
+            </w:pPr>
+            <w:r>
+              <w:rPr>
+                <w:rFonts w:ascii="Segoe UI Light" w:eastAsia="Times New Roman" w:hAnsi="Segoe UI Light" w:cs="Segoe UI Light"/>
+                <w:b/>
+                <w:bCs/>
+                <w:lang w:eastAsia="en-AU"/>
+              </w:rPr>
+              <w:t>Total Expenses</w:t>
+            </w:r>
+          </w:p>
+        </w:tc>
+        <w:tc>
+          <w:tcPr>
+            <w:tcW w:w="6219" w:type="dxa"/>
+            <w:gridSpan w:val="2"/>
+            <w:tcBorders>
+              <w:top w:val="single" w:sz="8" w:space="0" w:color="AEAAAA"/>
+              <w:left w:val="nil"/>
+              <w:bottom w:val="single" w:sz="8" w:space="0" w:color="AEAAAA"/>
+              <w:right w:val="single" w:sz="8" w:space="0" w:color="AEAAAA"/>
+            </w:tcBorders>
+            <w:shd w:val="clear" w:color="000000" w:fill="E6E6E6"/>
+            <w:vAlign w:val="center"/>
+            <w:hideMark/>
+          </w:tcPr>
+          <w:p>
+            <w:pPr>
+              <w:suppressAutoHyphens w:val="0"/>
+              <w:spacing w:line="240" w:lineRule="auto"/>
+              <w:rPr>
+                <w:rFonts w:ascii="Segoe UI Light" w:eastAsia="Times New Roman" w:hAnsi="Segoe UI Light" w:cs="Segoe UI Light"/>
+                <w:b/>
+                <w:bCs/>
+                <w:lang w:eastAsia="en-AU"/>
+              </w:rPr>
+            </w:pPr>
+            <w:r>
+              <w:rPr>
+                <w:rFonts w:ascii="Segoe UI Light" w:eastAsia="Times New Roman" w:hAnsi="Segoe UI Light" w:cs="Segoe UI Light"/>
+                <w:b/>
+                <w:bCs/>
+                <w:lang w:eastAsia="en-AU"/>
+              </w:rPr>
+              <w:t>$0</w:t>
+            </w:r>
+          </w:p>
+        </w:tc>
+      </w:tr>
+      <w:tr>
+        <w:trPr>
+          <w:trHeight w:val="308"/>
+        </w:trPr>
+        <w:tc>
+          <w:tcPr>
+            <w:tcW w:w="10363" w:type="dxa"/>
+            <w:gridSpan w:val="3"/>
+            <w:tcBorders>
+              <w:top w:val="single" w:sz="8" w:space="0" w:color="AEAAAA"/>
+              <w:left w:val="single" w:sz="8" w:space="0" w:color="AEAAAA"/>
+              <w:bottom w:val="single" w:sz="8" w:space="0" w:color="AEAAAA"/>
+              <w:right w:val="single" w:sz="8" w:space="0" w:color="AEAAAA"/>
+            </w:tcBorders>
+            <w:shd w:val="clear" w:color="000000" w:fill="F2F2F2"/>
+            <w:vAlign w:val="center"/>
+            <w:hideMark/>
+          </w:tcPr>
+          <w:p>
+            <w:pPr>
+              <w:suppressAutoHyphens w:val="0"/>
+              <w:spacing w:line="240" w:lineRule="auto"/>
+              <w:jc w:val="center"/>
+              <w:rPr>
+                <w:rFonts w:ascii="Segoe UI Light" w:eastAsia="Times New Roman" w:hAnsi="Segoe UI Light" w:cs="Segoe UI Light"/>
+                <w:lang w:eastAsia="en-AU"/>
+              </w:rPr>
+            </w:pPr>
+            <w:r>
+              <w:rPr>
+                <w:rFonts w:ascii="Segoe UI Light" w:eastAsia="Times New Roman" w:hAnsi="Segoe UI Light" w:cs="Segoe UI Light"/>
+                <w:lang w:eastAsia="en-AU"/>
+              </w:rPr>
+              <w:t> </w:t>
+            </w:r>
+          </w:p>
+        </w:tc>
+      </w:tr>
+      <w:tr>
+        <w:trPr>
+          <w:trHeight w:val="308"/>
+        </w:trPr>
+        <w:tc>
+          <w:tcPr>
+            <w:tcW w:w="4144" w:type="dxa"/>
+            <w:tcBorders>
+              <w:top w:val="nil"/>
+              <w:left w:val="single" w:sz="8" w:space="0" w:color="AEAAAA"/>
+              <w:bottom w:val="single" w:sz="8" w:space="0" w:color="AEAAAA"/>
+              <w:right w:val="single" w:sz="8" w:space="0" w:color="AEAAAA"/>
+            </w:tcBorders>
+            <w:shd w:val="clear" w:color="000000" w:fill="004E99"/>
+            <w:vAlign w:val="center"/>
+            <w:hideMark/>
+          </w:tcPr>
+          <w:p>
+            <w:pPr>
+              <w:suppressAutoHyphens w:val="0"/>
+              <w:spacing w:line="240" w:lineRule="auto"/>
+              <w:rPr>
+                <w:rFonts w:ascii="Segoe UI Light" w:eastAsia="Times New Roman" w:hAnsi="Segoe UI Light" w:cs="Segoe UI Light"/>
+                <w:b/>
+                <w:bCs/>
+                <w:color w:val="FFFFFF"/>
+                <w:lang w:eastAsia="en-AU"/>
+              </w:rPr>
+            </w:pPr>
+            <w:r>
+              <w:rPr>
+                <w:rFonts w:ascii="Segoe UI Light" w:eastAsia="Times New Roman" w:hAnsi="Segoe UI Light" w:cs="Segoe UI Light"/>
+                <w:b/>
+                <w:bCs/>
+                <w:color w:val="FFFFFF"/>
+                <w:lang w:eastAsia="en-AU"/>
+              </w:rPr>
+              <w:t>Annual Estimated Net Cash Position</w:t>
+            </w:r>
+          </w:p>
+        </w:tc>
+        <w:tc>
+          <w:tcPr>
+            <w:tcW w:w="6219" w:type="dxa"/>
+            <w:gridSpan w:val="2"/>
+            <w:tcBorders>
+              <w:top w:val="nil"/>
+              <w:left w:val="nil"/>
+              <w:bottom w:val="nil"/>
+              <w:right w:val="nil"/>
+            </w:tcBorders>
+            <w:shd w:val="clear" w:color="000000" w:fill="004E99"/>
+            <w:vAlign w:val="center"/>
+            <w:hideMark/>
+          </w:tcPr>
+          <w:p>
+            <w:pPr>
+              <w:suppressAutoHyphens w:val="0"/>
+              <w:spacing w:line="240" w:lineRule="auto"/>
+              <w:rPr>
+                <w:rFonts w:ascii="Segoe UI Light" w:eastAsia="Times New Roman" w:hAnsi="Segoe UI Light" w:cs="Segoe UI Light"/>
+                <w:b/>
+                <w:bCs/>
+                <w:color w:val="FFFFFF"/>
+                <w:lang w:eastAsia="en-AU"/>
+              </w:rPr>
+            </w:pPr>
+            <w:r>
+              <w:rPr>
+                <w:rFonts w:ascii="Segoe UI Light" w:eastAsia="Times New Roman" w:hAnsi="Segoe UI Light" w:cs="Segoe UI Light"/>
+                <w:b/>
+                <w:bCs/>
+                <w:color w:val="FFFFFF"/>
+                <w:lang w:eastAsia="en-AU"/>
+              </w:rPr>
+              <w:t>$0</w:t>
+            </w:r>
+          </w:p>
+        </w:tc>
+      </w:tr>
+    </w:tbl>
+    <w:p>
+      <w:pPr>
+        <w:suppressAutoHyphens w:val="0"/>
+        <w:spacing w:line="240" w:lineRule="auto"/>
+        <w:rPr>
+          <w:rFonts w:ascii="Segoe UI Light" w:hAnsi="Segoe UI Light" w:cs="Segoe UI Light"/>
+        </w:rPr>
+      </w:pPr>
+    </w:p>
+    <w:p>
+      <w:pPr>
+        <w:jc w:val="both"/>
+        <w:rPr>
+          <w:rFonts w:ascii="Segoe UI Light" w:hAnsi="Segoe UI Light" w:cs="Segoe UI Light"/>
+        </w:rPr>
+      </w:pPr>
+      <w:r>
+        <w:rPr>
+          <w:rFonts w:ascii="Segoe UI Light" w:hAnsi="Segoe UI Light" w:cs="Segoe UI Light"/>
+        </w:rPr>
+        <w:t>For Fact Find purposes, we have assumed an interest rate of 3.00% on funds held in bank accounts and term deposits, and an income return of 3.50% on funds invested in shares, ETFs and managed funds. Centrelink payments have not been treated as taxable, as most recipients pay little or no tax. Lifetime pensions have been assumed to be defined benefit pensions from a taxable source. Any annuity payments have been assumed to be paid from non-superannuation funds, which may result in an overestimation of taxable income. We have not allowed for any other deductions, including interest repayments on investment loans or any other deductions you may be eligible for, as this information is used solely to help us ascertain your net cash flow position. All figures are estimates only. More detailed modelling and projections will be provided as part of your Statement of Advice.</w:t>
+      </w:r>
+    </w:p>
+    <w:p>
+      <w:pPr>
+        <w:suppressAutoHyphens w:val="0"/>
+        <w:spacing w:line="240" w:lineRule="auto"/>
+        <w:rPr>
+          <w:rFonts w:ascii="Segoe UI Light" w:hAnsi="Segoe UI Light" w:cs="Segoe UI Light"/>
+        </w:rPr>
+      </w:pPr>
+    </w:p>
+    <w:p>
+      <w:pPr>
+        <w:suppressAutoHyphens w:val="0"/>
+        <w:spacing w:line="240" w:lineRule="auto"/>
+        <w:rPr>
+          <w:rFonts w:ascii="Segoe UI Light" w:hAnsi="Segoe UI Light" w:cs="Segoe UI Light"/>
+        </w:rPr>
+      </w:pPr>
+    </w:p>
+    <w:p>
+      <w:pPr>
+        <w:suppressAutoHyphens w:val="0"/>
+        <w:spacing w:line="240" w:lineRule="auto"/>
+        <w:rPr>
+          <w:rFonts w:ascii="Segoe UI Light" w:hAnsi="Segoe UI Light" w:cs="Segoe UI Light"/>
+        </w:rPr>
+      </w:pPr>
+    </w:p>
+    <w:p>
+      <w:pPr>
+        <w:pStyle w:val="Heading1"/>
+        <w:numPr>
+          <w:ilvl w:val="0"/>
+          <w:numId w:val="0"/>
+        </w:numPr>
         <w:rPr>
           <w:rFonts w:ascii="Segoe UI Light" w:hAnsi="Segoe UI Light" w:cs="Segoe UI Light"/>
         </w:rPr>
@@ -7438,6 +13086,7 @@
           <w:rFonts w:ascii="Segoe UI Light" w:hAnsi="Segoe UI Light" w:cs="Segoe UI Light"/>
           <w:color w:val="0066CC"/>
         </w:rPr>
+        <w:lastRenderedPageBreak/>
         <w:t>Living Expenses</w:t>
       </w:r>
     </w:p>
@@ -7528,18 +13177,20 @@
         <w:tc>
           <w:tcPr>
             <w:tcW w:w="3539" w:type="dxa"/>
-          </w:tcPr>
-          <w:p>
-            <w:pPr>
-              <w:rPr>
-                <w:rFonts w:ascii="Segoe UI Light" w:hAnsi="Segoe UI Light" w:cs="Segoe UI Light"/>
+            <w:shd w:val="clear" w:color="auto" w:fill="004E99"/>
+          </w:tcPr>
+          <w:p>
+            <w:pPr>
+              <w:rPr>
+                <w:rFonts w:ascii="Segoe UI Light" w:hAnsi="Segoe UI Light" w:cs="Segoe UI Light"/>
+                <w:color w:val="FFFFFF" w:themeColor="background1"/>
               </w:rPr>
             </w:pPr>
             <w:r>
               <w:rPr>
                 <w:rFonts w:ascii="Segoe UI Light" w:hAnsi="Segoe UI Light" w:cs="Segoe UI Light"/>
                 <w:b/>
-                <w:color w:val="0066CC"/>
+                <w:color w:val="FFFFFF" w:themeColor="background1"/>
               </w:rPr>
               <w:t xml:space="preserve">Household </w:t>
             </w:r>
@@ -7548,18 +13199,20 @@
         <w:tc>
           <w:tcPr>
             <w:tcW w:w="2268" w:type="dxa"/>
-          </w:tcPr>
-          <w:p>
-            <w:pPr>
-              <w:rPr>
-                <w:rFonts w:ascii="Segoe UI Light" w:hAnsi="Segoe UI Light" w:cs="Segoe UI Light"/>
+            <w:shd w:val="clear" w:color="auto" w:fill="004E99"/>
+          </w:tcPr>
+          <w:p>
+            <w:pPr>
+              <w:rPr>
+                <w:rFonts w:ascii="Segoe UI Light" w:hAnsi="Segoe UI Light" w:cs="Segoe UI Light"/>
+                <w:color w:val="FFFFFF" w:themeColor="background1"/>
               </w:rPr>
             </w:pPr>
             <w:r>
               <w:rPr>
                 <w:rFonts w:ascii="Segoe UI Light" w:hAnsi="Segoe UI Light" w:cs="Segoe UI Light"/>
                 <w:b/>
-                <w:color w:val="0066CC"/>
+                <w:color w:val="FFFFFF" w:themeColor="background1"/>
               </w:rPr>
               <w:t>Amount ($)</w:t>
             </w:r>
@@ -7568,18 +13221,20 @@
         <w:tc>
           <w:tcPr>
             <w:tcW w:w="2320" w:type="dxa"/>
-          </w:tcPr>
-          <w:p>
-            <w:pPr>
-              <w:rPr>
-                <w:rFonts w:ascii="Segoe UI Light" w:hAnsi="Segoe UI Light" w:cs="Segoe UI Light"/>
+            <w:shd w:val="clear" w:color="auto" w:fill="004E99"/>
+          </w:tcPr>
+          <w:p>
+            <w:pPr>
+              <w:rPr>
+                <w:rFonts w:ascii="Segoe UI Light" w:hAnsi="Segoe UI Light" w:cs="Segoe UI Light"/>
+                <w:color w:val="FFFFFF" w:themeColor="background1"/>
               </w:rPr>
             </w:pPr>
             <w:r>
               <w:rPr>
                 <w:rFonts w:ascii="Segoe UI Light" w:hAnsi="Segoe UI Light" w:cs="Segoe UI Light"/>
                 <w:b/>
-                <w:color w:val="0066CC"/>
+                <w:color w:val="FFFFFF" w:themeColor="background1"/>
               </w:rPr>
               <w:t>Frequency</w:t>
             </w:r>
@@ -7588,18 +13243,20 @@
         <w:tc>
           <w:tcPr>
             <w:tcW w:w="2268" w:type="dxa"/>
-          </w:tcPr>
-          <w:p>
-            <w:pPr>
-              <w:rPr>
-                <w:rFonts w:ascii="Segoe UI Light" w:hAnsi="Segoe UI Light" w:cs="Segoe UI Light"/>
+            <w:shd w:val="clear" w:color="auto" w:fill="004E99"/>
+          </w:tcPr>
+          <w:p>
+            <w:pPr>
+              <w:rPr>
+                <w:rFonts w:ascii="Segoe UI Light" w:hAnsi="Segoe UI Light" w:cs="Segoe UI Light"/>
+                <w:color w:val="FFFFFF" w:themeColor="background1"/>
               </w:rPr>
             </w:pPr>
             <w:r>
               <w:rPr>
                 <w:rFonts w:ascii="Segoe UI Light" w:hAnsi="Segoe UI Light" w:cs="Segoe UI Light"/>
                 <w:b/>
-                <w:color w:val="0066CC"/>
+                <w:color w:val="FFFFFF" w:themeColor="background1"/>
               </w:rPr>
               <w:t>Total ($)</w:t>
             </w:r>
@@ -8636,18 +14293,20 @@
         <w:tc>
           <w:tcPr>
             <w:tcW w:w="3539" w:type="dxa"/>
-          </w:tcPr>
-          <w:p>
-            <w:pPr>
-              <w:rPr>
-                <w:rFonts w:ascii="Segoe UI Light" w:hAnsi="Segoe UI Light" w:cs="Segoe UI Light"/>
+            <w:shd w:val="clear" w:color="auto" w:fill="004E99"/>
+          </w:tcPr>
+          <w:p>
+            <w:pPr>
+              <w:rPr>
+                <w:rFonts w:ascii="Segoe UI Light" w:hAnsi="Segoe UI Light" w:cs="Segoe UI Light"/>
+                <w:color w:val="FFFFFF" w:themeColor="background1"/>
               </w:rPr>
             </w:pPr>
             <w:r>
               <w:rPr>
                 <w:rFonts w:ascii="Segoe UI Light" w:hAnsi="Segoe UI Light" w:cs="Segoe UI Light"/>
                 <w:b/>
-                <w:color w:val="0066CC"/>
+                <w:color w:val="FFFFFF" w:themeColor="background1"/>
               </w:rPr>
               <w:t xml:space="preserve">Lifestyle </w:t>
             </w:r>
@@ -8656,18 +14315,20 @@
         <w:tc>
           <w:tcPr>
             <w:tcW w:w="2268" w:type="dxa"/>
-          </w:tcPr>
-          <w:p>
-            <w:pPr>
-              <w:rPr>
-                <w:rFonts w:ascii="Segoe UI Light" w:hAnsi="Segoe UI Light" w:cs="Segoe UI Light"/>
+            <w:shd w:val="clear" w:color="auto" w:fill="004E99"/>
+          </w:tcPr>
+          <w:p>
+            <w:pPr>
+              <w:rPr>
+                <w:rFonts w:ascii="Segoe UI Light" w:hAnsi="Segoe UI Light" w:cs="Segoe UI Light"/>
+                <w:color w:val="FFFFFF" w:themeColor="background1"/>
               </w:rPr>
             </w:pPr>
             <w:r>
               <w:rPr>
                 <w:rFonts w:ascii="Segoe UI Light" w:hAnsi="Segoe UI Light" w:cs="Segoe UI Light"/>
                 <w:b/>
-                <w:color w:val="0066CC"/>
+                <w:color w:val="FFFFFF" w:themeColor="background1"/>
               </w:rPr>
               <w:t>Amount ($)</w:t>
             </w:r>
@@ -8676,18 +14337,20 @@
         <w:tc>
           <w:tcPr>
             <w:tcW w:w="2320" w:type="dxa"/>
-          </w:tcPr>
-          <w:p>
-            <w:pPr>
-              <w:rPr>
-                <w:rFonts w:ascii="Segoe UI Light" w:hAnsi="Segoe UI Light" w:cs="Segoe UI Light"/>
+            <w:shd w:val="clear" w:color="auto" w:fill="004E99"/>
+          </w:tcPr>
+          <w:p>
+            <w:pPr>
+              <w:rPr>
+                <w:rFonts w:ascii="Segoe UI Light" w:hAnsi="Segoe UI Light" w:cs="Segoe UI Light"/>
+                <w:color w:val="FFFFFF" w:themeColor="background1"/>
               </w:rPr>
             </w:pPr>
             <w:r>
               <w:rPr>
                 <w:rFonts w:ascii="Segoe UI Light" w:hAnsi="Segoe UI Light" w:cs="Segoe UI Light"/>
                 <w:b/>
-                <w:color w:val="0066CC"/>
+                <w:color w:val="FFFFFF" w:themeColor="background1"/>
               </w:rPr>
               <w:t>Frequency</w:t>
             </w:r>
@@ -8696,18 +14359,20 @@
         <w:tc>
           <w:tcPr>
             <w:tcW w:w="2268" w:type="dxa"/>
-          </w:tcPr>
-          <w:p>
-            <w:pPr>
-              <w:rPr>
-                <w:rFonts w:ascii="Segoe UI Light" w:hAnsi="Segoe UI Light" w:cs="Segoe UI Light"/>
+            <w:shd w:val="clear" w:color="auto" w:fill="004E99"/>
+          </w:tcPr>
+          <w:p>
+            <w:pPr>
+              <w:rPr>
+                <w:rFonts w:ascii="Segoe UI Light" w:hAnsi="Segoe UI Light" w:cs="Segoe UI Light"/>
+                <w:color w:val="FFFFFF" w:themeColor="background1"/>
               </w:rPr>
             </w:pPr>
             <w:r>
               <w:rPr>
                 <w:rFonts w:ascii="Segoe UI Light" w:hAnsi="Segoe UI Light" w:cs="Segoe UI Light"/>
                 <w:b/>
-                <w:color w:val="0066CC"/>
+                <w:color w:val="FFFFFF" w:themeColor="background1"/>
               </w:rPr>
               <w:t>Total ($)</w:t>
             </w:r>
@@ -9830,18 +15495,20 @@
         <w:tc>
           <w:tcPr>
             <w:tcW w:w="3539" w:type="dxa"/>
-          </w:tcPr>
-          <w:p>
-            <w:pPr>
-              <w:rPr>
-                <w:rFonts w:ascii="Segoe UI Light" w:hAnsi="Segoe UI Light" w:cs="Segoe UI Light"/>
+            <w:shd w:val="clear" w:color="auto" w:fill="004E99"/>
+          </w:tcPr>
+          <w:p>
+            <w:pPr>
+              <w:rPr>
+                <w:rFonts w:ascii="Segoe UI Light" w:hAnsi="Segoe UI Light" w:cs="Segoe UI Light"/>
+                <w:color w:val="FFFFFF" w:themeColor="background1"/>
               </w:rPr>
             </w:pPr>
             <w:r>
               <w:rPr>
                 <w:rFonts w:ascii="Segoe UI Light" w:hAnsi="Segoe UI Light" w:cs="Segoe UI Light"/>
                 <w:b/>
-                <w:color w:val="0066CC"/>
+                <w:color w:val="FFFFFF" w:themeColor="background1"/>
               </w:rPr>
               <w:t xml:space="preserve">Transport </w:t>
             </w:r>
@@ -9850,18 +15517,20 @@
         <w:tc>
           <w:tcPr>
             <w:tcW w:w="2268" w:type="dxa"/>
-          </w:tcPr>
-          <w:p>
-            <w:pPr>
-              <w:rPr>
-                <w:rFonts w:ascii="Segoe UI Light" w:hAnsi="Segoe UI Light" w:cs="Segoe UI Light"/>
+            <w:shd w:val="clear" w:color="auto" w:fill="004E99"/>
+          </w:tcPr>
+          <w:p>
+            <w:pPr>
+              <w:rPr>
+                <w:rFonts w:ascii="Segoe UI Light" w:hAnsi="Segoe UI Light" w:cs="Segoe UI Light"/>
+                <w:color w:val="FFFFFF" w:themeColor="background1"/>
               </w:rPr>
             </w:pPr>
             <w:r>
               <w:rPr>
                 <w:rFonts w:ascii="Segoe UI Light" w:hAnsi="Segoe UI Light" w:cs="Segoe UI Light"/>
                 <w:b/>
-                <w:color w:val="0066CC"/>
+                <w:color w:val="FFFFFF" w:themeColor="background1"/>
               </w:rPr>
               <w:t>Amount ($)</w:t>
             </w:r>
@@ -9870,18 +15539,20 @@
         <w:tc>
           <w:tcPr>
             <w:tcW w:w="2320" w:type="dxa"/>
-          </w:tcPr>
-          <w:p>
-            <w:pPr>
-              <w:rPr>
-                <w:rFonts w:ascii="Segoe UI Light" w:hAnsi="Segoe UI Light" w:cs="Segoe UI Light"/>
+            <w:shd w:val="clear" w:color="auto" w:fill="004E99"/>
+          </w:tcPr>
+          <w:p>
+            <w:pPr>
+              <w:rPr>
+                <w:rFonts w:ascii="Segoe UI Light" w:hAnsi="Segoe UI Light" w:cs="Segoe UI Light"/>
+                <w:color w:val="FFFFFF" w:themeColor="background1"/>
               </w:rPr>
             </w:pPr>
             <w:r>
               <w:rPr>
                 <w:rFonts w:ascii="Segoe UI Light" w:hAnsi="Segoe UI Light" w:cs="Segoe UI Light"/>
                 <w:b/>
-                <w:color w:val="0066CC"/>
+                <w:color w:val="FFFFFF" w:themeColor="background1"/>
               </w:rPr>
               <w:t>Frequency</w:t>
             </w:r>
@@ -9890,18 +15561,20 @@
         <w:tc>
           <w:tcPr>
             <w:tcW w:w="2268" w:type="dxa"/>
-          </w:tcPr>
-          <w:p>
-            <w:pPr>
-              <w:rPr>
-                <w:rFonts w:ascii="Segoe UI Light" w:hAnsi="Segoe UI Light" w:cs="Segoe UI Light"/>
+            <w:shd w:val="clear" w:color="auto" w:fill="004E99"/>
+          </w:tcPr>
+          <w:p>
+            <w:pPr>
+              <w:rPr>
+                <w:rFonts w:ascii="Segoe UI Light" w:hAnsi="Segoe UI Light" w:cs="Segoe UI Light"/>
+                <w:color w:val="FFFFFF" w:themeColor="background1"/>
               </w:rPr>
             </w:pPr>
             <w:r>
               <w:rPr>
                 <w:rFonts w:ascii="Segoe UI Light" w:hAnsi="Segoe UI Light" w:cs="Segoe UI Light"/>
                 <w:b/>
-                <w:color w:val="0066CC"/>
+                <w:color w:val="FFFFFF" w:themeColor="background1"/>
               </w:rPr>
               <w:t>Total ($)</w:t>
             </w:r>
@@ -10450,18 +16123,20 @@
         <w:tc>
           <w:tcPr>
             <w:tcW w:w="3539" w:type="dxa"/>
-          </w:tcPr>
-          <w:p>
-            <w:pPr>
-              <w:rPr>
-                <w:rFonts w:ascii="Segoe UI Light" w:hAnsi="Segoe UI Light" w:cs="Segoe UI Light"/>
+            <w:shd w:val="clear" w:color="auto" w:fill="004E99"/>
+          </w:tcPr>
+          <w:p>
+            <w:pPr>
+              <w:rPr>
+                <w:rFonts w:ascii="Segoe UI Light" w:hAnsi="Segoe UI Light" w:cs="Segoe UI Light"/>
+                <w:color w:val="FFFFFF" w:themeColor="background1"/>
               </w:rPr>
             </w:pPr>
             <w:r>
               <w:rPr>
                 <w:rFonts w:ascii="Segoe UI Light" w:hAnsi="Segoe UI Light" w:cs="Segoe UI Light"/>
                 <w:b/>
-                <w:color w:val="0066CC"/>
+                <w:color w:val="FFFFFF" w:themeColor="background1"/>
               </w:rPr>
               <w:t xml:space="preserve">Insurance </w:t>
             </w:r>
@@ -10470,18 +16145,20 @@
         <w:tc>
           <w:tcPr>
             <w:tcW w:w="2268" w:type="dxa"/>
-          </w:tcPr>
-          <w:p>
-            <w:pPr>
-              <w:rPr>
-                <w:rFonts w:ascii="Segoe UI Light" w:hAnsi="Segoe UI Light" w:cs="Segoe UI Light"/>
+            <w:shd w:val="clear" w:color="auto" w:fill="004E99"/>
+          </w:tcPr>
+          <w:p>
+            <w:pPr>
+              <w:rPr>
+                <w:rFonts w:ascii="Segoe UI Light" w:hAnsi="Segoe UI Light" w:cs="Segoe UI Light"/>
+                <w:color w:val="FFFFFF" w:themeColor="background1"/>
               </w:rPr>
             </w:pPr>
             <w:r>
               <w:rPr>
                 <w:rFonts w:ascii="Segoe UI Light" w:hAnsi="Segoe UI Light" w:cs="Segoe UI Light"/>
                 <w:b/>
-                <w:color w:val="0066CC"/>
+                <w:color w:val="FFFFFF" w:themeColor="background1"/>
               </w:rPr>
               <w:t>Amount ($)</w:t>
             </w:r>
@@ -10490,18 +16167,20 @@
         <w:tc>
           <w:tcPr>
             <w:tcW w:w="2320" w:type="dxa"/>
-          </w:tcPr>
-          <w:p>
-            <w:pPr>
-              <w:rPr>
-                <w:rFonts w:ascii="Segoe UI Light" w:hAnsi="Segoe UI Light" w:cs="Segoe UI Light"/>
+            <w:shd w:val="clear" w:color="auto" w:fill="004E99"/>
+          </w:tcPr>
+          <w:p>
+            <w:pPr>
+              <w:rPr>
+                <w:rFonts w:ascii="Segoe UI Light" w:hAnsi="Segoe UI Light" w:cs="Segoe UI Light"/>
+                <w:color w:val="FFFFFF" w:themeColor="background1"/>
               </w:rPr>
             </w:pPr>
             <w:r>
               <w:rPr>
                 <w:rFonts w:ascii="Segoe UI Light" w:hAnsi="Segoe UI Light" w:cs="Segoe UI Light"/>
                 <w:b/>
-                <w:color w:val="0066CC"/>
+                <w:color w:val="FFFFFF" w:themeColor="background1"/>
               </w:rPr>
               <w:t>Frequency</w:t>
             </w:r>
@@ -10510,18 +16189,20 @@
         <w:tc>
           <w:tcPr>
             <w:tcW w:w="2268" w:type="dxa"/>
-          </w:tcPr>
-          <w:p>
-            <w:pPr>
-              <w:rPr>
-                <w:rFonts w:ascii="Segoe UI Light" w:hAnsi="Segoe UI Light" w:cs="Segoe UI Light"/>
+            <w:shd w:val="clear" w:color="auto" w:fill="004E99"/>
+          </w:tcPr>
+          <w:p>
+            <w:pPr>
+              <w:rPr>
+                <w:rFonts w:ascii="Segoe UI Light" w:hAnsi="Segoe UI Light" w:cs="Segoe UI Light"/>
+                <w:color w:val="FFFFFF" w:themeColor="background1"/>
               </w:rPr>
             </w:pPr>
             <w:r>
               <w:rPr>
                 <w:rFonts w:ascii="Segoe UI Light" w:hAnsi="Segoe UI Light" w:cs="Segoe UI Light"/>
                 <w:b/>
-                <w:color w:val="0066CC"/>
+                <w:color w:val="FFFFFF" w:themeColor="background1"/>
               </w:rPr>
               <w:t>Total ($)</w:t>
             </w:r>
@@ -10757,7 +16438,6 @@
               <w:rPr>
                 <w:rFonts w:ascii="Segoe UI Light" w:hAnsi="Segoe UI Light" w:cs="Segoe UI Light"/>
               </w:rPr>
-              <w:lastRenderedPageBreak/>
               <w:t>Private Health</w:t>
             </w:r>
           </w:p>
@@ -10874,6 +16554,7 @@
               <w:rPr>
                 <w:rFonts w:ascii="Segoe UI Light" w:hAnsi="Segoe UI Light" w:cs="Segoe UI Light"/>
               </w:rPr>
+              <w:lastRenderedPageBreak/>
               <w:t>Life / TPD / Trauma</w:t>
             </w:r>
           </w:p>
@@ -11348,7 +17029,6 @@
         </w:rPr>
       </w:pPr>
       <w:proofErr w:type="spellStart"/>
-      <w:proofErr w:type="gramStart"/>
       <w:r>
         <w:rPr>
           <w:rFonts w:ascii="Segoe UI Light" w:eastAsia="Times New Roman" w:hAnsi="Segoe UI Light" w:cs="Segoe UI Light"/>
@@ -11363,16 +17043,7 @@
           <w:color w:val="auto"/>
           <w:lang w:eastAsia="en-AU"/>
         </w:rPr>
-        <w:t>_</w:t>
-      </w:r>
-      <w:proofErr w:type="gramEnd"/>
-      <w:r>
-        <w:rPr>
-          <w:rFonts w:ascii="Segoe UI Light" w:eastAsia="Times New Roman" w:hAnsi="Segoe UI Light" w:cs="Segoe UI Light"/>
-          <w:color w:val="auto"/>
-          <w:lang w:eastAsia="en-AU"/>
-        </w:rPr>
-        <w:t>________________________________________________</w:t>
+        <w:t>_________________________________________________</w:t>
       </w:r>
       <w:r>
         <w:rPr>
@@ -11420,7 +17091,7 @@
           <w:rFonts w:ascii="Segoe UI Light" w:hAnsi="Segoe UI Light" w:cs="Segoe UI Light"/>
         </w:rPr>
         <w:pict w14:anchorId="169E49CE">
-          <v:shape id="_x0000_i1027" type="#_x0000_t75" style="width:6.75pt;height:10.5pt;visibility:visible;mso-wrap-style:square" filled="t">
+          <v:shape id="_x0000_i1027" type="#_x0000_t75" style="width:6.6pt;height:10.8pt;visibility:visible;mso-wrap-style:square" filled="t">
             <v:imagedata r:id="rId15" o:title=""/>
           </v:shape>
         </w:pict>
@@ -11931,7 +17602,7 @@
           <w:rFonts w:ascii="Segoe UI Light" w:hAnsi="Segoe UI Light" w:cs="Segoe UI Light"/>
         </w:rPr>
         <w:pict w14:anchorId="2EBC52B5">
-          <v:shape id="_x0000_i1028" type="#_x0000_t75" style="width:6.75pt;height:10.5pt;visibility:visible;mso-wrap-style:square" filled="t">
+          <v:shape id="_x0000_i1028" type="#_x0000_t75" style="width:6.6pt;height:10.8pt;visibility:visible;mso-wrap-style:square" filled="t">
             <v:imagedata r:id="rId15" o:title=""/>
           </v:shape>
         </w:pict>
@@ -12765,7 +18436,6 @@
         </w:rPr>
         <w:t>(Authorised Representative No.</w:t>
       </w:r>
-      <w:proofErr w:type="gramStart"/>
       <w:r>
         <w:rPr>
           <w:rFonts w:ascii="Segoe UI Light" w:hAnsi="Segoe UI Light" w:cs="Segoe UI Light"/>
@@ -12776,14 +18446,7 @@
         <w:rPr>
           <w:rFonts w:ascii="Segoe UI Light" w:hAnsi="Segoe UI Light" w:cs="Segoe UI Light"/>
         </w:rPr>
-        <w:t xml:space="preserve"> )</w:t>
-      </w:r>
-      <w:proofErr w:type="gramEnd"/>
-      <w:r>
-        <w:rPr>
-          <w:rFonts w:ascii="Segoe UI Light" w:hAnsi="Segoe UI Light" w:cs="Segoe UI Light"/>
-        </w:rPr>
-        <w:t xml:space="preserve"> of </w:t>
+        <w:t xml:space="preserve"> ) of </w:t>
       </w:r>
       <w:r>
         <w:rPr>
@@ -12811,7 +18474,6 @@
         </w:rPr>
         <w:t xml:space="preserve"> </w:t>
       </w:r>
-      <w:proofErr w:type="gramStart"/>
       <w:r>
         <w:rPr>
           <w:rFonts w:ascii="Segoe UI Light" w:hAnsi="Segoe UI Light" w:cs="Segoe UI Light"/>
@@ -12822,16 +18484,8 @@
         <w:rPr>
           <w:rFonts w:ascii="Segoe UI Light" w:hAnsi="Segoe UI Light" w:cs="Segoe UI Light"/>
         </w:rPr>
-        <w:t xml:space="preserve"> )</w:t>
+        <w:t xml:space="preserve"> ), an Authorised Representative of Lifespan Financial Planning (AFS License No.</w:t>
       </w:r>
-      <w:proofErr w:type="gramEnd"/>
-      <w:r>
-        <w:rPr>
-          <w:rFonts w:ascii="Segoe UI Light" w:hAnsi="Segoe UI Light" w:cs="Segoe UI Light"/>
-        </w:rPr>
-        <w:t>, an Authorised Representative of Lifespan Financial Planning (AFS License No.</w:t>
-      </w:r>
-      <w:proofErr w:type="gramStart"/>
       <w:r>
         <w:rPr>
           <w:rFonts w:ascii="Segoe UI Light" w:hAnsi="Segoe UI Light" w:cs="Segoe UI Light"/>
@@ -12842,14 +18496,7 @@
         <w:rPr>
           <w:rFonts w:ascii="Segoe UI Light" w:hAnsi="Segoe UI Light" w:cs="Segoe UI Light"/>
         </w:rPr>
-        <w:t xml:space="preserve"> )</w:t>
-      </w:r>
-      <w:proofErr w:type="gramEnd"/>
-      <w:r>
-        <w:rPr>
-          <w:rFonts w:ascii="Segoe UI Light" w:hAnsi="Segoe UI Light" w:cs="Segoe UI Light"/>
-        </w:rPr>
-        <w:t>, as our financial adviser for the following policies/accounts:</w:t>
+        <w:t xml:space="preserve"> ), as our financial adviser for the following policies/accounts:</w:t>
       </w:r>
     </w:p>
     <w:p>
@@ -15232,18 +20879,7 @@
         <w:sz w:val="18"/>
         <w:szCs w:val="28"/>
       </w:rPr>
-      <w:t xml:space="preserve">Lifespan Financial Planning Pty </w:t>
-    </w:r>
-    <w:proofErr w:type="gramStart"/>
-    <w:r>
-      <w:rPr>
-        <w:rFonts w:ascii="Segoe UI Light" w:hAnsi="Segoe UI Light" w:cs="Segoe UI Light"/>
-        <w:b/>
-        <w:color w:val="004E99"/>
-        <w:sz w:val="18"/>
-        <w:szCs w:val="28"/>
-      </w:rPr>
-      <w:t>Ltd</w:t>
+      <w:t>Lifespan Financial Planning Pty Ltd</w:t>
     </w:r>
     <w:r>
       <w:rPr>
@@ -15264,7 +20900,6 @@
       </w:rPr>
       <w:t>•</w:t>
     </w:r>
-    <w:proofErr w:type="gramEnd"/>
     <w:r>
       <w:rPr>
         <w:rFonts w:ascii="Segoe UI Light" w:hAnsi="Segoe UI Light" w:cs="Segoe UI Light"/>
@@ -15375,20 +21010,8 @@
         <w:sz w:val="16"/>
         <w:szCs w:val="16"/>
       </w:rPr>
-      <w:t xml:space="preserve">, Level 24, 1 Market Street Sydney 2000 • PO Box Q1917, Queen Victoria Building NSW 1230 • Tel: 02 9252 2000 • Fax: 02 9252 2330 </w:t>
+      <w:t>, Level 24, 1 Market Street Sydney 2000 • PO Box Q1917, Queen Victoria Building NSW 1230 • Tel: 02 9252 2000 • Fax: 02 9252 2330 •  lifespanfp.com.au</w:t>
     </w:r>
-    <w:proofErr w:type="gramStart"/>
-    <w:r>
-      <w:rPr>
-        <w:rFonts w:ascii="Segoe UI Light" w:hAnsi="Segoe UI Light" w:cs="Segoe UI Light"/>
-        <w:color w:val="004E99"/>
-        <w:spacing w:val="-8"/>
-        <w:sz w:val="16"/>
-        <w:szCs w:val="16"/>
-      </w:rPr>
-      <w:t>•  lifespanfp.com.au</w:t>
-    </w:r>
-    <w:proofErr w:type="gramEnd"/>
   </w:p>
 </w:ftr>
 </file>
@@ -15499,14 +21122,14 @@
         <v:path o:extrusionok="f" gradientshapeok="t" o:connecttype="rect"/>
         <o:lock v:ext="edit" aspectratio="t"/>
       </v:shapetype>
-      <v:shape id="Picture 1538407619" o:spid="_x0000_i1025" type="#_x0000_t75" style="width:6pt;height:7.5pt;visibility:visible;mso-wrap-style:square" o:bullet="t" filled="t">
+      <v:shape id="Picture 1538407619" o:spid="_x0000_i1025" type="#_x0000_t75" style="width:6pt;height:7.8pt;visibility:visible;mso-wrap-style:square" o:bullet="t" filled="t">
         <v:imagedata r:id="rId1" o:title=""/>
       </v:shape>
     </w:pict>
   </w:numPicBullet>
   <w:numPicBullet w:numPicBulletId="1">
     <w:pict>
-      <v:shape id="Picture 1936811898" o:spid="_x0000_i1026" type="#_x0000_t75" style="width:6.75pt;height:9pt;visibility:visible;mso-wrap-style:square" o:bullet="t" filled="t">
+      <v:shape id="Picture 1936811898" o:spid="_x0000_i1026" type="#_x0000_t75" style="width:6.6pt;height:9pt;visibility:visible;mso-wrap-style:square" o:bullet="t" filled="t">
         <v:imagedata r:id="rId2" o:title=""/>
       </v:shape>
     </w:pict>
@@ -16900,7 +22523,7 @@
   <w:style w:type="paragraph" w:default="1" w:styleId="Normal">
     <w:name w:val="Normal"/>
     <w:qFormat/>
-    <w:rsid w:val="0028705A"/>
+    <w:rsid w:val="00DF584D"/>
     <w:pPr>
       <w:suppressAutoHyphens/>
       <w:spacing w:line="360" w:lineRule="auto"/>
@@ -17009,7 +22632,6 @@
   <w:style w:type="character" w:default="1" w:styleId="DefaultParagraphFont">
     <w:name w:val="Default Paragraph Font"/>
     <w:uiPriority w:val="1"/>
-    <w:semiHidden/>
     <w:unhideWhenUsed/>
   </w:style>
   <w:style w:type="table" w:default="1" w:styleId="TableNormal">
